--- a/src/server/templates/data-contract.docx
+++ b/src/server/templates/data-contract.docx
@@ -24727,14 +24727,17 @@
       <w:pStyle w:val="header"/>
       <w:bidi w:val="0"/>
       <w:ind w:left="0" w:right="0" w:firstLine="0"/>
-      <w:jc w:val="right"/>
+      <w:jc w:val="left"/>
       <w:rPr>
         <w:rtl w:val="0"/>
       </w:rPr>
     </w:pPr>
     <w:r>
-      <w:tab/>
-      <w:tab/>
+      <w:rPr>
+        <w:rStyle w:val="Aucun"/>
+        <w:rtl w:val="0"/>
+      </w:rPr>
+      <w:t xml:space="preserve">Version {version}</w:t>
     </w:r>
   </w:p>
 </w:hdr>

--- a/src/server/templates/data-contract.docx
+++ b/src/server/templates/data-contract.docx
@@ -22,7 +22,7 @@
       </w:pPr>
       <w:r>
         <w:rPr>
-          <w:rStyle w:val="Aucun A"/>
+          <w:rStyle w:val="Aucun B"/>
           <w:rtl w:val="0"/>
           <w:lang w:val="fr-FR"/>
         </w:rPr>
@@ -30,7 +30,7 @@
       </w:r>
       <w:r>
         <w:rPr>
-          <w:rStyle w:val="Aucun A"/>
+          <w:rStyle w:val="Aucun B"/>
           <w:rtl w:val="0"/>
           <w:lang w:val="fr-FR"/>
         </w:rPr>
@@ -38,7 +38,7 @@
       </w:r>
       <w:r>
         <w:rPr>
-          <w:rStyle w:val="Aucun A"/>
+          <w:rStyle w:val="Aucun B"/>
           <w:rtl w:val="0"/>
           <w:lang w:val="fr-FR"/>
         </w:rPr>
@@ -46,7 +46,7 @@
       </w:r>
       <w:r>
         <w:rPr>
-          <w:rStyle w:val="Aucun A"/>
+          <w:rStyle w:val="Aucun B"/>
           <w:rtl w:val="0"/>
           <w:lang w:val="fr-FR"/>
         </w:rPr>
@@ -54,7 +54,7 @@
       </w:r>
       <w:r>
         <w:rPr>
-          <w:rStyle w:val="Aucun A"/>
+          <w:rStyle w:val="Aucun B"/>
           <w:rtl w:val="0"/>
           <w:lang w:val="fr-FR"/>
         </w:rPr>
@@ -62,7 +62,7 @@
       </w:r>
       <w:r>
         <w:rPr>
-          <w:rStyle w:val="Aucun A"/>
+          <w:rStyle w:val="Aucun B"/>
           <w:rtl w:val="0"/>
           <w:lang w:val="fr-FR"/>
         </w:rPr>
@@ -70,7 +70,7 @@
       </w:r>
       <w:r>
         <w:rPr>
-          <w:rStyle w:val="Aucun A"/>
+          <w:rStyle w:val="Aucun B"/>
           <w:rtl w:val="0"/>
           <w:lang w:val="fr-FR"/>
         </w:rPr>
@@ -78,7 +78,7 @@
       </w:r>
       <w:r>
         <w:rPr>
-          <w:rStyle w:val="Aucun A"/>
+          <w:rStyle w:val="Aucun B"/>
           <w:rtl w:val="0"/>
           <w:lang w:val="fr-FR"/>
         </w:rPr>
@@ -86,7 +86,7 @@
       </w:r>
       <w:r>
         <w:rPr>
-          <w:rStyle w:val="Aucun A"/>
+          <w:rStyle w:val="Aucun B"/>
           <w:rtl w:val="0"/>
           <w:lang w:val="fr-FR"/>
         </w:rPr>
@@ -94,13 +94,13 @@
       </w:r>
       <w:r>
         <w:rPr>
-          <w:rStyle w:val="Aucun A"/>
+          <w:rStyle w:val="Aucun B"/>
         </w:rPr>
         <w:br w:type="textWrapping"/>
       </w:r>
       <w:r>
         <w:rPr>
-          <w:rStyle w:val="Aucun A"/>
+          <w:rStyle w:val="Aucun B"/>
           <w:rtl w:val="0"/>
           <w:lang w:val="fr-FR"/>
         </w:rPr>
@@ -125,7 +125,7 @@
         <w:spacing w:line="276" w:lineRule="auto"/>
         <w:jc w:val="center"/>
         <w:rPr>
-          <w:rStyle w:val="Aucun A"/>
+          <w:rStyle w:val="Aucun B"/>
         </w:rPr>
       </w:pPr>
       <w:r>
@@ -271,14 +271,14 @@
       </w:r>
       <w:r>
         <w:rPr>
-          <w:rStyle w:val="Aucun"/>
+          <w:rStyle w:val="Aucun A"/>
           <w:lang w:val="fr-FR"/>
         </w:rPr>
         <w:br w:type="textWrapping"/>
       </w:r>
       <w:r>
         <w:rPr>
-          <w:rStyle w:val="Aucun"/>
+          <w:rStyle w:val="Aucun A"/>
           <w:rtl w:val="0"/>
           <w:lang w:val="fr-FR"/>
         </w:rPr>
@@ -342,12 +342,12 @@
         <w:pStyle w:val="Corps A"/>
         <w:spacing w:line="276" w:lineRule="auto"/>
         <w:rPr>
-          <w:rStyle w:val="Aucun A"/>
+          <w:rStyle w:val="Aucun B"/>
         </w:rPr>
       </w:pPr>
       <w:r>
         <w:rPr>
-          <w:rStyle w:val="Aucun A"/>
+          <w:rStyle w:val="Aucun B"/>
           <w:rtl w:val="0"/>
           <w:lang w:val="fr-FR"/>
         </w:rPr>
@@ -370,7 +370,7 @@
         <w:pStyle w:val="Corps A"/>
         <w:spacing w:line="276" w:lineRule="auto"/>
         <w:rPr>
-          <w:rStyle w:val="Aucun A"/>
+          <w:rStyle w:val="Aucun B"/>
         </w:rPr>
       </w:pPr>
       <w:r>
@@ -433,7 +433,7 @@
       </w:r>
       <w:r>
         <w:rPr>
-          <w:rStyle w:val="Aucun"/>
+          <w:rStyle w:val="Aucun A"/>
           <w:rtl w:val="0"/>
           <w:lang w:val="fr-FR"/>
         </w:rPr>
@@ -441,7 +441,7 @@
       </w:r>
       <w:r>
         <w:rPr>
-          <w:rStyle w:val="Aucun"/>
+          <w:rStyle w:val="Aucun A"/>
           <w:rtl w:val="0"/>
           <w:lang w:val="fr-FR"/>
         </w:rPr>
@@ -449,7 +449,7 @@
       </w:r>
       <w:r>
         <w:rPr>
-          <w:rStyle w:val="Aucun"/>
+          <w:rStyle w:val="Aucun A"/>
           <w:rtl w:val="0"/>
           <w:lang w:val="fr-FR"/>
         </w:rPr>
@@ -473,7 +473,7 @@
       </w:r>
       <w:r>
         <w:rPr>
-          <w:rStyle w:val="Aucun"/>
+          <w:rStyle w:val="Aucun A"/>
           <w:rtl w:val="0"/>
           <w:lang w:val="fr-FR"/>
         </w:rPr>
@@ -481,7 +481,7 @@
       </w:r>
       <w:r>
         <w:rPr>
-          <w:rStyle w:val="Aucun"/>
+          <w:rStyle w:val="Aucun A"/>
           <w:rtl w:val="0"/>
           <w:lang w:val="fr-FR"/>
         </w:rPr>
@@ -489,7 +489,7 @@
       </w:r>
       <w:r>
         <w:rPr>
-          <w:rStyle w:val="Aucun"/>
+          <w:rStyle w:val="Aucun A"/>
           <w:rtl w:val="0"/>
           <w:lang w:val="fr-FR"/>
         </w:rPr>
@@ -497,7 +497,7 @@
       </w:r>
       <w:r>
         <w:rPr>
-          <w:rStyle w:val="Aucun"/>
+          <w:rStyle w:val="Aucun A"/>
           <w:rtl w:val="0"/>
           <w:lang w:val="fr-FR"/>
         </w:rPr>
@@ -505,7 +505,7 @@
       </w:r>
       <w:r>
         <w:rPr>
-          <w:rStyle w:val="Aucun"/>
+          <w:rStyle w:val="Aucun A"/>
           <w:rtl w:val="0"/>
           <w:lang w:val="fr-FR"/>
         </w:rPr>
@@ -521,7 +521,7 @@
       </w:r>
       <w:r>
         <w:rPr>
-          <w:rStyle w:val="Aucun"/>
+          <w:rStyle w:val="Aucun A"/>
           <w:rtl w:val="0"/>
           <w:lang w:val="fr-FR"/>
         </w:rPr>
@@ -529,7 +529,7 @@
       </w:r>
       <w:r>
         <w:rPr>
-          <w:rStyle w:val="Aucun"/>
+          <w:rStyle w:val="Aucun A"/>
           <w:rtl w:val="0"/>
           <w:lang w:val="fr-FR"/>
         </w:rPr>
@@ -545,7 +545,7 @@
       </w:r>
       <w:r>
         <w:rPr>
-          <w:rStyle w:val="Aucun"/>
+          <w:rStyle w:val="Aucun A"/>
           <w:rtl w:val="0"/>
           <w:lang w:val="fr-FR"/>
         </w:rPr>
@@ -553,7 +553,7 @@
       </w:r>
       <w:r>
         <w:rPr>
-          <w:rStyle w:val="Aucun"/>
+          <w:rStyle w:val="Aucun A"/>
           <w:rtl w:val="0"/>
           <w:lang w:val="fr-FR"/>
         </w:rPr>
@@ -561,7 +561,7 @@
       </w:r>
       <w:r>
         <w:rPr>
-          <w:rStyle w:val="Aucun"/>
+          <w:rStyle w:val="Aucun A"/>
           <w:rtl w:val="0"/>
           <w:lang w:val="fr-FR"/>
         </w:rPr>
@@ -569,7 +569,7 @@
       </w:r>
       <w:r>
         <w:rPr>
-          <w:rStyle w:val="Aucun"/>
+          <w:rStyle w:val="Aucun A"/>
           <w:rtl w:val="0"/>
           <w:lang w:val="fr-FR"/>
         </w:rPr>
@@ -577,7 +577,7 @@
       </w:r>
       <w:r>
         <w:rPr>
-          <w:rStyle w:val="Aucun"/>
+          <w:rStyle w:val="Aucun A"/>
           <w:rtl w:val="0"/>
           <w:lang w:val="fr-FR"/>
         </w:rPr>
@@ -585,7 +585,7 @@
       </w:r>
       <w:r>
         <w:rPr>
-          <w:rStyle w:val="Aucun"/>
+          <w:rStyle w:val="Aucun A"/>
           <w:rtl w:val="0"/>
           <w:lang w:val="fr-FR"/>
         </w:rPr>
@@ -593,7 +593,7 @@
       </w:r>
       <w:r>
         <w:rPr>
-          <w:rStyle w:val="Aucun"/>
+          <w:rStyle w:val="Aucun A"/>
           <w:rtl w:val="0"/>
           <w:lang w:val="fr-FR"/>
         </w:rPr>
@@ -601,7 +601,7 @@
       </w:r>
       <w:r>
         <w:rPr>
-          <w:rStyle w:val="Aucun"/>
+          <w:rStyle w:val="Aucun A"/>
           <w:rtl w:val="0"/>
           <w:lang w:val="fr-FR"/>
         </w:rPr>
@@ -617,7 +617,7 @@
       </w:r>
       <w:r>
         <w:rPr>
-          <w:rStyle w:val="Aucun"/>
+          <w:rStyle w:val="Aucun A"/>
           <w:rtl w:val="0"/>
           <w:lang w:val="fr-FR"/>
         </w:rPr>
@@ -625,7 +625,7 @@
       </w:r>
       <w:r>
         <w:rPr>
-          <w:rStyle w:val="Aucun"/>
+          <w:rStyle w:val="Aucun A"/>
           <w:rtl w:val="0"/>
           <w:lang w:val="fr-FR"/>
         </w:rPr>
@@ -641,7 +641,7 @@
       </w:r>
       <w:r>
         <w:rPr>
-          <w:rStyle w:val="Aucun"/>
+          <w:rStyle w:val="Aucun A"/>
           <w:rtl w:val="0"/>
           <w:lang w:val="fr-FR"/>
         </w:rPr>
@@ -649,7 +649,7 @@
       </w:r>
       <w:r>
         <w:rPr>
-          <w:rStyle w:val="Aucun"/>
+          <w:rStyle w:val="Aucun A"/>
           <w:rtl w:val="0"/>
           <w:lang w:val="fr-FR"/>
         </w:rPr>
@@ -661,7 +661,7 @@
         <w:pStyle w:val="Corps A"/>
         <w:spacing w:line="276" w:lineRule="auto"/>
         <w:rPr>
-          <w:rStyle w:val="Aucun A"/>
+          <w:rStyle w:val="Aucun B"/>
         </w:rPr>
       </w:pPr>
     </w:p>
@@ -670,12 +670,12 @@
         <w:pStyle w:val="Corps A"/>
         <w:spacing w:line="276" w:lineRule="auto"/>
         <w:rPr>
-          <w:rStyle w:val="Aucun A"/>
+          <w:rStyle w:val="Aucun B"/>
         </w:rPr>
       </w:pPr>
       <w:r>
         <w:rPr>
-          <w:rStyle w:val="Aucun A"/>
+          <w:rStyle w:val="Aucun B"/>
           <w:rtl w:val="0"/>
           <w:lang w:val="fr-FR"/>
         </w:rPr>
@@ -687,7 +687,7 @@
         <w:pStyle w:val="Corps A"/>
         <w:spacing w:line="276" w:lineRule="auto"/>
         <w:rPr>
-          <w:rStyle w:val="Aucun A"/>
+          <w:rStyle w:val="Aucun B"/>
         </w:rPr>
       </w:pPr>
     </w:p>
@@ -695,9 +695,6 @@
       <w:pPr>
         <w:pStyle w:val="Corps A"/>
         <w:spacing w:line="276" w:lineRule="auto"/>
-        <w:rPr>
-          <w:rStyle w:val="Aucun A"/>
-        </w:rPr>
       </w:pPr>
       <w:r>
         <w:rPr>
@@ -705,7 +702,22 @@
           <w:rtl w:val="0"/>
           <w:lang w:val="en-US"/>
         </w:rPr>
-        <w:t>{ministry}, repr</w:t>
+        <w:t>{</w:t>
+      </w:r>
+      <w:r>
+        <w:rPr>
+          <w:rtl w:val="0"/>
+          <w:lang w:val="en-US"/>
+        </w:rPr>
+        <w:t>department</w:t>
+      </w:r>
+      <w:r>
+        <w:rPr>
+          <w:rStyle w:val="Aucun"/>
+          <w:rtl w:val="0"/>
+          <w:lang w:val="en-US"/>
+        </w:rPr>
+        <w:t>}, repr</w:t>
       </w:r>
       <w:r>
         <w:rPr>
@@ -849,7 +861,7 @@
         <w:pStyle w:val="Corps A"/>
         <w:spacing w:line="276" w:lineRule="auto"/>
         <w:rPr>
-          <w:rStyle w:val="Aucun A"/>
+          <w:rStyle w:val="Aucun B"/>
         </w:rPr>
       </w:pPr>
     </w:p>
@@ -879,7 +891,7 @@
       </w:r>
       <w:r>
         <w:rPr>
-          <w:rStyle w:val="Aucun"/>
+          <w:rStyle w:val="Aucun A"/>
           <w:rtl w:val="0"/>
           <w:lang w:val="fr-FR"/>
         </w:rPr>
@@ -887,7 +899,7 @@
       </w:r>
       <w:r>
         <w:rPr>
-          <w:rStyle w:val="Aucun"/>
+          <w:rStyle w:val="Aucun A"/>
           <w:rtl w:val="0"/>
           <w:lang w:val="fr-FR"/>
         </w:rPr>
@@ -895,7 +907,7 @@
       </w:r>
       <w:r>
         <w:rPr>
-          <w:rStyle w:val="Aucun"/>
+          <w:rStyle w:val="Aucun A"/>
           <w:rtl w:val="0"/>
           <w:lang w:val="fr-FR"/>
         </w:rPr>
@@ -903,7 +915,7 @@
       </w:r>
       <w:r>
         <w:rPr>
-          <w:rStyle w:val="Aucun"/>
+          <w:rStyle w:val="Aucun A"/>
           <w:rtl w:val="0"/>
           <w:lang w:val="fr-FR"/>
         </w:rPr>
@@ -911,7 +923,7 @@
       </w:r>
       <w:r>
         <w:rPr>
-          <w:rStyle w:val="Aucun"/>
+          <w:rStyle w:val="Aucun A"/>
           <w:rtl w:val="0"/>
           <w:lang w:val="fr-FR"/>
         </w:rPr>
@@ -919,7 +931,7 @@
       </w:r>
       <w:r>
         <w:rPr>
-          <w:rStyle w:val="Aucun"/>
+          <w:rStyle w:val="Aucun A"/>
           <w:rtl w:val="0"/>
           <w:lang w:val="fr-FR"/>
         </w:rPr>
@@ -927,7 +939,7 @@
       </w:r>
       <w:r>
         <w:rPr>
-          <w:rStyle w:val="Aucun"/>
+          <w:rStyle w:val="Aucun A"/>
           <w:rtl w:val="0"/>
           <w:lang w:val="fr-FR"/>
         </w:rPr>
@@ -935,7 +947,7 @@
       </w:r>
       <w:r>
         <w:rPr>
-          <w:rStyle w:val="Aucun"/>
+          <w:rStyle w:val="Aucun A"/>
           <w:rtl w:val="0"/>
           <w:lang w:val="fr-FR"/>
         </w:rPr>
@@ -943,7 +955,7 @@
       </w:r>
       <w:r>
         <w:rPr>
-          <w:rStyle w:val="Aucun"/>
+          <w:rStyle w:val="Aucun A"/>
           <w:rtl w:val="0"/>
           <w:lang w:val="fr-FR"/>
         </w:rPr>
@@ -1350,7 +1362,7 @@
         <w:pStyle w:val="Corps A"/>
         <w:spacing w:line="276" w:lineRule="auto"/>
         <w:rPr>
-          <w:rStyle w:val="Aucun A"/>
+          <w:rStyle w:val="Aucun B"/>
         </w:rPr>
       </w:pPr>
       <w:r>
@@ -1423,7 +1435,7 @@
         <w:pStyle w:val="Corps A"/>
         <w:spacing w:line="276" w:lineRule="auto"/>
         <w:rPr>
-          <w:rStyle w:val="Aucun A"/>
+          <w:rStyle w:val="Aucun B"/>
         </w:rPr>
       </w:pPr>
     </w:p>
@@ -1432,12 +1444,12 @@
         <w:pStyle w:val="Corps A"/>
         <w:spacing w:line="276" w:lineRule="auto"/>
         <w:rPr>
-          <w:rStyle w:val="Aucun A"/>
+          <w:rStyle w:val="Aucun B"/>
         </w:rPr>
       </w:pPr>
       <w:r>
         <w:rPr>
-          <w:rStyle w:val="Aucun"/>
+          <w:rStyle w:val="Aucun A"/>
           <w:rtl w:val="0"/>
           <w:lang w:val="fr-FR"/>
         </w:rPr>
@@ -1445,7 +1457,7 @@
       </w:r>
       <w:r>
         <w:rPr>
-          <w:rStyle w:val="Aucun"/>
+          <w:rStyle w:val="Aucun A"/>
           <w:rtl w:val="0"/>
           <w:lang w:val="fr-FR"/>
         </w:rPr>
@@ -1477,7 +1489,7 @@
       </w:r>
       <w:r>
         <w:rPr>
-          <w:rStyle w:val="Aucun"/>
+          <w:rStyle w:val="Aucun A"/>
           <w:rtl w:val="0"/>
           <w:lang w:val="fr-FR"/>
         </w:rPr>
@@ -1493,7 +1505,7 @@
       </w:r>
       <w:r>
         <w:rPr>
-          <w:rStyle w:val="Aucun"/>
+          <w:rStyle w:val="Aucun A"/>
           <w:rtl w:val="0"/>
           <w:lang w:val="fr-FR"/>
         </w:rPr>
@@ -1501,7 +1513,7 @@
       </w:r>
       <w:r>
         <w:rPr>
-          <w:rStyle w:val="Aucun"/>
+          <w:rStyle w:val="Aucun A"/>
           <w:rtl w:val="0"/>
           <w:lang w:val="fr-FR"/>
         </w:rPr>
@@ -1509,7 +1521,7 @@
       </w:r>
       <w:r>
         <w:rPr>
-          <w:rStyle w:val="Aucun"/>
+          <w:rStyle w:val="Aucun A"/>
           <w:rtl w:val="0"/>
           <w:lang w:val="fr-FR"/>
         </w:rPr>
@@ -1517,7 +1529,7 @@
       </w:r>
       <w:r>
         <w:rPr>
-          <w:rStyle w:val="Aucun"/>
+          <w:rStyle w:val="Aucun A"/>
           <w:rtl w:val="0"/>
           <w:lang w:val="fr-FR"/>
         </w:rPr>
@@ -1525,7 +1537,7 @@
       </w:r>
       <w:r>
         <w:rPr>
-          <w:rStyle w:val="Aucun"/>
+          <w:rStyle w:val="Aucun A"/>
           <w:rtl w:val="0"/>
           <w:lang w:val="fr-FR"/>
         </w:rPr>
@@ -1533,7 +1545,7 @@
       </w:r>
       <w:r>
         <w:rPr>
-          <w:rStyle w:val="Aucun"/>
+          <w:rStyle w:val="Aucun A"/>
           <w:rtl w:val="0"/>
           <w:lang w:val="fr-FR"/>
         </w:rPr>
@@ -1541,7 +1553,7 @@
       </w:r>
       <w:r>
         <w:rPr>
-          <w:rStyle w:val="Aucun"/>
+          <w:rStyle w:val="Aucun A"/>
           <w:rtl w:val="0"/>
           <w:lang w:val="fr-FR"/>
         </w:rPr>
@@ -1549,7 +1561,7 @@
       </w:r>
       <w:r>
         <w:rPr>
-          <w:rStyle w:val="Aucun"/>
+          <w:rStyle w:val="Aucun A"/>
           <w:rtl w:val="0"/>
           <w:lang w:val="fr-FR"/>
         </w:rPr>
@@ -1557,7 +1569,7 @@
       </w:r>
       <w:r>
         <w:rPr>
-          <w:rStyle w:val="Aucun"/>
+          <w:rStyle w:val="Aucun A"/>
           <w:rtl w:val="0"/>
           <w:lang w:val="fr-FR"/>
         </w:rPr>
@@ -1565,7 +1577,7 @@
       </w:r>
       <w:r>
         <w:rPr>
-          <w:rStyle w:val="Aucun"/>
+          <w:rStyle w:val="Aucun A"/>
           <w:rtl w:val="0"/>
           <w:lang w:val="fr-FR"/>
         </w:rPr>
@@ -1581,7 +1593,7 @@
       </w:r>
       <w:r>
         <w:rPr>
-          <w:rStyle w:val="Aucun"/>
+          <w:rStyle w:val="Aucun A"/>
           <w:rtl w:val="0"/>
           <w:lang w:val="fr-FR"/>
         </w:rPr>
@@ -1589,7 +1601,7 @@
       </w:r>
       <w:r>
         <w:rPr>
-          <w:rStyle w:val="Aucun"/>
+          <w:rStyle w:val="Aucun A"/>
           <w:rtl w:val="0"/>
           <w:lang w:val="fr-FR"/>
         </w:rPr>
@@ -1597,7 +1609,7 @@
       </w:r>
       <w:r>
         <w:rPr>
-          <w:rStyle w:val="Aucun"/>
+          <w:rStyle w:val="Aucun A"/>
           <w:rtl w:val="0"/>
           <w:lang w:val="fr-FR"/>
         </w:rPr>
@@ -1609,12 +1621,12 @@
         <w:pStyle w:val="Corps A"/>
         <w:spacing w:line="276" w:lineRule="auto"/>
         <w:rPr>
-          <w:rStyle w:val="Aucun A"/>
+          <w:rStyle w:val="Aucun B"/>
         </w:rPr>
       </w:pPr>
       <w:r>
         <w:rPr>
-          <w:rStyle w:val="Aucun"/>
+          <w:rStyle w:val="Aucun A"/>
           <w:rtl w:val="0"/>
           <w:lang w:val="fr-FR"/>
         </w:rPr>
@@ -1622,7 +1634,7 @@
       </w:r>
       <w:r>
         <w:rPr>
-          <w:rStyle w:val="Aucun"/>
+          <w:rStyle w:val="Aucun A"/>
           <w:rtl w:val="0"/>
           <w:lang w:val="fr-FR"/>
         </w:rPr>
@@ -1630,7 +1642,7 @@
       </w:r>
       <w:r>
         <w:rPr>
-          <w:rStyle w:val="Aucun"/>
+          <w:rStyle w:val="Aucun A"/>
           <w:rtl w:val="0"/>
           <w:lang w:val="fr-FR"/>
         </w:rPr>
@@ -1665,7 +1677,7 @@
       </w:r>
       <w:r>
         <w:rPr>
-          <w:rStyle w:val="Aucun"/>
+          <w:rStyle w:val="Aucun A"/>
           <w:rtl w:val="0"/>
           <w:lang w:val="fr-FR"/>
         </w:rPr>
@@ -1673,7 +1685,7 @@
       </w:r>
       <w:r>
         <w:rPr>
-          <w:rStyle w:val="Aucun"/>
+          <w:rStyle w:val="Aucun A"/>
           <w:rtl w:val="0"/>
           <w:lang w:val="fr-FR"/>
         </w:rPr>
@@ -1681,7 +1693,7 @@
       </w:r>
       <w:r>
         <w:rPr>
-          <w:rStyle w:val="Aucun"/>
+          <w:rStyle w:val="Aucun A"/>
           <w:rtl w:val="0"/>
           <w:lang w:val="fr-FR"/>
         </w:rPr>
@@ -1689,7 +1701,7 @@
       </w:r>
       <w:r>
         <w:rPr>
-          <w:rStyle w:val="Aucun"/>
+          <w:rStyle w:val="Aucun A"/>
           <w:rtl w:val="0"/>
           <w:lang w:val="fr-FR"/>
         </w:rPr>
@@ -1697,7 +1709,7 @@
       </w:r>
       <w:r>
         <w:rPr>
-          <w:rStyle w:val="Aucun"/>
+          <w:rStyle w:val="Aucun A"/>
           <w:rtl w:val="0"/>
           <w:lang w:val="fr-FR"/>
         </w:rPr>
@@ -1713,7 +1725,7 @@
       </w:r>
       <w:r>
         <w:rPr>
-          <w:rStyle w:val="Aucun"/>
+          <w:rStyle w:val="Aucun A"/>
           <w:rtl w:val="0"/>
           <w:lang w:val="fr-FR"/>
         </w:rPr>
@@ -1721,7 +1733,7 @@
       </w:r>
       <w:r>
         <w:rPr>
-          <w:rStyle w:val="Aucun"/>
+          <w:rStyle w:val="Aucun A"/>
           <w:rtl w:val="0"/>
           <w:lang w:val="fr-FR"/>
         </w:rPr>
@@ -1737,7 +1749,7 @@
       </w:r>
       <w:r>
         <w:rPr>
-          <w:rStyle w:val="Aucun"/>
+          <w:rStyle w:val="Aucun A"/>
           <w:rtl w:val="0"/>
           <w:lang w:val="fr-FR"/>
         </w:rPr>
@@ -1745,7 +1757,7 @@
       </w:r>
       <w:r>
         <w:rPr>
-          <w:rStyle w:val="Aucun"/>
+          <w:rStyle w:val="Aucun A"/>
           <w:rtl w:val="0"/>
           <w:lang w:val="fr-FR"/>
         </w:rPr>
@@ -1753,7 +1765,7 @@
       </w:r>
       <w:r>
         <w:rPr>
-          <w:rStyle w:val="Aucun"/>
+          <w:rStyle w:val="Aucun A"/>
           <w:rtl w:val="0"/>
           <w:lang w:val="fr-FR"/>
         </w:rPr>
@@ -1761,7 +1773,7 @@
       </w:r>
       <w:r>
         <w:rPr>
-          <w:rStyle w:val="Aucun"/>
+          <w:rStyle w:val="Aucun A"/>
           <w:rtl w:val="0"/>
           <w:lang w:val="fr-FR"/>
         </w:rPr>
@@ -1769,7 +1781,7 @@
       </w:r>
       <w:r>
         <w:rPr>
-          <w:rStyle w:val="Aucun"/>
+          <w:rStyle w:val="Aucun A"/>
           <w:rtl w:val="0"/>
           <w:lang w:val="fr-FR"/>
         </w:rPr>
@@ -1777,7 +1789,7 @@
       </w:r>
       <w:r>
         <w:rPr>
-          <w:rStyle w:val="Aucun"/>
+          <w:rStyle w:val="Aucun A"/>
           <w:rtl w:val="0"/>
           <w:lang w:val="fr-FR"/>
         </w:rPr>
@@ -1789,7 +1801,7 @@
         <w:pStyle w:val="Corps A"/>
         <w:spacing w:line="276" w:lineRule="auto"/>
         <w:rPr>
-          <w:rStyle w:val="Aucun A"/>
+          <w:rStyle w:val="Aucun B"/>
         </w:rPr>
       </w:pPr>
       <w:r>
@@ -2311,7 +2323,7 @@
         <w:pStyle w:val="Corps A"/>
         <w:spacing w:line="276" w:lineRule="auto"/>
         <w:rPr>
-          <w:rStyle w:val="Aucun A"/>
+          <w:rStyle w:val="Aucun B"/>
         </w:rPr>
       </w:pPr>
       <w:r>
@@ -2324,7 +2336,7 @@
       </w:r>
       <w:r>
         <w:rPr>
-          <w:rStyle w:val="Aucun"/>
+          <w:rStyle w:val="Aucun A"/>
           <w:rtl w:val="0"/>
           <w:lang w:val="fr-FR"/>
         </w:rPr>
@@ -2340,7 +2352,7 @@
       </w:r>
       <w:r>
         <w:rPr>
-          <w:rStyle w:val="Aucun"/>
+          <w:rStyle w:val="Aucun A"/>
           <w:rtl w:val="0"/>
           <w:lang w:val="fr-FR"/>
         </w:rPr>
@@ -2348,7 +2360,7 @@
       </w:r>
       <w:r>
         <w:rPr>
-          <w:rStyle w:val="Aucun"/>
+          <w:rStyle w:val="Aucun A"/>
           <w:rtl w:val="0"/>
           <w:lang w:val="fr-FR"/>
         </w:rPr>
@@ -2356,7 +2368,7 @@
       </w:r>
       <w:r>
         <w:rPr>
-          <w:rStyle w:val="Aucun"/>
+          <w:rStyle w:val="Aucun A"/>
           <w:rtl w:val="0"/>
           <w:lang w:val="fr-FR"/>
         </w:rPr>
@@ -2364,7 +2376,7 @@
       </w:r>
       <w:r>
         <w:rPr>
-          <w:rStyle w:val="Aucun"/>
+          <w:rStyle w:val="Aucun A"/>
           <w:rtl w:val="0"/>
           <w:lang w:val="fr-FR"/>
         </w:rPr>
@@ -2376,7 +2388,7 @@
         <w:pStyle w:val="Corps A"/>
         <w:spacing w:line="276" w:lineRule="auto"/>
         <w:rPr>
-          <w:rStyle w:val="Aucun A"/>
+          <w:rStyle w:val="Aucun B"/>
         </w:rPr>
       </w:pPr>
     </w:p>
@@ -2437,7 +2449,7 @@
         <w:pStyle w:val="Corps A"/>
         <w:spacing w:line="276" w:lineRule="auto"/>
         <w:rPr>
-          <w:rStyle w:val="Aucun A"/>
+          <w:rStyle w:val="Aucun B"/>
         </w:rPr>
       </w:pPr>
     </w:p>
@@ -2446,7 +2458,7 @@
         <w:pStyle w:val="Corps A"/>
         <w:spacing w:line="276" w:lineRule="auto"/>
         <w:rPr>
-          <w:rStyle w:val="Aucun A"/>
+          <w:rStyle w:val="Aucun B"/>
         </w:rPr>
       </w:pPr>
       <w:r>
@@ -2459,7 +2471,7 @@
       </w:r>
       <w:r>
         <w:rPr>
-          <w:rStyle w:val="Aucun"/>
+          <w:rStyle w:val="Aucun A"/>
           <w:rtl w:val="0"/>
           <w:lang w:val="fr-FR"/>
         </w:rPr>
@@ -2467,7 +2479,7 @@
       </w:r>
       <w:r>
         <w:rPr>
-          <w:rStyle w:val="Aucun"/>
+          <w:rStyle w:val="Aucun A"/>
           <w:rtl w:val="0"/>
           <w:lang w:val="fr-FR"/>
         </w:rPr>
@@ -2475,7 +2487,7 @@
       </w:r>
       <w:r>
         <w:rPr>
-          <w:rStyle w:val="Aucun"/>
+          <w:rStyle w:val="Aucun A"/>
           <w:rtl w:val="0"/>
           <w:lang w:val="fr-FR"/>
         </w:rPr>
@@ -2483,7 +2495,7 @@
       </w:r>
       <w:r>
         <w:rPr>
-          <w:rStyle w:val="Aucun"/>
+          <w:rStyle w:val="Aucun A"/>
           <w:rtl w:val="0"/>
           <w:lang w:val="fr-FR"/>
         </w:rPr>
@@ -2491,7 +2503,7 @@
       </w:r>
       <w:r>
         <w:rPr>
-          <w:rStyle w:val="Aucun"/>
+          <w:rStyle w:val="Aucun A"/>
           <w:rtl w:val="0"/>
           <w:lang w:val="fr-FR"/>
         </w:rPr>
@@ -2499,7 +2511,7 @@
       </w:r>
       <w:r>
         <w:rPr>
-          <w:rStyle w:val="Aucun"/>
+          <w:rStyle w:val="Aucun A"/>
           <w:rtl w:val="0"/>
           <w:lang w:val="fr-FR"/>
         </w:rPr>
@@ -2507,7 +2519,7 @@
       </w:r>
       <w:r>
         <w:rPr>
-          <w:rStyle w:val="Aucun"/>
+          <w:rStyle w:val="Aucun A"/>
           <w:rtl w:val="0"/>
           <w:lang w:val="fr-FR"/>
         </w:rPr>
@@ -2515,7 +2527,7 @@
       </w:r>
       <w:r>
         <w:rPr>
-          <w:rStyle w:val="Aucun"/>
+          <w:rStyle w:val="Aucun A"/>
           <w:rtl w:val="0"/>
           <w:lang w:val="fr-FR"/>
         </w:rPr>
@@ -2523,7 +2535,7 @@
       </w:r>
       <w:r>
         <w:rPr>
-          <w:rStyle w:val="Aucun"/>
+          <w:rStyle w:val="Aucun A"/>
           <w:rtl w:val="0"/>
           <w:lang w:val="fr-FR"/>
         </w:rPr>
@@ -2531,7 +2543,7 @@
       </w:r>
       <w:r>
         <w:rPr>
-          <w:rStyle w:val="Aucun"/>
+          <w:rStyle w:val="Aucun A"/>
           <w:rtl w:val="0"/>
           <w:lang w:val="fr-FR"/>
         </w:rPr>
@@ -2539,7 +2551,7 @@
       </w:r>
       <w:r>
         <w:rPr>
-          <w:rStyle w:val="Aucun"/>
+          <w:rStyle w:val="Aucun A"/>
           <w:rtl w:val="0"/>
           <w:lang w:val="fr-FR"/>
         </w:rPr>
@@ -2547,7 +2559,7 @@
       </w:r>
       <w:r>
         <w:rPr>
-          <w:rStyle w:val="Aucun"/>
+          <w:rStyle w:val="Aucun A"/>
           <w:rtl w:val="0"/>
           <w:lang w:val="fr-FR"/>
         </w:rPr>
@@ -2555,7 +2567,7 @@
       </w:r>
       <w:r>
         <w:rPr>
-          <w:rStyle w:val="Aucun"/>
+          <w:rStyle w:val="Aucun A"/>
           <w:rtl w:val="0"/>
           <w:lang w:val="fr-FR"/>
         </w:rPr>
@@ -2563,7 +2575,7 @@
       </w:r>
       <w:r>
         <w:rPr>
-          <w:rStyle w:val="Aucun"/>
+          <w:rStyle w:val="Aucun A"/>
           <w:rtl w:val="0"/>
           <w:lang w:val="fr-FR"/>
         </w:rPr>
@@ -2571,7 +2583,7 @@
       </w:r>
       <w:r>
         <w:rPr>
-          <w:rStyle w:val="Aucun"/>
+          <w:rStyle w:val="Aucun A"/>
           <w:rtl w:val="0"/>
           <w:lang w:val="fr-FR"/>
         </w:rPr>
@@ -2579,7 +2591,7 @@
       </w:r>
       <w:r>
         <w:rPr>
-          <w:rStyle w:val="Aucun"/>
+          <w:rStyle w:val="Aucun A"/>
           <w:rtl w:val="0"/>
           <w:lang w:val="fr-FR"/>
         </w:rPr>
@@ -2587,7 +2599,7 @@
       </w:r>
       <w:r>
         <w:rPr>
-          <w:rStyle w:val="Aucun"/>
+          <w:rStyle w:val="Aucun A"/>
           <w:rtl w:val="0"/>
           <w:lang w:val="fr-FR"/>
         </w:rPr>
@@ -2595,7 +2607,7 @@
       </w:r>
       <w:r>
         <w:rPr>
-          <w:rStyle w:val="Aucun"/>
+          <w:rStyle w:val="Aucun A"/>
           <w:rtl w:val="0"/>
           <w:lang w:val="fr-FR"/>
         </w:rPr>
@@ -2603,7 +2615,7 @@
       </w:r>
       <w:r>
         <w:rPr>
-          <w:rStyle w:val="Aucun"/>
+          <w:rStyle w:val="Aucun A"/>
           <w:rtl w:val="0"/>
           <w:lang w:val="fr-FR"/>
         </w:rPr>
@@ -2611,7 +2623,7 @@
       </w:r>
       <w:r>
         <w:rPr>
-          <w:rStyle w:val="Aucun"/>
+          <w:rStyle w:val="Aucun A"/>
           <w:rtl w:val="0"/>
           <w:lang w:val="fr-FR"/>
         </w:rPr>
@@ -2619,7 +2631,7 @@
       </w:r>
       <w:r>
         <w:rPr>
-          <w:rStyle w:val="Aucun"/>
+          <w:rStyle w:val="Aucun A"/>
           <w:rtl w:val="0"/>
           <w:lang w:val="fr-FR"/>
         </w:rPr>
@@ -2627,7 +2639,7 @@
       </w:r>
       <w:r>
         <w:rPr>
-          <w:rStyle w:val="Aucun"/>
+          <w:rStyle w:val="Aucun A"/>
           <w:rtl w:val="0"/>
           <w:lang w:val="fr-FR"/>
         </w:rPr>
@@ -2635,7 +2647,7 @@
       </w:r>
       <w:r>
         <w:rPr>
-          <w:rStyle w:val="Aucun"/>
+          <w:rStyle w:val="Aucun A"/>
           <w:rtl w:val="0"/>
           <w:lang w:val="fr-FR"/>
         </w:rPr>
@@ -2643,7 +2655,7 @@
       </w:r>
       <w:r>
         <w:rPr>
-          <w:rStyle w:val="Aucun"/>
+          <w:rStyle w:val="Aucun A"/>
           <w:rtl w:val="0"/>
           <w:lang w:val="fr-FR"/>
         </w:rPr>
@@ -2651,7 +2663,7 @@
       </w:r>
       <w:r>
         <w:rPr>
-          <w:rStyle w:val="Aucun"/>
+          <w:rStyle w:val="Aucun A"/>
           <w:rtl w:val="0"/>
           <w:lang w:val="fr-FR"/>
         </w:rPr>
@@ -2659,7 +2671,7 @@
       </w:r>
       <w:r>
         <w:rPr>
-          <w:rStyle w:val="Aucun"/>
+          <w:rStyle w:val="Aucun A"/>
           <w:rtl w:val="0"/>
           <w:lang w:val="fr-FR"/>
         </w:rPr>
@@ -2671,7 +2683,7 @@
         <w:pStyle w:val="Corps A"/>
         <w:spacing w:line="276" w:lineRule="auto"/>
         <w:rPr>
-          <w:rStyle w:val="Aucun A"/>
+          <w:rStyle w:val="Aucun B"/>
         </w:rPr>
       </w:pPr>
     </w:p>
@@ -2680,12 +2692,12 @@
         <w:pStyle w:val="Corps A"/>
         <w:spacing w:line="276" w:lineRule="auto"/>
         <w:rPr>
-          <w:rStyle w:val="Aucun A"/>
+          <w:rStyle w:val="Aucun B"/>
         </w:rPr>
       </w:pPr>
       <w:r>
         <w:rPr>
-          <w:rStyle w:val="Aucun"/>
+          <w:rStyle w:val="Aucun A"/>
           <w:rtl w:val="0"/>
           <w:lang w:val="fr-FR"/>
         </w:rPr>
@@ -2701,7 +2713,7 @@
       </w:r>
       <w:r>
         <w:rPr>
-          <w:rStyle w:val="Aucun"/>
+          <w:rStyle w:val="Aucun A"/>
           <w:rtl w:val="0"/>
           <w:lang w:val="fr-FR"/>
         </w:rPr>
@@ -2709,7 +2721,7 @@
       </w:r>
       <w:r>
         <w:rPr>
-          <w:rStyle w:val="Aucun"/>
+          <w:rStyle w:val="Aucun A"/>
           <w:rtl w:val="0"/>
           <w:lang w:val="fr-FR"/>
         </w:rPr>
@@ -2717,7 +2729,7 @@
       </w:r>
       <w:r>
         <w:rPr>
-          <w:rStyle w:val="Aucun"/>
+          <w:rStyle w:val="Aucun A"/>
           <w:rtl w:val="0"/>
           <w:lang w:val="fr-FR"/>
         </w:rPr>
@@ -2725,7 +2737,7 @@
       </w:r>
       <w:r>
         <w:rPr>
-          <w:rStyle w:val="Aucun"/>
+          <w:rStyle w:val="Aucun A"/>
           <w:rtl w:val="0"/>
           <w:lang w:val="fr-FR"/>
         </w:rPr>
@@ -2733,7 +2745,7 @@
       </w:r>
       <w:r>
         <w:rPr>
-          <w:rStyle w:val="Aucun"/>
+          <w:rStyle w:val="Aucun A"/>
           <w:rtl w:val="0"/>
           <w:lang w:val="fr-FR"/>
         </w:rPr>
@@ -2749,7 +2761,7 @@
       </w:r>
       <w:r>
         <w:rPr>
-          <w:rStyle w:val="Aucun"/>
+          <w:rStyle w:val="Aucun A"/>
           <w:rtl w:val="0"/>
           <w:lang w:val="fr-FR"/>
         </w:rPr>
@@ -2757,7 +2769,7 @@
       </w:r>
       <w:r>
         <w:rPr>
-          <w:rStyle w:val="Aucun"/>
+          <w:rStyle w:val="Aucun A"/>
           <w:rtl w:val="0"/>
           <w:lang w:val="fr-FR"/>
         </w:rPr>
@@ -2765,7 +2777,7 @@
       </w:r>
       <w:r>
         <w:rPr>
-          <w:rStyle w:val="Aucun"/>
+          <w:rStyle w:val="Aucun A"/>
           <w:rtl w:val="0"/>
           <w:lang w:val="fr-FR"/>
         </w:rPr>
@@ -2773,7 +2785,7 @@
       </w:r>
       <w:r>
         <w:rPr>
-          <w:rStyle w:val="Aucun"/>
+          <w:rStyle w:val="Aucun A"/>
           <w:rtl w:val="0"/>
           <w:lang w:val="fr-FR"/>
         </w:rPr>
@@ -2781,7 +2793,7 @@
       </w:r>
       <w:r>
         <w:rPr>
-          <w:rStyle w:val="Aucun"/>
+          <w:rStyle w:val="Aucun A"/>
           <w:rtl w:val="0"/>
           <w:lang w:val="fr-FR"/>
         </w:rPr>
@@ -2793,12 +2805,12 @@
         <w:pStyle w:val="Corps A"/>
         <w:spacing w:line="276" w:lineRule="auto"/>
         <w:rPr>
-          <w:rStyle w:val="Aucun A"/>
+          <w:rStyle w:val="Aucun B"/>
         </w:rPr>
       </w:pPr>
       <w:r>
         <w:rPr>
-          <w:rStyle w:val="Aucun A"/>
+          <w:rStyle w:val="Aucun B"/>
           <w:rtl w:val="0"/>
           <w:lang w:val="fr-FR"/>
         </w:rPr>
@@ -2810,12 +2822,12 @@
         <w:pStyle w:val="Corps A"/>
         <w:spacing w:line="276" w:lineRule="auto"/>
         <w:rPr>
-          <w:rStyle w:val="Aucun A"/>
+          <w:rStyle w:val="Aucun B"/>
         </w:rPr>
       </w:pPr>
       <w:r>
         <w:rPr>
-          <w:rStyle w:val="Aucun"/>
+          <w:rStyle w:val="Aucun A"/>
           <w:rtl w:val="0"/>
           <w:lang w:val="fr-FR"/>
         </w:rPr>
@@ -2823,7 +2835,7 @@
       </w:r>
       <w:r>
         <w:rPr>
-          <w:rStyle w:val="Aucun"/>
+          <w:rStyle w:val="Aucun A"/>
           <w:rtl w:val="0"/>
           <w:lang w:val="fr-FR"/>
         </w:rPr>
@@ -2839,7 +2851,7 @@
       </w:r>
       <w:r>
         <w:rPr>
-          <w:rStyle w:val="Aucun"/>
+          <w:rStyle w:val="Aucun A"/>
           <w:rtl w:val="0"/>
           <w:lang w:val="fr-FR"/>
         </w:rPr>
@@ -2847,7 +2859,7 @@
       </w:r>
       <w:r>
         <w:rPr>
-          <w:rStyle w:val="Aucun"/>
+          <w:rStyle w:val="Aucun A"/>
           <w:rtl w:val="0"/>
           <w:lang w:val="fr-FR"/>
         </w:rPr>
@@ -2863,7 +2875,7 @@
       </w:r>
       <w:r>
         <w:rPr>
-          <w:rStyle w:val="Aucun"/>
+          <w:rStyle w:val="Aucun A"/>
           <w:rtl w:val="0"/>
           <w:lang w:val="fr-FR"/>
         </w:rPr>
@@ -2871,7 +2883,7 @@
       </w:r>
       <w:r>
         <w:rPr>
-          <w:rStyle w:val="Aucun"/>
+          <w:rStyle w:val="Aucun A"/>
           <w:rtl w:val="0"/>
           <w:lang w:val="fr-FR"/>
         </w:rPr>
@@ -2879,7 +2891,7 @@
       </w:r>
       <w:r>
         <w:rPr>
-          <w:rStyle w:val="Aucun"/>
+          <w:rStyle w:val="Aucun A"/>
           <w:rtl w:val="0"/>
           <w:lang w:val="fr-FR"/>
         </w:rPr>
@@ -2887,7 +2899,7 @@
       </w:r>
       <w:r>
         <w:rPr>
-          <w:rStyle w:val="Aucun"/>
+          <w:rStyle w:val="Aucun A"/>
           <w:rtl w:val="0"/>
           <w:lang w:val="fr-FR"/>
         </w:rPr>
@@ -2907,7 +2919,7 @@
         <w:pStyle w:val="Corps A"/>
         <w:spacing w:line="276" w:lineRule="auto"/>
         <w:rPr>
-          <w:rStyle w:val="Aucun A"/>
+          <w:rStyle w:val="Aucun B"/>
         </w:rPr>
       </w:pPr>
     </w:p>
@@ -3017,7 +3029,7 @@
         <w:pStyle w:val="Corps A"/>
         <w:spacing w:line="276" w:lineRule="auto"/>
         <w:rPr>
-          <w:rStyle w:val="Aucun A"/>
+          <w:rStyle w:val="Aucun B"/>
         </w:rPr>
       </w:pPr>
     </w:p>
@@ -3026,7 +3038,7 @@
         <w:pStyle w:val="Corps A"/>
         <w:spacing w:line="276" w:lineRule="auto"/>
         <w:rPr>
-          <w:rStyle w:val="Aucun A"/>
+          <w:rStyle w:val="Aucun B"/>
         </w:rPr>
       </w:pPr>
       <w:r>
@@ -3085,7 +3097,7 @@
         <w:pStyle w:val="Corps A"/>
         <w:spacing w:line="276" w:lineRule="auto"/>
         <w:rPr>
-          <w:rStyle w:val="Aucun A"/>
+          <w:rStyle w:val="Aucun B"/>
         </w:rPr>
       </w:pPr>
     </w:p>
@@ -3093,7 +3105,7 @@
       <w:tblPr>
         <w:tblW w:w="9062" w:type="dxa"/>
         <w:jc w:val="left"/>
-        <w:tblInd w:w="216" w:type="dxa"/>
+        <w:tblInd w:w="324" w:type="dxa"/>
         <w:tblBorders>
           <w:top w:val="single" w:color="ffffff" w:sz="8" w:space="0" w:shadow="0" w:frame="0"/>
           <w:left w:val="single" w:color="ffffff" w:sz="8" w:space="0" w:shadow="0" w:frame="0"/>
@@ -3115,7 +3127,7 @@
           <w:shd w:val="clear" w:color="auto" w:fill="cad1d7"/>
         </w:tblPrEx>
         <w:trPr>
-          <w:trHeight w:val="643" w:hRule="atLeast"/>
+          <w:trHeight w:val="653" w:hRule="atLeast"/>
         </w:trPr>
         <w:tc>
           <w:tcPr>
@@ -3333,7 +3345,7 @@
           <w:shd w:val="clear" w:color="auto" w:fill="cad1d7"/>
         </w:tblPrEx>
         <w:trPr>
-          <w:trHeight w:val="600" w:hRule="atLeast"/>
+          <w:trHeight w:val="610" w:hRule="atLeast"/>
         </w:trPr>
         <w:tc>
           <w:tcPr>
@@ -3355,51 +3367,18 @@
           </w:tcPr>
           <w:p>
             <w:pPr>
-              <w:keepNext w:val="0"/>
-              <w:keepLines w:val="0"/>
-              <w:pageBreakBefore w:val="0"/>
-              <w:widowControl w:val="1"/>
-              <w:shd w:val="clear" w:color="auto" w:fill="auto"/>
-              <w:suppressAutoHyphens w:val="0"/>
-              <w:bidi w:val="0"/>
-              <w:spacing w:before="0" w:after="0" w:line="240" w:lineRule="auto"/>
-              <w:ind w:left="0" w:right="0" w:firstLine="0"/>
-              <w:jc w:val="left"/>
-              <w:outlineLvl w:val="9"/>
-              <w:rPr>
-                <w:rtl w:val="0"/>
-              </w:rPr>
+              <w:pStyle w:val="Corps"/>
             </w:pPr>
             <w:r>
               <w:rPr>
-                <w:rFonts w:ascii="Times New Roman" w:cs="Arial Unicode MS" w:hAnsi="Times New Roman" w:eastAsia="Arial Unicode MS"/>
-                <w:b w:val="0"/>
-                <w:bCs w:val="0"/>
-                <w:i w:val="0"/>
-                <w:iCs w:val="0"/>
-                <w:caps w:val="0"/>
-                <w:smallCaps w:val="0"/>
-                <w:strike w:val="0"/>
-                <w:dstrike w:val="0"/>
-                <w:outline w:val="0"/>
-                <w:color w:val="000000"/>
-                <w:spacing w:val="0"/>
-                <w:kern w:val="0"/>
-                <w:position w:val="0"/>
-                <w:sz w:val="24"/>
-                <w:szCs w:val="24"/>
-                <w:u w:val="none" w:color="000000"/>
-                <w:shd w:val="nil" w:color="auto" w:fill="auto"/>
-                <w:vertAlign w:val="baseline"/>
-                <w:rtl w:val="0"/>
-                <w14:textOutline>
+                <w:rStyle w:val="Aucun"/>
+                <w:shd w:val="nil" w:color="auto" w:fill="auto"/>
+                <w:rtl w:val="0"/>
+                <w:lang w:val="en-US"/>
+                <w14:textOutline w14:w="12700" w14:cap="flat">
                   <w14:noFill/>
+                  <w14:miter w14:lim="400000"/>
                 </w14:textOutline>
-                <w14:textFill>
-                  <w14:solidFill>
-                    <w14:srgbClr w14:val="000000"/>
-                  </w14:solidFill>
-                </w14:textFill>
               </w:rPr>
               <w:t>{#dataCategories}{.}{/dataCategories}</w:t>
             </w:r>
@@ -3452,10 +3431,10 @@
         <w:pStyle w:val="Corps A"/>
         <w:widowControl w:val="0"/>
         <w:spacing w:line="240" w:lineRule="auto"/>
-        <w:ind w:left="108" w:hanging="108"/>
+        <w:ind w:left="216" w:hanging="216"/>
         <w:jc w:val="left"/>
         <w:rPr>
-          <w:rStyle w:val="Aucun A"/>
+          <w:rStyle w:val="Aucun B"/>
         </w:rPr>
       </w:pPr>
     </w:p>
@@ -3464,8 +3443,20 @@
         <w:pStyle w:val="Corps A"/>
         <w:widowControl w:val="0"/>
         <w:spacing w:line="240" w:lineRule="auto"/>
-        <w:rPr>
-          <w:rStyle w:val="Aucun A"/>
+        <w:ind w:left="108" w:hanging="108"/>
+        <w:jc w:val="left"/>
+        <w:rPr>
+          <w:rStyle w:val="Aucun B"/>
+        </w:rPr>
+      </w:pPr>
+    </w:p>
+    <w:p>
+      <w:pPr>
+        <w:pStyle w:val="Corps A"/>
+        <w:widowControl w:val="0"/>
+        <w:spacing w:line="240" w:lineRule="auto"/>
+        <w:rPr>
+          <w:rStyle w:val="Aucun B"/>
         </w:rPr>
       </w:pPr>
     </w:p>
@@ -3474,7 +3465,7 @@
         <w:pStyle w:val="Corps A"/>
         <w:spacing w:line="276" w:lineRule="auto"/>
         <w:rPr>
-          <w:rStyle w:val="Aucun A"/>
+          <w:rStyle w:val="Aucun B"/>
         </w:rPr>
       </w:pPr>
     </w:p>
@@ -3486,7 +3477,7 @@
         </w:tabs>
         <w:spacing w:line="276" w:lineRule="auto"/>
         <w:rPr>
-          <w:rStyle w:val="Aucun A"/>
+          <w:rStyle w:val="Aucun B"/>
         </w:rPr>
       </w:pPr>
       <w:r>
@@ -3535,7 +3526,7 @@
       <w:tblPr>
         <w:tblW w:w="9060" w:type="dxa"/>
         <w:jc w:val="left"/>
-        <w:tblInd w:w="216" w:type="dxa"/>
+        <w:tblInd w:w="324" w:type="dxa"/>
         <w:tblBorders>
           <w:top w:val="single" w:color="ffffff" w:sz="8" w:space="0" w:shadow="0" w:frame="0"/>
           <w:left w:val="single" w:color="ffffff" w:sz="8" w:space="0" w:shadow="0" w:frame="0"/>
@@ -3556,7 +3547,7 @@
           <w:shd w:val="clear" w:color="auto" w:fill="cad1d7"/>
         </w:tblPrEx>
         <w:trPr>
-          <w:trHeight w:val="300" w:hRule="atLeast"/>
+          <w:trHeight w:val="310" w:hRule="atLeast"/>
         </w:trPr>
         <w:tc>
           <w:tcPr>
@@ -3660,7 +3651,7 @@
           <w:shd w:val="clear" w:color="auto" w:fill="cad1d7"/>
         </w:tblPrEx>
         <w:trPr>
-          <w:trHeight w:val="300" w:hRule="atLeast"/>
+          <w:trHeight w:val="310" w:hRule="atLeast"/>
         </w:trPr>
         <w:tc>
           <w:tcPr>
@@ -3737,7 +3728,7 @@
           <w:shd w:val="clear" w:color="auto" w:fill="cad1d7"/>
         </w:tblPrEx>
         <w:trPr>
-          <w:trHeight w:val="643" w:hRule="atLeast"/>
+          <w:trHeight w:val="653" w:hRule="atLeast"/>
         </w:trPr>
         <w:tc>
           <w:tcPr>
@@ -3878,7 +3869,7 @@
         <w:pStyle w:val="Corps A"/>
         <w:widowControl w:val="0"/>
         <w:spacing w:line="240" w:lineRule="auto"/>
-        <w:ind w:left="108" w:hanging="108"/>
+        <w:ind w:left="216" w:hanging="216"/>
         <w:jc w:val="left"/>
         <w:rPr>
           <w:rStyle w:val="Aucun"/>
@@ -3892,6 +3883,20 @@
         <w:pStyle w:val="Corps A"/>
         <w:widowControl w:val="0"/>
         <w:spacing w:line="240" w:lineRule="auto"/>
+        <w:ind w:left="108" w:hanging="108"/>
+        <w:jc w:val="left"/>
+        <w:rPr>
+          <w:rStyle w:val="Aucun"/>
+          <w:b w:val="1"/>
+          <w:bCs w:val="1"/>
+        </w:rPr>
+      </w:pPr>
+    </w:p>
+    <w:p>
+      <w:pPr>
+        <w:pStyle w:val="Corps A"/>
+        <w:widowControl w:val="0"/>
+        <w:spacing w:line="240" w:lineRule="auto"/>
         <w:rPr>
           <w:rStyle w:val="Aucun"/>
           <w:b w:val="1"/>
@@ -3904,7 +3909,7 @@
         <w:pStyle w:val="Corps A"/>
         <w:spacing w:line="276" w:lineRule="auto"/>
         <w:rPr>
-          <w:rStyle w:val="Aucun A"/>
+          <w:rStyle w:val="Aucun B"/>
         </w:rPr>
       </w:pPr>
     </w:p>
@@ -3994,7 +3999,7 @@
         <w:pStyle w:val="Corps A"/>
         <w:spacing w:line="276" w:lineRule="auto"/>
         <w:rPr>
-          <w:rStyle w:val="Aucun A"/>
+          <w:rStyle w:val="Aucun B"/>
         </w:rPr>
       </w:pPr>
     </w:p>
@@ -4003,12 +4008,12 @@
         <w:pStyle w:val="Corps A"/>
         <w:spacing w:line="276" w:lineRule="auto"/>
         <w:rPr>
-          <w:rStyle w:val="Aucun A"/>
+          <w:rStyle w:val="Aucun B"/>
         </w:rPr>
       </w:pPr>
       <w:r>
         <w:rPr>
-          <w:rStyle w:val="Aucun"/>
+          <w:rStyle w:val="Aucun A"/>
           <w:rtl w:val="0"/>
           <w:lang w:val="fr-FR"/>
         </w:rPr>
@@ -4016,7 +4021,7 @@
       </w:r>
       <w:r>
         <w:rPr>
-          <w:rStyle w:val="Aucun"/>
+          <w:rStyle w:val="Aucun A"/>
           <w:rtl w:val="0"/>
           <w:lang w:val="fr-FR"/>
         </w:rPr>
@@ -4032,7 +4037,7 @@
       </w:r>
       <w:r>
         <w:rPr>
-          <w:rStyle w:val="Aucun"/>
+          <w:rStyle w:val="Aucun A"/>
           <w:rtl w:val="0"/>
           <w:lang w:val="fr-FR"/>
         </w:rPr>
@@ -4040,7 +4045,7 @@
       </w:r>
       <w:r>
         <w:rPr>
-          <w:rStyle w:val="Aucun"/>
+          <w:rStyle w:val="Aucun A"/>
           <w:rtl w:val="0"/>
           <w:lang w:val="fr-FR"/>
         </w:rPr>
@@ -4065,7 +4070,7 @@
       </w:pPr>
       <w:r>
         <w:rPr>
-          <w:rStyle w:val="Aucun A"/>
+          <w:rStyle w:val="Aucun B"/>
           <w:rtl w:val="0"/>
           <w:lang w:val="fr-FR"/>
         </w:rPr>
@@ -4073,7 +4078,7 @@
       </w:r>
       <w:r>
         <w:rPr>
-          <w:rStyle w:val="Aucun A"/>
+          <w:rStyle w:val="Aucun B"/>
           <w:rtl w:val="0"/>
           <w:lang w:val="fr-FR"/>
         </w:rPr>
@@ -4081,7 +4086,7 @@
       </w:r>
       <w:r>
         <w:rPr>
-          <w:rStyle w:val="Aucun A"/>
+          <w:rStyle w:val="Aucun B"/>
           <w:rtl w:val="0"/>
           <w:lang w:val="fr-FR"/>
         </w:rPr>
@@ -4089,7 +4094,7 @@
       </w:r>
       <w:r>
         <w:rPr>
-          <w:rStyle w:val="Aucun A"/>
+          <w:rStyle w:val="Aucun B"/>
           <w:rtl w:val="0"/>
           <w:lang w:val="fr-FR"/>
         </w:rPr>
@@ -4097,7 +4102,7 @@
       </w:r>
       <w:r>
         <w:rPr>
-          <w:rStyle w:val="Aucun A"/>
+          <w:rStyle w:val="Aucun B"/>
           <w:rtl w:val="0"/>
           <w:lang w:val="fr-FR"/>
         </w:rPr>
@@ -4105,7 +4110,7 @@
       </w:r>
       <w:r>
         <w:rPr>
-          <w:rStyle w:val="Aucun A"/>
+          <w:rStyle w:val="Aucun B"/>
           <w:rtl w:val="0"/>
           <w:lang w:val="fr-FR"/>
         </w:rPr>
@@ -4113,7 +4118,7 @@
       </w:r>
       <w:r>
         <w:rPr>
-          <w:rStyle w:val="Aucun A"/>
+          <w:rStyle w:val="Aucun B"/>
           <w:rtl w:val="0"/>
           <w:lang w:val="fr-FR"/>
         </w:rPr>
@@ -4121,7 +4126,7 @@
       </w:r>
       <w:r>
         <w:rPr>
-          <w:rStyle w:val="Aucun A"/>
+          <w:rStyle w:val="Aucun B"/>
           <w:rtl w:val="0"/>
           <w:lang w:val="fr-FR"/>
         </w:rPr>
@@ -4129,7 +4134,7 @@
       </w:r>
       <w:r>
         <w:rPr>
-          <w:rStyle w:val="Aucun A"/>
+          <w:rStyle w:val="Aucun B"/>
           <w:rtl w:val="0"/>
           <w:lang w:val="fr-FR"/>
         </w:rPr>
@@ -4137,7 +4142,7 @@
       </w:r>
       <w:r>
         <w:rPr>
-          <w:rStyle w:val="Aucun A"/>
+          <w:rStyle w:val="Aucun B"/>
           <w:rtl w:val="0"/>
           <w:lang w:val="fr-FR"/>
         </w:rPr>
@@ -4145,7 +4150,7 @@
       </w:r>
       <w:r>
         <w:rPr>
-          <w:rStyle w:val="Aucun A"/>
+          <w:rStyle w:val="Aucun B"/>
           <w:rtl w:val="0"/>
           <w:lang w:val="fr-FR"/>
         </w:rPr>
@@ -4153,7 +4158,7 @@
       </w:r>
       <w:r>
         <w:rPr>
-          <w:rStyle w:val="Aucun A"/>
+          <w:rStyle w:val="Aucun B"/>
           <w:rtl w:val="0"/>
           <w:lang w:val="fr-FR"/>
         </w:rPr>
@@ -4161,7 +4166,7 @@
       </w:r>
       <w:r>
         <w:rPr>
-          <w:rStyle w:val="Aucun A"/>
+          <w:rStyle w:val="Aucun B"/>
           <w:rtl w:val="0"/>
           <w:lang w:val="fr-FR"/>
         </w:rPr>
@@ -4169,7 +4174,7 @@
       </w:r>
       <w:r>
         <w:rPr>
-          <w:rStyle w:val="Aucun A"/>
+          <w:rStyle w:val="Aucun B"/>
           <w:rtl w:val="0"/>
           <w:lang w:val="fr-FR"/>
         </w:rPr>
@@ -4177,7 +4182,7 @@
       </w:r>
       <w:r>
         <w:rPr>
-          <w:rStyle w:val="Aucun A"/>
+          <w:rStyle w:val="Aucun B"/>
           <w:rtl w:val="0"/>
           <w:lang w:val="fr-FR"/>
         </w:rPr>
@@ -4185,7 +4190,7 @@
       </w:r>
       <w:r>
         <w:rPr>
-          <w:rStyle w:val="Aucun A"/>
+          <w:rStyle w:val="Aucun B"/>
           <w:rtl w:val="0"/>
           <w:lang w:val="fr-FR"/>
         </w:rPr>
@@ -4210,7 +4215,7 @@
       </w:pPr>
       <w:r>
         <w:rPr>
-          <w:rStyle w:val="Aucun A"/>
+          <w:rStyle w:val="Aucun B"/>
           <w:rtl w:val="0"/>
           <w:lang w:val="fr-FR"/>
         </w:rPr>
@@ -4218,7 +4223,7 @@
       </w:r>
       <w:r>
         <w:rPr>
-          <w:rStyle w:val="Aucun A"/>
+          <w:rStyle w:val="Aucun B"/>
           <w:rtl w:val="0"/>
           <w:lang w:val="fr-FR"/>
         </w:rPr>
@@ -4226,7 +4231,7 @@
       </w:r>
       <w:r>
         <w:rPr>
-          <w:rStyle w:val="Aucun A"/>
+          <w:rStyle w:val="Aucun B"/>
           <w:rtl w:val="0"/>
           <w:lang w:val="fr-FR"/>
         </w:rPr>
@@ -4234,7 +4239,7 @@
       </w:r>
       <w:r>
         <w:rPr>
-          <w:rStyle w:val="Aucun A"/>
+          <w:rStyle w:val="Aucun B"/>
           <w:rtl w:val="0"/>
           <w:lang w:val="fr-FR"/>
         </w:rPr>
@@ -4242,7 +4247,7 @@
       </w:r>
       <w:r>
         <w:rPr>
-          <w:rStyle w:val="Aucun A"/>
+          <w:rStyle w:val="Aucun B"/>
           <w:rtl w:val="0"/>
           <w:lang w:val="fr-FR"/>
         </w:rPr>
@@ -4250,7 +4255,7 @@
       </w:r>
       <w:r>
         <w:rPr>
-          <w:rStyle w:val="Aucun A"/>
+          <w:rStyle w:val="Aucun B"/>
           <w:rtl w:val="0"/>
           <w:lang w:val="fr-FR"/>
         </w:rPr>
@@ -4258,7 +4263,7 @@
       </w:r>
       <w:r>
         <w:rPr>
-          <w:rStyle w:val="Aucun A"/>
+          <w:rStyle w:val="Aucun B"/>
           <w:rtl w:val="0"/>
           <w:lang w:val="fr-FR"/>
         </w:rPr>
@@ -4266,7 +4271,7 @@
       </w:r>
       <w:r>
         <w:rPr>
-          <w:rStyle w:val="Aucun A"/>
+          <w:rStyle w:val="Aucun B"/>
           <w:rtl w:val="0"/>
           <w:lang w:val="fr-FR"/>
         </w:rPr>
@@ -4274,7 +4279,7 @@
       </w:r>
       <w:r>
         <w:rPr>
-          <w:rStyle w:val="Aucun A"/>
+          <w:rStyle w:val="Aucun B"/>
           <w:rtl w:val="0"/>
           <w:lang w:val="fr-FR"/>
         </w:rPr>
@@ -4282,7 +4287,7 @@
       </w:r>
       <w:r>
         <w:rPr>
-          <w:rStyle w:val="Aucun A"/>
+          <w:rStyle w:val="Aucun B"/>
           <w:rtl w:val="0"/>
           <w:lang w:val="fr-FR"/>
         </w:rPr>
@@ -4290,7 +4295,7 @@
       </w:r>
       <w:r>
         <w:rPr>
-          <w:rStyle w:val="Aucun A"/>
+          <w:rStyle w:val="Aucun B"/>
           <w:rtl w:val="0"/>
           <w:lang w:val="fr-FR"/>
         </w:rPr>
@@ -4298,7 +4303,7 @@
       </w:r>
       <w:r>
         <w:rPr>
-          <w:rStyle w:val="Aucun A"/>
+          <w:rStyle w:val="Aucun B"/>
           <w:rtl w:val="0"/>
           <w:lang w:val="fr-FR"/>
         </w:rPr>
@@ -4306,7 +4311,7 @@
       </w:r>
       <w:r>
         <w:rPr>
-          <w:rStyle w:val="Aucun A"/>
+          <w:rStyle w:val="Aucun B"/>
           <w:rtl w:val="0"/>
           <w:lang w:val="fr-FR"/>
         </w:rPr>
@@ -4314,7 +4319,7 @@
       </w:r>
       <w:r>
         <w:rPr>
-          <w:rStyle w:val="Aucun A"/>
+          <w:rStyle w:val="Aucun B"/>
           <w:rtl w:val="0"/>
           <w:lang w:val="fr-FR"/>
         </w:rPr>
@@ -4322,7 +4327,7 @@
       </w:r>
       <w:r>
         <w:rPr>
-          <w:rStyle w:val="Aucun A"/>
+          <w:rStyle w:val="Aucun B"/>
           <w:rtl w:val="0"/>
           <w:lang w:val="fr-FR"/>
         </w:rPr>
@@ -4330,7 +4335,7 @@
       </w:r>
       <w:r>
         <w:rPr>
-          <w:rStyle w:val="Aucun A"/>
+          <w:rStyle w:val="Aucun B"/>
           <w:rtl w:val="0"/>
           <w:lang w:val="fr-FR"/>
         </w:rPr>
@@ -4338,7 +4343,7 @@
       </w:r>
       <w:r>
         <w:rPr>
-          <w:rStyle w:val="Aucun A"/>
+          <w:rStyle w:val="Aucun B"/>
           <w:rtl w:val="0"/>
           <w:lang w:val="fr-FR"/>
         </w:rPr>
@@ -4346,7 +4351,7 @@
       </w:r>
       <w:r>
         <w:rPr>
-          <w:rStyle w:val="Aucun A"/>
+          <w:rStyle w:val="Aucun B"/>
           <w:rtl w:val="0"/>
           <w:lang w:val="fr-FR"/>
         </w:rPr>
@@ -4358,7 +4363,7 @@
         <w:pStyle w:val="Corps A"/>
         <w:spacing w:line="276" w:lineRule="auto"/>
         <w:rPr>
-          <w:rStyle w:val="Aucun A"/>
+          <w:rStyle w:val="Aucun B"/>
         </w:rPr>
       </w:pPr>
     </w:p>
@@ -4367,12 +4372,12 @@
         <w:pStyle w:val="Corps A"/>
         <w:spacing w:line="276" w:lineRule="auto"/>
         <w:rPr>
-          <w:rStyle w:val="Aucun A"/>
+          <w:rStyle w:val="Aucun B"/>
         </w:rPr>
       </w:pPr>
       <w:r>
         <w:rPr>
-          <w:rStyle w:val="Aucun"/>
+          <w:rStyle w:val="Aucun A"/>
           <w:rtl w:val="0"/>
           <w:lang w:val="fr-FR"/>
         </w:rPr>
@@ -4380,7 +4385,7 @@
       </w:r>
       <w:r>
         <w:rPr>
-          <w:rStyle w:val="Aucun"/>
+          <w:rStyle w:val="Aucun A"/>
           <w:rtl w:val="0"/>
           <w:lang w:val="fr-FR"/>
         </w:rPr>
@@ -4388,7 +4393,7 @@
       </w:r>
       <w:r>
         <w:rPr>
-          <w:rStyle w:val="Aucun"/>
+          <w:rStyle w:val="Aucun A"/>
           <w:rtl w:val="0"/>
           <w:lang w:val="fr-FR"/>
         </w:rPr>
@@ -4396,7 +4401,7 @@
       </w:r>
       <w:r>
         <w:rPr>
-          <w:rStyle w:val="Aucun"/>
+          <w:rStyle w:val="Aucun A"/>
           <w:rtl w:val="0"/>
           <w:lang w:val="fr-FR"/>
         </w:rPr>
@@ -4412,7 +4417,7 @@
       </w:r>
       <w:r>
         <w:rPr>
-          <w:rStyle w:val="Aucun"/>
+          <w:rStyle w:val="Aucun A"/>
           <w:rtl w:val="0"/>
           <w:lang w:val="fr-FR"/>
         </w:rPr>
@@ -4420,7 +4425,7 @@
       </w:r>
       <w:r>
         <w:rPr>
-          <w:rStyle w:val="Aucun"/>
+          <w:rStyle w:val="Aucun A"/>
           <w:rtl w:val="0"/>
           <w:lang w:val="fr-FR"/>
         </w:rPr>
@@ -4436,7 +4441,7 @@
       </w:r>
       <w:r>
         <w:rPr>
-          <w:rStyle w:val="Aucun"/>
+          <w:rStyle w:val="Aucun A"/>
           <w:rtl w:val="0"/>
           <w:lang w:val="fr-FR"/>
         </w:rPr>
@@ -4444,7 +4449,7 @@
       </w:r>
       <w:r>
         <w:rPr>
-          <w:rStyle w:val="Aucun"/>
+          <w:rStyle w:val="Aucun A"/>
           <w:rtl w:val="0"/>
           <w:lang w:val="fr-FR"/>
         </w:rPr>
@@ -4464,7 +4469,7 @@
         <w:pStyle w:val="Corps A"/>
         <w:spacing w:line="276" w:lineRule="auto"/>
         <w:rPr>
-          <w:rStyle w:val="Aucun A"/>
+          <w:rStyle w:val="Aucun B"/>
         </w:rPr>
       </w:pPr>
     </w:p>
@@ -4574,7 +4579,7 @@
         <w:pStyle w:val="Corps A"/>
         <w:spacing w:line="276" w:lineRule="auto"/>
         <w:rPr>
-          <w:rStyle w:val="Aucun A"/>
+          <w:rStyle w:val="Aucun B"/>
         </w:rPr>
       </w:pPr>
     </w:p>
@@ -4583,12 +4588,12 @@
         <w:pStyle w:val="Corps A"/>
         <w:spacing w:line="276" w:lineRule="auto"/>
         <w:rPr>
-          <w:rStyle w:val="Aucun A"/>
+          <w:rStyle w:val="Aucun B"/>
         </w:rPr>
       </w:pPr>
       <w:r>
         <w:rPr>
-          <w:rStyle w:val="Aucun"/>
+          <w:rStyle w:val="Aucun A"/>
           <w:rtl w:val="0"/>
           <w:lang w:val="fr-FR"/>
         </w:rPr>
@@ -4596,7 +4601,7 @@
       </w:r>
       <w:r>
         <w:rPr>
-          <w:rStyle w:val="Aucun"/>
+          <w:rStyle w:val="Aucun A"/>
           <w:rtl w:val="0"/>
           <w:lang w:val="fr-FR"/>
         </w:rPr>
@@ -4612,7 +4617,7 @@
       </w:r>
       <w:r>
         <w:rPr>
-          <w:rStyle w:val="Aucun"/>
+          <w:rStyle w:val="Aucun A"/>
           <w:rtl w:val="0"/>
           <w:lang w:val="fr-FR"/>
         </w:rPr>
@@ -4620,7 +4625,7 @@
       </w:r>
       <w:r>
         <w:rPr>
-          <w:rStyle w:val="Aucun"/>
+          <w:rStyle w:val="Aucun A"/>
           <w:rtl w:val="0"/>
           <w:lang w:val="fr-FR"/>
         </w:rPr>
@@ -4628,7 +4633,7 @@
       </w:r>
       <w:r>
         <w:rPr>
-          <w:rStyle w:val="Aucun"/>
+          <w:rStyle w:val="Aucun A"/>
           <w:rtl w:val="0"/>
           <w:lang w:val="fr-FR"/>
         </w:rPr>
@@ -4636,7 +4641,7 @@
       </w:r>
       <w:r>
         <w:rPr>
-          <w:rStyle w:val="Aucun"/>
+          <w:rStyle w:val="Aucun A"/>
           <w:rtl w:val="0"/>
           <w:lang w:val="fr-FR"/>
         </w:rPr>
@@ -4644,7 +4649,7 @@
       </w:r>
       <w:r>
         <w:rPr>
-          <w:rStyle w:val="Aucun"/>
+          <w:rStyle w:val="Aucun A"/>
           <w:rtl w:val="0"/>
           <w:lang w:val="fr-FR"/>
         </w:rPr>
@@ -4652,7 +4657,7 @@
       </w:r>
       <w:r>
         <w:rPr>
-          <w:rStyle w:val="Aucun"/>
+          <w:rStyle w:val="Aucun A"/>
           <w:rtl w:val="0"/>
           <w:lang w:val="fr-FR"/>
         </w:rPr>
@@ -4660,7 +4665,7 @@
       </w:r>
       <w:r>
         <w:rPr>
-          <w:rStyle w:val="Aucun"/>
+          <w:rStyle w:val="Aucun A"/>
           <w:rtl w:val="0"/>
           <w:lang w:val="fr-FR"/>
         </w:rPr>
@@ -4668,7 +4673,7 @@
       </w:r>
       <w:r>
         <w:rPr>
-          <w:rStyle w:val="Aucun"/>
+          <w:rStyle w:val="Aucun A"/>
           <w:rtl w:val="0"/>
           <w:lang w:val="fr-FR"/>
         </w:rPr>
@@ -4676,7 +4681,7 @@
       </w:r>
       <w:r>
         <w:rPr>
-          <w:rStyle w:val="Aucun"/>
+          <w:rStyle w:val="Aucun A"/>
           <w:rtl w:val="0"/>
           <w:lang w:val="fr-FR"/>
         </w:rPr>
@@ -4684,7 +4689,7 @@
       </w:r>
       <w:r>
         <w:rPr>
-          <w:rStyle w:val="Aucun"/>
+          <w:rStyle w:val="Aucun A"/>
           <w:rtl w:val="0"/>
           <w:lang w:val="fr-FR"/>
         </w:rPr>
@@ -4692,7 +4697,7 @@
       </w:r>
       <w:r>
         <w:rPr>
-          <w:rStyle w:val="Aucun"/>
+          <w:rStyle w:val="Aucun A"/>
           <w:rtl w:val="0"/>
           <w:lang w:val="fr-FR"/>
         </w:rPr>
@@ -4700,7 +4705,7 @@
       </w:r>
       <w:r>
         <w:rPr>
-          <w:rStyle w:val="Aucun"/>
+          <w:rStyle w:val="Aucun A"/>
           <w:rtl w:val="0"/>
           <w:lang w:val="fr-FR"/>
         </w:rPr>
@@ -4708,7 +4713,7 @@
       </w:r>
       <w:r>
         <w:rPr>
-          <w:rStyle w:val="Aucun"/>
+          <w:rStyle w:val="Aucun A"/>
           <w:rtl w:val="0"/>
           <w:lang w:val="fr-FR"/>
         </w:rPr>
@@ -4716,7 +4721,7 @@
       </w:r>
       <w:r>
         <w:rPr>
-          <w:rStyle w:val="Aucun"/>
+          <w:rStyle w:val="Aucun A"/>
           <w:rtl w:val="0"/>
           <w:lang w:val="fr-FR"/>
         </w:rPr>
@@ -4724,7 +4729,7 @@
       </w:r>
       <w:r>
         <w:rPr>
-          <w:rStyle w:val="Aucun"/>
+          <w:rStyle w:val="Aucun A"/>
           <w:rtl w:val="0"/>
           <w:lang w:val="fr-FR"/>
         </w:rPr>
@@ -4732,7 +4737,7 @@
       </w:r>
       <w:r>
         <w:rPr>
-          <w:rStyle w:val="Aucun"/>
+          <w:rStyle w:val="Aucun A"/>
           <w:rtl w:val="0"/>
           <w:lang w:val="fr-FR"/>
         </w:rPr>
@@ -4740,7 +4745,7 @@
       </w:r>
       <w:r>
         <w:rPr>
-          <w:rStyle w:val="Aucun"/>
+          <w:rStyle w:val="Aucun A"/>
           <w:rtl w:val="0"/>
           <w:lang w:val="fr-FR"/>
         </w:rPr>
@@ -4748,7 +4753,7 @@
       </w:r>
       <w:r>
         <w:rPr>
-          <w:rStyle w:val="Aucun"/>
+          <w:rStyle w:val="Aucun A"/>
           <w:rtl w:val="0"/>
           <w:lang w:val="fr-FR"/>
         </w:rPr>
@@ -4756,7 +4761,7 @@
       </w:r>
       <w:r>
         <w:rPr>
-          <w:rStyle w:val="Aucun"/>
+          <w:rStyle w:val="Aucun A"/>
           <w:rtl w:val="0"/>
           <w:lang w:val="fr-FR"/>
         </w:rPr>
@@ -4764,7 +4769,7 @@
       </w:r>
       <w:r>
         <w:rPr>
-          <w:rStyle w:val="Aucun"/>
+          <w:rStyle w:val="Aucun A"/>
           <w:rtl w:val="0"/>
           <w:lang w:val="fr-FR"/>
         </w:rPr>
@@ -4772,7 +4777,7 @@
       </w:r>
       <w:r>
         <w:rPr>
-          <w:rStyle w:val="Aucun"/>
+          <w:rStyle w:val="Aucun A"/>
           <w:rtl w:val="0"/>
           <w:lang w:val="fr-FR"/>
         </w:rPr>
@@ -4780,7 +4785,7 @@
       </w:r>
       <w:r>
         <w:rPr>
-          <w:rStyle w:val="Aucun"/>
+          <w:rStyle w:val="Aucun A"/>
           <w:rtl w:val="0"/>
           <w:lang w:val="fr-FR"/>
         </w:rPr>
@@ -4788,7 +4793,7 @@
       </w:r>
       <w:r>
         <w:rPr>
-          <w:rStyle w:val="Aucun"/>
+          <w:rStyle w:val="Aucun A"/>
           <w:rtl w:val="0"/>
           <w:lang w:val="fr-FR"/>
         </w:rPr>
@@ -4796,7 +4801,7 @@
       </w:r>
       <w:r>
         <w:rPr>
-          <w:rStyle w:val="Aucun"/>
+          <w:rStyle w:val="Aucun A"/>
           <w:rtl w:val="0"/>
           <w:lang w:val="fr-FR"/>
         </w:rPr>
@@ -4804,7 +4809,7 @@
       </w:r>
       <w:r>
         <w:rPr>
-          <w:rStyle w:val="Aucun"/>
+          <w:rStyle w:val="Aucun A"/>
           <w:rtl w:val="0"/>
           <w:lang w:val="fr-FR"/>
         </w:rPr>
@@ -4812,7 +4817,7 @@
       </w:r>
       <w:r>
         <w:rPr>
-          <w:rStyle w:val="Aucun"/>
+          <w:rStyle w:val="Aucun A"/>
           <w:rtl w:val="0"/>
           <w:lang w:val="fr-FR"/>
         </w:rPr>
@@ -4820,7 +4825,7 @@
       </w:r>
       <w:r>
         <w:rPr>
-          <w:rStyle w:val="Aucun"/>
+          <w:rStyle w:val="Aucun A"/>
           <w:rtl w:val="0"/>
           <w:lang w:val="fr-FR"/>
         </w:rPr>
@@ -4828,7 +4833,7 @@
       </w:r>
       <w:r>
         <w:rPr>
-          <w:rStyle w:val="Aucun"/>
+          <w:rStyle w:val="Aucun A"/>
           <w:rtl w:val="0"/>
           <w:lang w:val="fr-FR"/>
         </w:rPr>
@@ -4840,7 +4845,7 @@
         <w:pStyle w:val="Corps A"/>
         <w:spacing w:line="276" w:lineRule="auto"/>
         <w:rPr>
-          <w:rStyle w:val="Aucun A"/>
+          <w:rStyle w:val="Aucun B"/>
         </w:rPr>
       </w:pPr>
     </w:p>
@@ -4849,12 +4854,12 @@
         <w:pStyle w:val="Corps A"/>
         <w:spacing w:line="276" w:lineRule="auto"/>
         <w:rPr>
-          <w:rStyle w:val="Aucun A"/>
+          <w:rStyle w:val="Aucun B"/>
         </w:rPr>
       </w:pPr>
       <w:r>
         <w:rPr>
-          <w:rStyle w:val="Aucun"/>
+          <w:rStyle w:val="Aucun A"/>
           <w:rtl w:val="0"/>
           <w:lang w:val="fr-FR"/>
         </w:rPr>
@@ -4862,7 +4867,7 @@
       </w:r>
       <w:r>
         <w:rPr>
-          <w:rStyle w:val="Aucun"/>
+          <w:rStyle w:val="Aucun A"/>
           <w:rtl w:val="0"/>
           <w:lang w:val="fr-FR"/>
         </w:rPr>
@@ -4878,7 +4883,7 @@
       </w:r>
       <w:r>
         <w:rPr>
-          <w:rStyle w:val="Aucun"/>
+          <w:rStyle w:val="Aucun A"/>
           <w:rtl w:val="0"/>
           <w:lang w:val="fr-FR"/>
         </w:rPr>
@@ -4886,7 +4891,7 @@
       </w:r>
       <w:r>
         <w:rPr>
-          <w:rStyle w:val="Aucun"/>
+          <w:rStyle w:val="Aucun A"/>
           <w:rtl w:val="0"/>
           <w:lang w:val="fr-FR"/>
         </w:rPr>
@@ -4894,7 +4899,7 @@
       </w:r>
       <w:r>
         <w:rPr>
-          <w:rStyle w:val="Aucun"/>
+          <w:rStyle w:val="Aucun A"/>
           <w:rtl w:val="0"/>
           <w:lang w:val="fr-FR"/>
         </w:rPr>
@@ -4902,7 +4907,7 @@
       </w:r>
       <w:r>
         <w:rPr>
-          <w:rStyle w:val="Aucun"/>
+          <w:rStyle w:val="Aucun A"/>
           <w:rtl w:val="0"/>
           <w:lang w:val="fr-FR"/>
         </w:rPr>
@@ -4910,7 +4915,7 @@
       </w:r>
       <w:r>
         <w:rPr>
-          <w:rStyle w:val="Aucun"/>
+          <w:rStyle w:val="Aucun A"/>
           <w:rtl w:val="0"/>
           <w:lang w:val="fr-FR"/>
         </w:rPr>
@@ -4918,7 +4923,7 @@
       </w:r>
       <w:r>
         <w:rPr>
-          <w:rStyle w:val="Aucun"/>
+          <w:rStyle w:val="Aucun A"/>
           <w:rtl w:val="0"/>
           <w:lang w:val="fr-FR"/>
         </w:rPr>
@@ -4926,7 +4931,7 @@
       </w:r>
       <w:r>
         <w:rPr>
-          <w:rStyle w:val="Aucun"/>
+          <w:rStyle w:val="Aucun A"/>
           <w:rtl w:val="0"/>
           <w:lang w:val="fr-FR"/>
         </w:rPr>
@@ -4934,7 +4939,7 @@
       </w:r>
       <w:r>
         <w:rPr>
-          <w:rStyle w:val="Aucun"/>
+          <w:rStyle w:val="Aucun A"/>
           <w:rtl w:val="0"/>
           <w:lang w:val="fr-FR"/>
         </w:rPr>
@@ -4942,7 +4947,7 @@
       </w:r>
       <w:r>
         <w:rPr>
-          <w:rStyle w:val="Aucun"/>
+          <w:rStyle w:val="Aucun A"/>
           <w:rtl w:val="0"/>
           <w:lang w:val="fr-FR"/>
         </w:rPr>
@@ -4950,7 +4955,7 @@
       </w:r>
       <w:r>
         <w:rPr>
-          <w:rStyle w:val="Aucun"/>
+          <w:rStyle w:val="Aucun A"/>
           <w:rtl w:val="0"/>
           <w:lang w:val="fr-FR"/>
         </w:rPr>
@@ -4958,7 +4963,7 @@
       </w:r>
       <w:r>
         <w:rPr>
-          <w:rStyle w:val="Aucun"/>
+          <w:rStyle w:val="Aucun A"/>
           <w:rtl w:val="0"/>
           <w:lang w:val="fr-FR"/>
         </w:rPr>
@@ -4966,7 +4971,7 @@
       </w:r>
       <w:r>
         <w:rPr>
-          <w:rStyle w:val="Aucun"/>
+          <w:rStyle w:val="Aucun A"/>
           <w:rtl w:val="0"/>
           <w:lang w:val="fr-FR"/>
         </w:rPr>
@@ -4974,7 +4979,7 @@
       </w:r>
       <w:r>
         <w:rPr>
-          <w:rStyle w:val="Aucun"/>
+          <w:rStyle w:val="Aucun A"/>
           <w:rtl w:val="0"/>
           <w:lang w:val="fr-FR"/>
         </w:rPr>
@@ -4994,7 +4999,7 @@
         <w:pStyle w:val="Corps A"/>
         <w:spacing w:line="276" w:lineRule="auto"/>
         <w:rPr>
-          <w:rStyle w:val="Aucun A"/>
+          <w:rStyle w:val="Aucun B"/>
         </w:rPr>
       </w:pPr>
     </w:p>
@@ -5003,12 +5008,12 @@
         <w:pStyle w:val="Corps A"/>
         <w:spacing w:line="276" w:lineRule="auto"/>
         <w:rPr>
-          <w:rStyle w:val="Aucun A"/>
+          <w:rStyle w:val="Aucun B"/>
         </w:rPr>
       </w:pPr>
       <w:r>
         <w:rPr>
-          <w:rStyle w:val="Aucun"/>
+          <w:rStyle w:val="Aucun A"/>
           <w:rtl w:val="0"/>
           <w:lang w:val="fr-FR"/>
         </w:rPr>
@@ -5016,7 +5021,7 @@
       </w:r>
       <w:r>
         <w:rPr>
-          <w:rStyle w:val="Aucun"/>
+          <w:rStyle w:val="Aucun A"/>
           <w:rtl w:val="0"/>
           <w:lang w:val="fr-FR"/>
         </w:rPr>
@@ -5024,7 +5029,7 @@
       </w:r>
       <w:r>
         <w:rPr>
-          <w:rStyle w:val="Aucun"/>
+          <w:rStyle w:val="Aucun A"/>
           <w:rtl w:val="0"/>
           <w:lang w:val="fr-FR"/>
         </w:rPr>
@@ -5032,7 +5037,7 @@
       </w:r>
       <w:r>
         <w:rPr>
-          <w:rStyle w:val="Aucun"/>
+          <w:rStyle w:val="Aucun A"/>
           <w:rtl w:val="0"/>
           <w:lang w:val="fr-FR"/>
         </w:rPr>
@@ -5040,7 +5045,7 @@
       </w:r>
       <w:r>
         <w:rPr>
-          <w:rStyle w:val="Aucun"/>
+          <w:rStyle w:val="Aucun A"/>
           <w:rtl w:val="0"/>
           <w:lang w:val="fr-FR"/>
         </w:rPr>
@@ -5048,7 +5053,7 @@
       </w:r>
       <w:r>
         <w:rPr>
-          <w:rStyle w:val="Aucun"/>
+          <w:rStyle w:val="Aucun A"/>
           <w:rtl w:val="0"/>
           <w:lang w:val="fr-FR"/>
         </w:rPr>
@@ -5068,7 +5073,7 @@
         <w:pStyle w:val="Corps A"/>
         <w:spacing w:line="276" w:lineRule="auto"/>
         <w:rPr>
-          <w:rStyle w:val="Aucun A"/>
+          <w:rStyle w:val="Aucun B"/>
         </w:rPr>
       </w:pPr>
     </w:p>
@@ -5076,6 +5081,7 @@
       <w:pPr>
         <w:pStyle w:val="Corps A"/>
         <w:rPr>
+          <w:rStyle w:val="Aucun"/>
           <w:lang w:val="nl-NL"/>
         </w:rPr>
       </w:pPr>
@@ -5092,7 +5098,7 @@
       <w:tblPr>
         <w:tblW w:w="9062" w:type="dxa"/>
         <w:jc w:val="left"/>
-        <w:tblInd w:w="216" w:type="dxa"/>
+        <w:tblInd w:w="324" w:type="dxa"/>
         <w:tblBorders>
           <w:top w:val="single" w:color="ffffff" w:sz="8" w:space="0" w:shadow="0" w:frame="0"/>
           <w:left w:val="single" w:color="ffffff" w:sz="8" w:space="0" w:shadow="0" w:frame="0"/>
@@ -5112,7 +5118,7 @@
           <w:shd w:val="clear" w:color="auto" w:fill="cad1d7"/>
         </w:tblPrEx>
         <w:trPr>
-          <w:trHeight w:val="12171" w:hRule="atLeast"/>
+          <w:trHeight w:val="12181" w:hRule="atLeast"/>
         </w:trPr>
         <w:tc>
           <w:tcPr>
@@ -7413,9 +7419,23 @@
         <w:pStyle w:val="Corps A"/>
         <w:widowControl w:val="0"/>
         <w:spacing w:line="240" w:lineRule="auto"/>
+        <w:ind w:left="216" w:hanging="216"/>
+        <w:jc w:val="left"/>
+        <w:rPr>
+          <w:rStyle w:val="Aucun"/>
+          <w:lang w:val="nl-NL"/>
+        </w:rPr>
+      </w:pPr>
+    </w:p>
+    <w:p>
+      <w:pPr>
+        <w:pStyle w:val="Corps A"/>
+        <w:widowControl w:val="0"/>
+        <w:spacing w:line="240" w:lineRule="auto"/>
         <w:ind w:left="108" w:hanging="108"/>
         <w:jc w:val="left"/>
         <w:rPr>
+          <w:rStyle w:val="Aucun B"/>
           <w:lang w:val="nl-NL"/>
         </w:rPr>
       </w:pPr>
@@ -7431,6 +7451,7 @@
       <w:pPr>
         <w:pStyle w:val="Corps A"/>
         <w:rPr>
+          <w:rStyle w:val="Aucun"/>
           <w:lang w:val="nl-NL"/>
         </w:rPr>
       </w:pPr>
@@ -7448,7 +7469,7 @@
         <w:pStyle w:val="Corps A"/>
         <w:spacing w:line="276" w:lineRule="auto"/>
         <w:rPr>
-          <w:rStyle w:val="Aucun A"/>
+          <w:rStyle w:val="Aucun B"/>
         </w:rPr>
       </w:pPr>
     </w:p>
@@ -7456,6 +7477,7 @@
       <w:pPr>
         <w:pStyle w:val="Corps A"/>
         <w:rPr>
+          <w:rStyle w:val="Aucun"/>
           <w:lang w:val="en-US"/>
         </w:rPr>
       </w:pPr>
@@ -7472,7 +7494,7 @@
       <w:tblPr>
         <w:tblW w:w="9062" w:type="dxa"/>
         <w:jc w:val="left"/>
-        <w:tblInd w:w="216" w:type="dxa"/>
+        <w:tblInd w:w="324" w:type="dxa"/>
         <w:tblBorders>
           <w:top w:val="single" w:color="ffffff" w:sz="8" w:space="0" w:shadow="0" w:frame="0"/>
           <w:left w:val="single" w:color="ffffff" w:sz="8" w:space="0" w:shadow="0" w:frame="0"/>
@@ -7492,7 +7514,7 @@
           <w:shd w:val="clear" w:color="auto" w:fill="cad1d7"/>
         </w:tblPrEx>
         <w:trPr>
-          <w:trHeight w:val="4765" w:hRule="atLeast"/>
+          <w:trHeight w:val="4775" w:hRule="atLeast"/>
         </w:trPr>
         <w:tc>
           <w:tcPr>
@@ -8167,9 +8189,23 @@
         <w:pStyle w:val="Corps A"/>
         <w:widowControl w:val="0"/>
         <w:spacing w:line="240" w:lineRule="auto"/>
+        <w:ind w:left="216" w:hanging="216"/>
+        <w:jc w:val="left"/>
+        <w:rPr>
+          <w:rStyle w:val="Aucun"/>
+          <w:lang w:val="en-US"/>
+        </w:rPr>
+      </w:pPr>
+    </w:p>
+    <w:p>
+      <w:pPr>
+        <w:pStyle w:val="Corps A"/>
+        <w:widowControl w:val="0"/>
+        <w:spacing w:line="240" w:lineRule="auto"/>
         <w:ind w:left="108" w:hanging="108"/>
         <w:jc w:val="left"/>
         <w:rPr>
+          <w:rStyle w:val="Aucun B"/>
           <w:lang w:val="en-US"/>
         </w:rPr>
       </w:pPr>
@@ -8185,6 +8221,7 @@
       <w:pPr>
         <w:pStyle w:val="Corps A"/>
         <w:rPr>
+          <w:rStyle w:val="Aucun"/>
           <w:lang w:val="en-US"/>
         </w:rPr>
       </w:pPr>
@@ -9398,7 +9435,7 @@
         <w:pStyle w:val="Corps A"/>
         <w:spacing w:line="276" w:lineRule="auto"/>
         <w:rPr>
-          <w:rStyle w:val="Aucun A"/>
+          <w:rStyle w:val="Aucun B"/>
         </w:rPr>
       </w:pPr>
     </w:p>
@@ -9407,13 +9444,12 @@
         <w:pStyle w:val="Corps A"/>
         <w:spacing w:line="276" w:lineRule="auto"/>
         <w:rPr>
-          <w:rStyle w:val="Aucun"/>
-          <w:lang w:val="fr-FR"/>
+          <w:rStyle w:val="Aucun B"/>
         </w:rPr>
       </w:pPr>
       <w:r>
         <w:rPr>
-          <w:rStyle w:val="Aucun"/>
+          <w:rStyle w:val="Aucun A"/>
           <w:rtl w:val="0"/>
           <w:lang w:val="fr-FR"/>
         </w:rPr>
@@ -9421,7 +9457,7 @@
       </w:r>
       <w:r>
         <w:rPr>
-          <w:rStyle w:val="Aucun"/>
+          <w:rStyle w:val="Aucun A"/>
           <w:rtl w:val="0"/>
           <w:lang w:val="fr-FR"/>
         </w:rPr>
@@ -9429,7 +9465,7 @@
       </w:r>
       <w:r>
         <w:rPr>
-          <w:rStyle w:val="Aucun"/>
+          <w:rStyle w:val="Aucun A"/>
           <w:rtl w:val="0"/>
           <w:lang w:val="fr-FR"/>
         </w:rPr>
@@ -9437,7 +9473,7 @@
       </w:r>
       <w:r>
         <w:rPr>
-          <w:rStyle w:val="Aucun"/>
+          <w:rStyle w:val="Aucun A"/>
           <w:rtl w:val="0"/>
           <w:lang w:val="fr-FR"/>
         </w:rPr>
@@ -9445,7 +9481,7 @@
       </w:r>
       <w:r>
         <w:rPr>
-          <w:rStyle w:val="Aucun"/>
+          <w:rStyle w:val="Aucun A"/>
           <w:rtl w:val="0"/>
           <w:lang w:val="fr-FR"/>
         </w:rPr>
@@ -9453,7 +9489,7 @@
       </w:r>
       <w:r>
         <w:rPr>
-          <w:rStyle w:val="Aucun"/>
+          <w:rStyle w:val="Aucun A"/>
           <w:rtl w:val="0"/>
           <w:lang w:val="fr-FR"/>
         </w:rPr>
@@ -9461,7 +9497,7 @@
       </w:r>
       <w:r>
         <w:rPr>
-          <w:rStyle w:val="Aucun"/>
+          <w:rStyle w:val="Aucun A"/>
           <w:rtl w:val="0"/>
           <w:lang w:val="fr-FR"/>
         </w:rPr>
@@ -9469,7 +9505,7 @@
       </w:r>
       <w:r>
         <w:rPr>
-          <w:rStyle w:val="Aucun"/>
+          <w:rStyle w:val="Aucun A"/>
           <w:rtl w:val="0"/>
           <w:lang w:val="fr-FR"/>
         </w:rPr>
@@ -9485,7 +9521,7 @@
       </w:r>
       <w:r>
         <w:rPr>
-          <w:rStyle w:val="Aucun"/>
+          <w:rStyle w:val="Aucun A"/>
           <w:rtl w:val="0"/>
           <w:lang w:val="fr-FR"/>
         </w:rPr>
@@ -9493,7 +9529,7 @@
       </w:r>
       <w:r>
         <w:rPr>
-          <w:rStyle w:val="Aucun"/>
+          <w:rStyle w:val="Aucun A"/>
           <w:rtl w:val="0"/>
           <w:lang w:val="fr-FR"/>
         </w:rPr>
@@ -9501,7 +9537,7 @@
       </w:r>
       <w:r>
         <w:rPr>
-          <w:rStyle w:val="Aucun"/>
+          <w:rStyle w:val="Aucun A"/>
           <w:rtl w:val="0"/>
           <w:lang w:val="fr-FR"/>
         </w:rPr>
@@ -9517,7 +9553,7 @@
       </w:r>
       <w:r>
         <w:rPr>
-          <w:rStyle w:val="Aucun"/>
+          <w:rStyle w:val="Aucun A"/>
           <w:rtl w:val="0"/>
           <w:lang w:val="fr-FR"/>
         </w:rPr>
@@ -9525,7 +9561,7 @@
       </w:r>
       <w:r>
         <w:rPr>
-          <w:rStyle w:val="Aucun"/>
+          <w:rStyle w:val="Aucun A"/>
           <w:rtl w:val="0"/>
           <w:lang w:val="fr-FR"/>
         </w:rPr>
@@ -9533,7 +9569,7 @@
       </w:r>
       <w:r>
         <w:rPr>
-          <w:rStyle w:val="Aucun"/>
+          <w:rStyle w:val="Aucun A"/>
           <w:rtl w:val="0"/>
           <w:lang w:val="fr-FR"/>
         </w:rPr>
@@ -9541,7 +9577,7 @@
       </w:r>
       <w:r>
         <w:rPr>
-          <w:rStyle w:val="Aucun"/>
+          <w:rStyle w:val="Aucun A"/>
           <w:rtl w:val="0"/>
           <w:lang w:val="fr-FR"/>
         </w:rPr>
@@ -9549,7 +9585,7 @@
       </w:r>
       <w:r>
         <w:rPr>
-          <w:rStyle w:val="Aucun"/>
+          <w:rStyle w:val="Aucun A"/>
           <w:rtl w:val="0"/>
           <w:lang w:val="fr-FR"/>
         </w:rPr>
@@ -9557,7 +9593,7 @@
       </w:r>
       <w:r>
         <w:rPr>
-          <w:rStyle w:val="Aucun"/>
+          <w:rStyle w:val="Aucun A"/>
           <w:rtl w:val="0"/>
           <w:lang w:val="fr-FR"/>
         </w:rPr>
@@ -9565,7 +9601,7 @@
       </w:r>
       <w:r>
         <w:rPr>
-          <w:rStyle w:val="Aucun"/>
+          <w:rStyle w:val="Aucun A"/>
           <w:rtl w:val="0"/>
           <w:lang w:val="fr-FR"/>
         </w:rPr>
@@ -9573,7 +9609,7 @@
       </w:r>
       <w:r>
         <w:rPr>
-          <w:rStyle w:val="Aucun"/>
+          <w:rStyle w:val="Aucun A"/>
           <w:rtl w:val="0"/>
           <w:lang w:val="fr-FR"/>
         </w:rPr>
@@ -9581,7 +9617,7 @@
       </w:r>
       <w:r>
         <w:rPr>
-          <w:rStyle w:val="Aucun"/>
+          <w:rStyle w:val="Aucun A"/>
           <w:rtl w:val="0"/>
           <w:lang w:val="fr-FR"/>
         </w:rPr>
@@ -9589,7 +9625,7 @@
       </w:r>
       <w:r>
         <w:rPr>
-          <w:rStyle w:val="Aucun"/>
+          <w:rStyle w:val="Aucun A"/>
           <w:rtl w:val="0"/>
           <w:lang w:val="fr-FR"/>
         </w:rPr>
@@ -9597,7 +9633,7 @@
       </w:r>
       <w:r>
         <w:rPr>
-          <w:rStyle w:val="Aucun"/>
+          <w:rStyle w:val="Aucun A"/>
           <w:rtl w:val="0"/>
           <w:lang w:val="fr-FR"/>
         </w:rPr>
@@ -9605,7 +9641,7 @@
       </w:r>
       <w:r>
         <w:rPr>
-          <w:rStyle w:val="Aucun"/>
+          <w:rStyle w:val="Aucun A"/>
           <w:rtl w:val="0"/>
           <w:lang w:val="fr-FR"/>
         </w:rPr>
@@ -9613,7 +9649,7 @@
       </w:r>
       <w:r>
         <w:rPr>
-          <w:rStyle w:val="Aucun"/>
+          <w:rStyle w:val="Aucun A"/>
           <w:rtl w:val="0"/>
           <w:lang w:val="fr-FR"/>
         </w:rPr>
@@ -9621,7 +9657,7 @@
       </w:r>
       <w:r>
         <w:rPr>
-          <w:rStyle w:val="Aucun"/>
+          <w:rStyle w:val="Aucun A"/>
           <w:rtl w:val="0"/>
           <w:lang w:val="fr-FR"/>
         </w:rPr>
@@ -9629,7 +9665,7 @@
       </w:r>
       <w:r>
         <w:rPr>
-          <w:rStyle w:val="Aucun"/>
+          <w:rStyle w:val="Aucun A"/>
           <w:rtl w:val="0"/>
           <w:lang w:val="fr-FR"/>
         </w:rPr>
@@ -9637,7 +9673,7 @@
       </w:r>
       <w:r>
         <w:rPr>
-          <w:rStyle w:val="Aucun"/>
+          <w:rStyle w:val="Aucun A"/>
           <w:rtl w:val="0"/>
           <w:lang w:val="fr-FR"/>
         </w:rPr>
@@ -9645,7 +9681,7 @@
       </w:r>
       <w:r>
         <w:rPr>
-          <w:rStyle w:val="Aucun"/>
+          <w:rStyle w:val="Aucun A"/>
           <w:rtl w:val="0"/>
           <w:lang w:val="fr-FR"/>
         </w:rPr>
@@ -9653,7 +9689,7 @@
       </w:r>
       <w:r>
         <w:rPr>
-          <w:rStyle w:val="Aucun"/>
+          <w:rStyle w:val="Aucun A"/>
           <w:rtl w:val="0"/>
           <w:lang w:val="fr-FR"/>
         </w:rPr>
@@ -9661,7 +9697,7 @@
       </w:r>
       <w:r>
         <w:rPr>
-          <w:rStyle w:val="Aucun"/>
+          <w:rStyle w:val="Aucun A"/>
           <w:rtl w:val="0"/>
           <w:lang w:val="fr-FR"/>
         </w:rPr>
@@ -9669,7 +9705,7 @@
       </w:r>
       <w:r>
         <w:rPr>
-          <w:rStyle w:val="Aucun"/>
+          <w:rStyle w:val="Aucun A"/>
           <w:rtl w:val="0"/>
           <w:lang w:val="fr-FR"/>
         </w:rPr>
@@ -9677,7 +9713,7 @@
       </w:r>
       <w:r>
         <w:rPr>
-          <w:rStyle w:val="Aucun"/>
+          <w:rStyle w:val="Aucun A"/>
           <w:rtl w:val="0"/>
           <w:lang w:val="fr-FR"/>
         </w:rPr>
@@ -9685,7 +9721,7 @@
       </w:r>
       <w:r>
         <w:rPr>
-          <w:rStyle w:val="Aucun"/>
+          <w:rStyle w:val="Aucun A"/>
           <w:rtl w:val="0"/>
           <w:lang w:val="fr-FR"/>
         </w:rPr>
@@ -9693,7 +9729,7 @@
       </w:r>
       <w:r>
         <w:rPr>
-          <w:rStyle w:val="Aucun"/>
+          <w:rStyle w:val="Aucun A"/>
           <w:rtl w:val="0"/>
           <w:lang w:val="fr-FR"/>
         </w:rPr>
@@ -9701,7 +9737,7 @@
       </w:r>
       <w:r>
         <w:rPr>
-          <w:rStyle w:val="Aucun"/>
+          <w:rStyle w:val="Aucun A"/>
           <w:rtl w:val="0"/>
           <w:lang w:val="fr-FR"/>
         </w:rPr>
@@ -9709,7 +9745,7 @@
       </w:r>
       <w:r>
         <w:rPr>
-          <w:rStyle w:val="Aucun"/>
+          <w:rStyle w:val="Aucun A"/>
           <w:rtl w:val="0"/>
           <w:lang w:val="fr-FR"/>
         </w:rPr>
@@ -9717,7 +9753,7 @@
       </w:r>
       <w:r>
         <w:rPr>
-          <w:rStyle w:val="Aucun"/>
+          <w:rStyle w:val="Aucun A"/>
           <w:rtl w:val="0"/>
           <w:lang w:val="fr-FR"/>
         </w:rPr>
@@ -9725,7 +9761,7 @@
       </w:r>
       <w:r>
         <w:rPr>
-          <w:rStyle w:val="Aucun"/>
+          <w:rStyle w:val="Aucun A"/>
           <w:rtl w:val="0"/>
           <w:lang w:val="fr-FR"/>
         </w:rPr>
@@ -9733,7 +9769,7 @@
       </w:r>
       <w:r>
         <w:rPr>
-          <w:rStyle w:val="Aucun"/>
+          <w:rStyle w:val="Aucun A"/>
           <w:rtl w:val="0"/>
           <w:lang w:val="fr-FR"/>
         </w:rPr>
@@ -9745,8 +9781,7 @@
         <w:pStyle w:val="Corps A"/>
         <w:spacing w:line="276" w:lineRule="auto"/>
         <w:rPr>
-          <w:rStyle w:val="Aucun"/>
-          <w:lang w:val="fr-FR"/>
+          <w:rStyle w:val="Aucun B"/>
         </w:rPr>
       </w:pPr>
     </w:p>
@@ -9755,8 +9790,7 @@
         <w:pStyle w:val="Corps A"/>
         <w:spacing w:line="276" w:lineRule="auto"/>
         <w:rPr>
-          <w:rStyle w:val="Aucun"/>
-          <w:lang w:val="fr-FR"/>
+          <w:rStyle w:val="Aucun B"/>
         </w:rPr>
       </w:pPr>
     </w:p>
@@ -9765,8 +9799,7 @@
         <w:pStyle w:val="Corps A"/>
         <w:spacing w:line="276" w:lineRule="auto"/>
         <w:rPr>
-          <w:rStyle w:val="Aucun"/>
-          <w:lang w:val="fr-FR"/>
+          <w:rStyle w:val="Aucun B"/>
         </w:rPr>
       </w:pPr>
     </w:p>
@@ -9775,7 +9808,7 @@
         <w:pStyle w:val="Corps A"/>
         <w:spacing w:line="276" w:lineRule="auto"/>
         <w:rPr>
-          <w:rStyle w:val="Aucun A"/>
+          <w:rStyle w:val="Aucun B"/>
         </w:rPr>
       </w:pPr>
     </w:p>
@@ -9784,7 +9817,7 @@
         <w:pStyle w:val="Corps A"/>
         <w:spacing w:line="276" w:lineRule="auto"/>
         <w:rPr>
-          <w:rStyle w:val="Aucun A"/>
+          <w:rStyle w:val="Aucun B"/>
         </w:rPr>
       </w:pPr>
     </w:p>
@@ -9837,6 +9870,7 @@
       </w:r>
       <w:r>
         <w:rPr>
+          <w:rStyle w:val="Aucun A"/>
           <w:rtl w:val="0"/>
           <w:lang w:val="fr-FR"/>
         </w:rPr>
@@ -9844,6 +9878,7 @@
       </w:r>
       <w:r>
         <w:rPr>
+          <w:rStyle w:val="Aucun"/>
           <w:rtl w:val="0"/>
           <w:lang w:val="en-US"/>
         </w:rPr>
@@ -9851,6 +9886,7 @@
       </w:r>
       <w:r>
         <w:rPr>
+          <w:rStyle w:val="Aucun A"/>
           <w:rtl w:val="0"/>
           <w:lang w:val="fr-FR"/>
         </w:rPr>
@@ -9858,6 +9894,7 @@
       </w:r>
       <w:r>
         <w:rPr>
+          <w:rStyle w:val="Aucun"/>
           <w:rtl w:val="0"/>
           <w:lang w:val="en-US"/>
         </w:rPr>
@@ -9865,6 +9902,7 @@
       </w:r>
       <w:r>
         <w:rPr>
+          <w:rStyle w:val="Aucun A"/>
           <w:rtl w:val="0"/>
           <w:lang w:val="fr-FR"/>
         </w:rPr>
@@ -9872,195 +9910,11 @@
       </w:r>
       <w:r>
         <w:rPr>
+          <w:rStyle w:val="Aucun"/>
           <w:rtl w:val="0"/>
           <w:lang w:val="en-US"/>
         </w:rPr>
         <w:t>}</w:t>
-      </w:r>
-    </w:p>
-    <w:p>
-      <w:pPr>
-        <w:pStyle w:val="Corps A"/>
-        <w:bidi w:val="0"/>
-        <w:spacing w:line="276" w:lineRule="auto"/>
-        <w:ind w:left="0" w:right="0" w:firstLine="0"/>
-        <w:jc w:val="both"/>
-        <w:rPr>
-          <w:rStyle w:val="Aucun"/>
-          <w:shd w:val="nil" w:color="auto" w:fill="auto"/>
-          <w:rtl w:val="0"/>
-        </w:rPr>
-      </w:pPr>
-      <w:r>
-        <w:rPr>
-          <w:rStyle w:val="Aucun"/>
-          <w:shd w:val="nil" w:color="auto" w:fill="auto"/>
-          <w:rtl w:val="0"/>
-          <w:lang w:val="fr-FR"/>
-        </w:rPr>
-        <w:t>L</w:t>
-      </w:r>
-      <w:r>
-        <w:rPr>
-          <w:rStyle w:val="Aucun"/>
-          <w:shd w:val="nil" w:color="auto" w:fill="auto"/>
-          <w:rtl w:val="0"/>
-          <w:lang w:val="fr-FR"/>
-        </w:rPr>
-        <w:t>’</w:t>
-      </w:r>
-      <w:r>
-        <w:rPr>
-          <w:rStyle w:val="Aucun"/>
-          <w:shd w:val="nil" w:color="auto" w:fill="auto"/>
-          <w:rtl w:val="0"/>
-          <w:lang w:val="fr-FR"/>
-        </w:rPr>
-        <w:t>Administration b</w:t>
-      </w:r>
-      <w:r>
-        <w:rPr>
-          <w:rStyle w:val="Aucun"/>
-          <w:shd w:val="nil" w:color="auto" w:fill="auto"/>
-          <w:rtl w:val="0"/>
-          <w:lang w:val="fr-FR"/>
-        </w:rPr>
-        <w:t>é</w:t>
-      </w:r>
-      <w:r>
-        <w:rPr>
-          <w:rStyle w:val="Aucun"/>
-          <w:shd w:val="nil" w:color="auto" w:fill="auto"/>
-          <w:rtl w:val="0"/>
-          <w:lang w:val="fr-FR"/>
-        </w:rPr>
-        <w:t>n</w:t>
-      </w:r>
-      <w:r>
-        <w:rPr>
-          <w:rStyle w:val="Aucun"/>
-          <w:shd w:val="nil" w:color="auto" w:fill="auto"/>
-          <w:rtl w:val="0"/>
-          <w:lang w:val="fr-FR"/>
-        </w:rPr>
-        <w:t>é</w:t>
-      </w:r>
-      <w:r>
-        <w:rPr>
-          <w:rStyle w:val="Aucun"/>
-          <w:shd w:val="nil" w:color="auto" w:fill="auto"/>
-          <w:rtl w:val="0"/>
-          <w:lang w:val="fr-FR"/>
-        </w:rPr>
-        <w:t>ficiaire autorise l</w:t>
-      </w:r>
-      <w:r>
-        <w:rPr>
-          <w:rStyle w:val="Aucun"/>
-          <w:shd w:val="nil" w:color="auto" w:fill="auto"/>
-          <w:rtl w:val="0"/>
-          <w:lang w:val="fr-FR"/>
-        </w:rPr>
-        <w:t>’</w:t>
-      </w:r>
-      <w:r>
-        <w:rPr>
-          <w:rStyle w:val="Aucun"/>
-          <w:shd w:val="nil" w:color="auto" w:fill="auto"/>
-          <w:rtl w:val="0"/>
-          <w:lang w:val="fr-FR"/>
-        </w:rPr>
-        <w:t xml:space="preserve">EDS </w:t>
-      </w:r>
-      <w:r>
-        <w:rPr>
-          <w:rStyle w:val="Aucun"/>
-          <w:shd w:val="nil" w:color="auto" w:fill="auto"/>
-          <w:rtl w:val="0"/>
-          <w:lang w:val="fr-FR"/>
-        </w:rPr>
-        <w:t xml:space="preserve">à </w:t>
-      </w:r>
-      <w:r>
-        <w:rPr>
-          <w:rStyle w:val="Aucun"/>
-          <w:shd w:val="nil" w:color="auto" w:fill="auto"/>
-          <w:rtl w:val="0"/>
-          <w:lang w:val="fr-FR"/>
-        </w:rPr>
-        <w:t>communiquer librement tant aupr</w:t>
-      </w:r>
-      <w:r>
-        <w:rPr>
-          <w:rStyle w:val="Aucun"/>
-          <w:shd w:val="nil" w:color="auto" w:fill="auto"/>
-          <w:rtl w:val="0"/>
-          <w:lang w:val="fr-FR"/>
-        </w:rPr>
-        <w:t>è</w:t>
-      </w:r>
-      <w:r>
-        <w:rPr>
-          <w:rStyle w:val="Aucun"/>
-          <w:shd w:val="nil" w:color="auto" w:fill="auto"/>
-          <w:rtl w:val="0"/>
-          <w:lang w:val="fr-FR"/>
-        </w:rPr>
-        <w:t>s des administrations publiques que du public sur le projet pr</w:t>
-      </w:r>
-      <w:r>
-        <w:rPr>
-          <w:rStyle w:val="Aucun"/>
-          <w:shd w:val="nil" w:color="auto" w:fill="auto"/>
-          <w:rtl w:val="0"/>
-          <w:lang w:val="fr-FR"/>
-        </w:rPr>
-        <w:t>é</w:t>
-      </w:r>
-      <w:r>
-        <w:rPr>
-          <w:rStyle w:val="Aucun"/>
-          <w:shd w:val="nil" w:color="auto" w:fill="auto"/>
-          <w:rtl w:val="0"/>
-          <w:lang w:val="fr-FR"/>
-        </w:rPr>
-        <w:t>sent</w:t>
-      </w:r>
-      <w:r>
-        <w:rPr>
-          <w:rStyle w:val="Aucun"/>
-          <w:shd w:val="nil" w:color="auto" w:fill="auto"/>
-          <w:rtl w:val="0"/>
-          <w:lang w:val="fr-FR"/>
-        </w:rPr>
-        <w:t xml:space="preserve">é </w:t>
-      </w:r>
-      <w:r>
-        <w:rPr>
-          <w:rStyle w:val="Aucun"/>
-          <w:shd w:val="nil" w:color="auto" w:fill="auto"/>
-          <w:rtl w:val="0"/>
-          <w:lang w:val="fr-FR"/>
-        </w:rPr>
-        <w:t>dans la demande susvis</w:t>
-      </w:r>
-      <w:r>
-        <w:rPr>
-          <w:rStyle w:val="Aucun"/>
-          <w:shd w:val="nil" w:color="auto" w:fill="auto"/>
-          <w:rtl w:val="0"/>
-          <w:lang w:val="fr-FR"/>
-        </w:rPr>
-        <w:t>é</w:t>
-      </w:r>
-      <w:r>
-        <w:rPr>
-          <w:rStyle w:val="Aucun"/>
-          <w:shd w:val="nil" w:color="auto" w:fill="auto"/>
-          <w:rtl w:val="0"/>
-          <w:lang w:val="fr-FR"/>
-        </w:rPr>
-        <w:t>e.</w:t>
       </w:r>
     </w:p>
     <w:p>
@@ -10070,6 +9924,188 @@
         <w:rPr>
           <w:rStyle w:val="Aucun"/>
           <w:shd w:val="nil" w:color="auto" w:fill="auto"/>
+        </w:rPr>
+      </w:pPr>
+      <w:r>
+        <w:rPr>
+          <w:rStyle w:val="Aucun"/>
+          <w:shd w:val="nil" w:color="auto" w:fill="auto"/>
+          <w:rtl w:val="0"/>
+          <w:lang w:val="fr-FR"/>
+        </w:rPr>
+        <w:t>L</w:t>
+      </w:r>
+      <w:r>
+        <w:rPr>
+          <w:rStyle w:val="Aucun"/>
+          <w:shd w:val="nil" w:color="auto" w:fill="auto"/>
+          <w:rtl w:val="0"/>
+          <w:lang w:val="fr-FR"/>
+        </w:rPr>
+        <w:t>’</w:t>
+      </w:r>
+      <w:r>
+        <w:rPr>
+          <w:rStyle w:val="Aucun"/>
+          <w:shd w:val="nil" w:color="auto" w:fill="auto"/>
+          <w:rtl w:val="0"/>
+          <w:lang w:val="fr-FR"/>
+        </w:rPr>
+        <w:t>Administration b</w:t>
+      </w:r>
+      <w:r>
+        <w:rPr>
+          <w:rStyle w:val="Aucun"/>
+          <w:shd w:val="nil" w:color="auto" w:fill="auto"/>
+          <w:rtl w:val="0"/>
+          <w:lang w:val="fr-FR"/>
+        </w:rPr>
+        <w:t>é</w:t>
+      </w:r>
+      <w:r>
+        <w:rPr>
+          <w:rStyle w:val="Aucun"/>
+          <w:shd w:val="nil" w:color="auto" w:fill="auto"/>
+          <w:rtl w:val="0"/>
+          <w:lang w:val="fr-FR"/>
+        </w:rPr>
+        <w:t>n</w:t>
+      </w:r>
+      <w:r>
+        <w:rPr>
+          <w:rStyle w:val="Aucun"/>
+          <w:shd w:val="nil" w:color="auto" w:fill="auto"/>
+          <w:rtl w:val="0"/>
+          <w:lang w:val="fr-FR"/>
+        </w:rPr>
+        <w:t>é</w:t>
+      </w:r>
+      <w:r>
+        <w:rPr>
+          <w:rStyle w:val="Aucun"/>
+          <w:shd w:val="nil" w:color="auto" w:fill="auto"/>
+          <w:rtl w:val="0"/>
+          <w:lang w:val="fr-FR"/>
+        </w:rPr>
+        <w:t>ficiaire autorise l</w:t>
+      </w:r>
+      <w:r>
+        <w:rPr>
+          <w:rStyle w:val="Aucun"/>
+          <w:shd w:val="nil" w:color="auto" w:fill="auto"/>
+          <w:rtl w:val="0"/>
+          <w:lang w:val="fr-FR"/>
+        </w:rPr>
+        <w:t>’</w:t>
+      </w:r>
+      <w:r>
+        <w:rPr>
+          <w:rStyle w:val="Aucun"/>
+          <w:shd w:val="nil" w:color="auto" w:fill="auto"/>
+          <w:rtl w:val="0"/>
+          <w:lang w:val="fr-FR"/>
+        </w:rPr>
+        <w:t xml:space="preserve">EDS </w:t>
+      </w:r>
+      <w:r>
+        <w:rPr>
+          <w:rStyle w:val="Aucun"/>
+          <w:shd w:val="nil" w:color="auto" w:fill="auto"/>
+          <w:rtl w:val="0"/>
+          <w:lang w:val="fr-FR"/>
+        </w:rPr>
+        <w:t xml:space="preserve">à </w:t>
+      </w:r>
+      <w:r>
+        <w:rPr>
+          <w:rStyle w:val="Aucun"/>
+          <w:shd w:val="nil" w:color="auto" w:fill="auto"/>
+          <w:rtl w:val="0"/>
+          <w:lang w:val="fr-FR"/>
+        </w:rPr>
+        <w:t>communiquer librement tant aupr</w:t>
+      </w:r>
+      <w:r>
+        <w:rPr>
+          <w:rStyle w:val="Aucun"/>
+          <w:shd w:val="nil" w:color="auto" w:fill="auto"/>
+          <w:rtl w:val="0"/>
+          <w:lang w:val="fr-FR"/>
+        </w:rPr>
+        <w:t>è</w:t>
+      </w:r>
+      <w:r>
+        <w:rPr>
+          <w:rStyle w:val="Aucun"/>
+          <w:shd w:val="nil" w:color="auto" w:fill="auto"/>
+          <w:rtl w:val="0"/>
+          <w:lang w:val="fr-FR"/>
+        </w:rPr>
+        <w:t>s des administrations publiques que du public sur le projet pr</w:t>
+      </w:r>
+      <w:r>
+        <w:rPr>
+          <w:rStyle w:val="Aucun"/>
+          <w:shd w:val="nil" w:color="auto" w:fill="auto"/>
+          <w:rtl w:val="0"/>
+          <w:lang w:val="fr-FR"/>
+        </w:rPr>
+        <w:t>é</w:t>
+      </w:r>
+      <w:r>
+        <w:rPr>
+          <w:rStyle w:val="Aucun"/>
+          <w:shd w:val="nil" w:color="auto" w:fill="auto"/>
+          <w:rtl w:val="0"/>
+          <w:lang w:val="fr-FR"/>
+        </w:rPr>
+        <w:t>sent</w:t>
+      </w:r>
+      <w:r>
+        <w:rPr>
+          <w:rStyle w:val="Aucun"/>
+          <w:shd w:val="nil" w:color="auto" w:fill="auto"/>
+          <w:rtl w:val="0"/>
+          <w:lang w:val="fr-FR"/>
+        </w:rPr>
+        <w:t xml:space="preserve">é </w:t>
+      </w:r>
+      <w:r>
+        <w:rPr>
+          <w:rStyle w:val="Aucun"/>
+          <w:shd w:val="nil" w:color="auto" w:fill="auto"/>
+          <w:rtl w:val="0"/>
+          <w:lang w:val="fr-FR"/>
+        </w:rPr>
+        <w:t>dans la demande susvis</w:t>
+      </w:r>
+      <w:r>
+        <w:rPr>
+          <w:rStyle w:val="Aucun"/>
+          <w:shd w:val="nil" w:color="auto" w:fill="auto"/>
+          <w:rtl w:val="0"/>
+          <w:lang w:val="fr-FR"/>
+        </w:rPr>
+        <w:t>é</w:t>
+      </w:r>
+      <w:r>
+        <w:rPr>
+          <w:rStyle w:val="Aucun"/>
+          <w:shd w:val="nil" w:color="auto" w:fill="auto"/>
+          <w:rtl w:val="0"/>
+          <w:lang w:val="fr-FR"/>
+        </w:rPr>
+        <w:t>e.</w:t>
+      </w:r>
+    </w:p>
+    <w:p>
+      <w:pPr>
+        <w:pStyle w:val="Corps A"/>
+        <w:spacing w:line="276" w:lineRule="auto"/>
+        <w:rPr>
+          <w:rStyle w:val="Aucun"/>
+          <w:shd w:val="nil" w:color="auto" w:fill="auto"/>
+          <w:lang w:val="en-US"/>
         </w:rPr>
       </w:pPr>
       <w:r>
@@ -10099,6 +10135,7 @@
       </w:r>
       <w:r>
         <w:rPr>
+          <w:rStyle w:val="Aucun A"/>
           <w:rtl w:val="0"/>
           <w:lang w:val="fr-FR"/>
         </w:rPr>
@@ -10106,6 +10143,7 @@
       </w:r>
       <w:r>
         <w:rPr>
+          <w:rStyle w:val="Aucun"/>
           <w:rtl w:val="0"/>
           <w:lang w:val="en-US"/>
         </w:rPr>
@@ -10113,6 +10151,7 @@
       </w:r>
       <w:r>
         <w:rPr>
+          <w:rStyle w:val="Aucun A"/>
           <w:rtl w:val="0"/>
           <w:lang w:val="fr-FR"/>
         </w:rPr>
@@ -10120,6 +10159,7 @@
       </w:r>
       <w:r>
         <w:rPr>
+          <w:rStyle w:val="Aucun"/>
           <w:rtl w:val="0"/>
           <w:lang w:val="en-US"/>
         </w:rPr>
@@ -10127,6 +10167,7 @@
       </w:r>
       <w:r>
         <w:rPr>
+          <w:rStyle w:val="Aucun A"/>
           <w:rtl w:val="0"/>
           <w:lang w:val="fr-FR"/>
         </w:rPr>
@@ -10134,6 +10175,7 @@
       </w:r>
       <w:r>
         <w:rPr>
+          <w:rStyle w:val="Aucun A"/>
           <w:rtl w:val="0"/>
           <w:lang w:val="fr-FR"/>
         </w:rPr>
@@ -10141,6 +10183,7 @@
       </w:r>
       <w:r>
         <w:rPr>
+          <w:rStyle w:val="Aucun A"/>
           <w:rtl w:val="0"/>
           <w:lang w:val="fr-FR"/>
         </w:rPr>
@@ -10148,6 +10191,7 @@
       </w:r>
       <w:r>
         <w:rPr>
+          <w:rStyle w:val="Aucun A"/>
           <w:rtl w:val="0"/>
           <w:lang w:val="fr-FR"/>
         </w:rPr>
@@ -10155,6 +10199,7 @@
       </w:r>
       <w:r>
         <w:rPr>
+          <w:rStyle w:val="Aucun A"/>
           <w:rtl w:val="0"/>
           <w:lang w:val="fr-FR"/>
         </w:rPr>
@@ -10162,6 +10207,7 @@
       </w:r>
       <w:r>
         <w:rPr>
+          <w:rStyle w:val="Aucun A"/>
           <w:rtl w:val="0"/>
           <w:lang w:val="fr-FR"/>
         </w:rPr>
@@ -10169,6 +10215,7 @@
       </w:r>
       <w:r>
         <w:rPr>
+          <w:rStyle w:val="Aucun A"/>
           <w:rtl w:val="0"/>
           <w:lang w:val="fr-FR"/>
         </w:rPr>
@@ -10176,6 +10223,7 @@
       </w:r>
       <w:r>
         <w:rPr>
+          <w:rStyle w:val="Aucun A"/>
           <w:rtl w:val="0"/>
           <w:lang w:val="fr-FR"/>
         </w:rPr>
@@ -10183,6 +10231,7 @@
       </w:r>
       <w:r>
         <w:rPr>
+          <w:rStyle w:val="Aucun A"/>
           <w:rtl w:val="0"/>
           <w:lang w:val="fr-FR"/>
         </w:rPr>
@@ -10190,6 +10239,7 @@
       </w:r>
       <w:r>
         <w:rPr>
+          <w:rStyle w:val="Aucun A"/>
           <w:rtl w:val="0"/>
           <w:lang w:val="fr-FR"/>
         </w:rPr>
@@ -10197,6 +10247,7 @@
       </w:r>
       <w:r>
         <w:rPr>
+          <w:rStyle w:val="Aucun A"/>
           <w:rtl w:val="0"/>
           <w:lang w:val="fr-FR"/>
         </w:rPr>
@@ -10204,6 +10255,7 @@
       </w:r>
       <w:r>
         <w:rPr>
+          <w:rStyle w:val="Aucun A"/>
           <w:rtl w:val="0"/>
           <w:lang w:val="fr-FR"/>
         </w:rPr>
@@ -10211,6 +10263,7 @@
       </w:r>
       <w:r>
         <w:rPr>
+          <w:rStyle w:val="Aucun A"/>
           <w:rtl w:val="0"/>
           <w:lang w:val="fr-FR"/>
         </w:rPr>
@@ -10218,249 +10271,11 @@
       </w:r>
       <w:r>
         <w:rPr>
+          <w:rStyle w:val="Aucun"/>
           <w:rtl w:val="0"/>
           <w:lang w:val="en-US"/>
         </w:rPr>
         <w:t>}</w:t>
-      </w:r>
-    </w:p>
-    <w:p>
-      <w:pPr>
-        <w:pStyle w:val="Corps A"/>
-        <w:bidi w:val="0"/>
-        <w:spacing w:line="276" w:lineRule="auto"/>
-        <w:ind w:left="0" w:right="0" w:firstLine="0"/>
-        <w:jc w:val="both"/>
-        <w:rPr>
-          <w:rStyle w:val="Aucun"/>
-          <w:shd w:val="nil" w:color="auto" w:fill="auto"/>
-          <w:rtl w:val="0"/>
-        </w:rPr>
-      </w:pPr>
-      <w:r>
-        <w:rPr>
-          <w:rStyle w:val="Aucun"/>
-          <w:shd w:val="nil" w:color="auto" w:fill="auto"/>
-          <w:rtl w:val="0"/>
-          <w:lang w:val="fr-FR"/>
-        </w:rPr>
-        <w:t>L</w:t>
-      </w:r>
-      <w:r>
-        <w:rPr>
-          <w:rStyle w:val="Aucun"/>
-          <w:shd w:val="nil" w:color="auto" w:fill="auto"/>
-          <w:rtl w:val="0"/>
-          <w:lang w:val="fr-FR"/>
-        </w:rPr>
-        <w:t>’</w:t>
-      </w:r>
-      <w:r>
-        <w:rPr>
-          <w:rStyle w:val="Aucun"/>
-          <w:shd w:val="nil" w:color="auto" w:fill="auto"/>
-          <w:rtl w:val="0"/>
-          <w:lang w:val="fr-FR"/>
-        </w:rPr>
-        <w:t>Administration b</w:t>
-      </w:r>
-      <w:r>
-        <w:rPr>
-          <w:rStyle w:val="Aucun"/>
-          <w:shd w:val="nil" w:color="auto" w:fill="auto"/>
-          <w:rtl w:val="0"/>
-          <w:lang w:val="fr-FR"/>
-        </w:rPr>
-        <w:t>é</w:t>
-      </w:r>
-      <w:r>
-        <w:rPr>
-          <w:rStyle w:val="Aucun"/>
-          <w:shd w:val="nil" w:color="auto" w:fill="auto"/>
-          <w:rtl w:val="0"/>
-          <w:lang w:val="fr-FR"/>
-        </w:rPr>
-        <w:t>n</w:t>
-      </w:r>
-      <w:r>
-        <w:rPr>
-          <w:rStyle w:val="Aucun"/>
-          <w:shd w:val="nil" w:color="auto" w:fill="auto"/>
-          <w:rtl w:val="0"/>
-          <w:lang w:val="fr-FR"/>
-        </w:rPr>
-        <w:t>é</w:t>
-      </w:r>
-      <w:r>
-        <w:rPr>
-          <w:rStyle w:val="Aucun"/>
-          <w:shd w:val="nil" w:color="auto" w:fill="auto"/>
-          <w:rtl w:val="0"/>
-          <w:lang w:val="fr-FR"/>
-        </w:rPr>
-        <w:t>ficiaire autorise l</w:t>
-      </w:r>
-      <w:r>
-        <w:rPr>
-          <w:rStyle w:val="Aucun"/>
-          <w:shd w:val="nil" w:color="auto" w:fill="auto"/>
-          <w:rtl w:val="0"/>
-          <w:lang w:val="fr-FR"/>
-        </w:rPr>
-        <w:t>’</w:t>
-      </w:r>
-      <w:r>
-        <w:rPr>
-          <w:rStyle w:val="Aucun"/>
-          <w:shd w:val="nil" w:color="auto" w:fill="auto"/>
-          <w:rtl w:val="0"/>
-          <w:lang w:val="fr-FR"/>
-        </w:rPr>
-        <w:t xml:space="preserve">EDS </w:t>
-      </w:r>
-      <w:r>
-        <w:rPr>
-          <w:rStyle w:val="Aucun"/>
-          <w:shd w:val="nil" w:color="auto" w:fill="auto"/>
-          <w:rtl w:val="0"/>
-          <w:lang w:val="fr-FR"/>
-        </w:rPr>
-        <w:t xml:space="preserve">à </w:t>
-      </w:r>
-      <w:r>
-        <w:rPr>
-          <w:rStyle w:val="Aucun"/>
-          <w:shd w:val="nil" w:color="auto" w:fill="auto"/>
-          <w:rtl w:val="0"/>
-          <w:lang w:val="fr-FR"/>
-        </w:rPr>
-        <w:t>communiquer librement tant aupr</w:t>
-      </w:r>
-      <w:r>
-        <w:rPr>
-          <w:rStyle w:val="Aucun"/>
-          <w:shd w:val="nil" w:color="auto" w:fill="auto"/>
-          <w:rtl w:val="0"/>
-          <w:lang w:val="fr-FR"/>
-        </w:rPr>
-        <w:t>è</w:t>
-      </w:r>
-      <w:r>
-        <w:rPr>
-          <w:rStyle w:val="Aucun"/>
-          <w:shd w:val="nil" w:color="auto" w:fill="auto"/>
-          <w:rtl w:val="0"/>
-          <w:lang w:val="fr-FR"/>
-        </w:rPr>
-        <w:t>s des administrations publiques que du public sur le projet pr</w:t>
-      </w:r>
-      <w:r>
-        <w:rPr>
-          <w:rStyle w:val="Aucun"/>
-          <w:shd w:val="nil" w:color="auto" w:fill="auto"/>
-          <w:rtl w:val="0"/>
-          <w:lang w:val="fr-FR"/>
-        </w:rPr>
-        <w:t>é</w:t>
-      </w:r>
-      <w:r>
-        <w:rPr>
-          <w:rStyle w:val="Aucun"/>
-          <w:shd w:val="nil" w:color="auto" w:fill="auto"/>
-          <w:rtl w:val="0"/>
-          <w:lang w:val="fr-FR"/>
-        </w:rPr>
-        <w:t>sent</w:t>
-      </w:r>
-      <w:r>
-        <w:rPr>
-          <w:rStyle w:val="Aucun"/>
-          <w:shd w:val="nil" w:color="auto" w:fill="auto"/>
-          <w:rtl w:val="0"/>
-          <w:lang w:val="fr-FR"/>
-        </w:rPr>
-        <w:t xml:space="preserve">é </w:t>
-      </w:r>
-      <w:r>
-        <w:rPr>
-          <w:rStyle w:val="Aucun"/>
-          <w:shd w:val="nil" w:color="auto" w:fill="auto"/>
-          <w:rtl w:val="0"/>
-          <w:lang w:val="fr-FR"/>
-        </w:rPr>
-        <w:t>dans la demande uniquement apr</w:t>
-      </w:r>
-      <w:r>
-        <w:rPr>
-          <w:rStyle w:val="Aucun"/>
-          <w:shd w:val="nil" w:color="auto" w:fill="auto"/>
-          <w:rtl w:val="0"/>
-          <w:lang w:val="fr-FR"/>
-        </w:rPr>
-        <w:t>è</w:t>
-      </w:r>
-      <w:r>
-        <w:rPr>
-          <w:rStyle w:val="Aucun"/>
-          <w:shd w:val="nil" w:color="auto" w:fill="auto"/>
-          <w:rtl w:val="0"/>
-          <w:lang w:val="fr-FR"/>
-        </w:rPr>
-        <w:t>s avoir autoris</w:t>
-      </w:r>
-      <w:r>
-        <w:rPr>
-          <w:rStyle w:val="Aucun"/>
-          <w:shd w:val="nil" w:color="auto" w:fill="auto"/>
-          <w:rtl w:val="0"/>
-          <w:lang w:val="fr-FR"/>
-        </w:rPr>
-        <w:t xml:space="preserve">é </w:t>
-      </w:r>
-      <w:r>
-        <w:rPr>
-          <w:rStyle w:val="Aucun"/>
-          <w:shd w:val="nil" w:color="auto" w:fill="auto"/>
-          <w:rtl w:val="0"/>
-          <w:lang w:val="fr-FR"/>
-        </w:rPr>
-        <w:t>pr</w:t>
-      </w:r>
-      <w:r>
-        <w:rPr>
-          <w:rStyle w:val="Aucun"/>
-          <w:shd w:val="nil" w:color="auto" w:fill="auto"/>
-          <w:rtl w:val="0"/>
-          <w:lang w:val="fr-FR"/>
-        </w:rPr>
-        <w:t>é</w:t>
-      </w:r>
-      <w:r>
-        <w:rPr>
-          <w:rStyle w:val="Aucun"/>
-          <w:shd w:val="nil" w:color="auto" w:fill="auto"/>
-          <w:rtl w:val="0"/>
-          <w:lang w:val="fr-FR"/>
-        </w:rPr>
-        <w:t>alablement l</w:t>
-      </w:r>
-      <w:r>
-        <w:rPr>
-          <w:rStyle w:val="Aucun"/>
-          <w:shd w:val="nil" w:color="auto" w:fill="auto"/>
-          <w:rtl w:val="0"/>
-          <w:lang w:val="fr-FR"/>
-        </w:rPr>
-        <w:t>’</w:t>
-      </w:r>
-      <w:r>
-        <w:rPr>
-          <w:rStyle w:val="Aucun"/>
-          <w:shd w:val="nil" w:color="auto" w:fill="auto"/>
-          <w:rtl w:val="0"/>
-          <w:lang w:val="fr-FR"/>
-        </w:rPr>
-        <w:t>action de communication.</w:t>
       </w:r>
     </w:p>
     <w:p>
@@ -10470,21 +10285,251 @@
         <w:rPr>
           <w:rStyle w:val="Aucun"/>
           <w:shd w:val="nil" w:color="auto" w:fill="auto"/>
-          <w:lang w:val="fr-FR"/>
+        </w:rPr>
+      </w:pPr>
+      <w:r>
+        <w:rPr>
+          <w:rStyle w:val="Aucun"/>
+          <w:shd w:val="nil" w:color="auto" w:fill="auto"/>
+          <w:rtl w:val="0"/>
+          <w:lang w:val="fr-FR"/>
+        </w:rPr>
+        <w:t>L</w:t>
+      </w:r>
+      <w:r>
+        <w:rPr>
+          <w:rStyle w:val="Aucun"/>
+          <w:shd w:val="nil" w:color="auto" w:fill="auto"/>
+          <w:rtl w:val="0"/>
+          <w:lang w:val="fr-FR"/>
+        </w:rPr>
+        <w:t>’</w:t>
+      </w:r>
+      <w:r>
+        <w:rPr>
+          <w:rStyle w:val="Aucun"/>
+          <w:shd w:val="nil" w:color="auto" w:fill="auto"/>
+          <w:rtl w:val="0"/>
+          <w:lang w:val="fr-FR"/>
+        </w:rPr>
+        <w:t>Administration b</w:t>
+      </w:r>
+      <w:r>
+        <w:rPr>
+          <w:rStyle w:val="Aucun"/>
+          <w:shd w:val="nil" w:color="auto" w:fill="auto"/>
+          <w:rtl w:val="0"/>
+          <w:lang w:val="fr-FR"/>
+        </w:rPr>
+        <w:t>é</w:t>
+      </w:r>
+      <w:r>
+        <w:rPr>
+          <w:rStyle w:val="Aucun"/>
+          <w:shd w:val="nil" w:color="auto" w:fill="auto"/>
+          <w:rtl w:val="0"/>
+          <w:lang w:val="fr-FR"/>
+        </w:rPr>
+        <w:t>n</w:t>
+      </w:r>
+      <w:r>
+        <w:rPr>
+          <w:rStyle w:val="Aucun"/>
+          <w:shd w:val="nil" w:color="auto" w:fill="auto"/>
+          <w:rtl w:val="0"/>
+          <w:lang w:val="fr-FR"/>
+        </w:rPr>
+        <w:t>é</w:t>
+      </w:r>
+      <w:r>
+        <w:rPr>
+          <w:rStyle w:val="Aucun"/>
+          <w:shd w:val="nil" w:color="auto" w:fill="auto"/>
+          <w:rtl w:val="0"/>
+          <w:lang w:val="fr-FR"/>
+        </w:rPr>
+        <w:t>ficiaire autorise l</w:t>
+      </w:r>
+      <w:r>
+        <w:rPr>
+          <w:rStyle w:val="Aucun"/>
+          <w:shd w:val="nil" w:color="auto" w:fill="auto"/>
+          <w:rtl w:val="0"/>
+          <w:lang w:val="fr-FR"/>
+        </w:rPr>
+        <w:t>’</w:t>
+      </w:r>
+      <w:r>
+        <w:rPr>
+          <w:rStyle w:val="Aucun"/>
+          <w:shd w:val="nil" w:color="auto" w:fill="auto"/>
+          <w:rtl w:val="0"/>
+          <w:lang w:val="fr-FR"/>
+        </w:rPr>
+        <w:t xml:space="preserve">EDS </w:t>
+      </w:r>
+      <w:r>
+        <w:rPr>
+          <w:rStyle w:val="Aucun"/>
+          <w:shd w:val="nil" w:color="auto" w:fill="auto"/>
+          <w:rtl w:val="0"/>
+          <w:lang w:val="fr-FR"/>
+        </w:rPr>
+        <w:t xml:space="preserve">à </w:t>
+      </w:r>
+      <w:r>
+        <w:rPr>
+          <w:rStyle w:val="Aucun"/>
+          <w:shd w:val="nil" w:color="auto" w:fill="auto"/>
+          <w:rtl w:val="0"/>
+          <w:lang w:val="fr-FR"/>
+        </w:rPr>
+        <w:t>communiquer librement tant aupr</w:t>
+      </w:r>
+      <w:r>
+        <w:rPr>
+          <w:rStyle w:val="Aucun"/>
+          <w:shd w:val="nil" w:color="auto" w:fill="auto"/>
+          <w:rtl w:val="0"/>
+          <w:lang w:val="fr-FR"/>
+        </w:rPr>
+        <w:t>è</w:t>
+      </w:r>
+      <w:r>
+        <w:rPr>
+          <w:rStyle w:val="Aucun"/>
+          <w:shd w:val="nil" w:color="auto" w:fill="auto"/>
+          <w:rtl w:val="0"/>
+          <w:lang w:val="fr-FR"/>
+        </w:rPr>
+        <w:t>s des administrations publiques que du public sur le projet pr</w:t>
+      </w:r>
+      <w:r>
+        <w:rPr>
+          <w:rStyle w:val="Aucun"/>
+          <w:shd w:val="nil" w:color="auto" w:fill="auto"/>
+          <w:rtl w:val="0"/>
+          <w:lang w:val="fr-FR"/>
+        </w:rPr>
+        <w:t>é</w:t>
+      </w:r>
+      <w:r>
+        <w:rPr>
+          <w:rStyle w:val="Aucun"/>
+          <w:shd w:val="nil" w:color="auto" w:fill="auto"/>
+          <w:rtl w:val="0"/>
+          <w:lang w:val="fr-FR"/>
+        </w:rPr>
+        <w:t>sent</w:t>
+      </w:r>
+      <w:r>
+        <w:rPr>
+          <w:rStyle w:val="Aucun"/>
+          <w:shd w:val="nil" w:color="auto" w:fill="auto"/>
+          <w:rtl w:val="0"/>
+          <w:lang w:val="fr-FR"/>
+        </w:rPr>
+        <w:t xml:space="preserve">é </w:t>
+      </w:r>
+      <w:r>
+        <w:rPr>
+          <w:rStyle w:val="Aucun"/>
+          <w:shd w:val="nil" w:color="auto" w:fill="auto"/>
+          <w:rtl w:val="0"/>
+          <w:lang w:val="fr-FR"/>
+        </w:rPr>
+        <w:t>dans la demande uniquement apr</w:t>
+      </w:r>
+      <w:r>
+        <w:rPr>
+          <w:rStyle w:val="Aucun"/>
+          <w:shd w:val="nil" w:color="auto" w:fill="auto"/>
+          <w:rtl w:val="0"/>
+          <w:lang w:val="fr-FR"/>
+        </w:rPr>
+        <w:t>è</w:t>
+      </w:r>
+      <w:r>
+        <w:rPr>
+          <w:rStyle w:val="Aucun"/>
+          <w:shd w:val="nil" w:color="auto" w:fill="auto"/>
+          <w:rtl w:val="0"/>
+          <w:lang w:val="fr-FR"/>
+        </w:rPr>
+        <w:t>s avoir autoris</w:t>
+      </w:r>
+      <w:r>
+        <w:rPr>
+          <w:rStyle w:val="Aucun"/>
+          <w:shd w:val="nil" w:color="auto" w:fill="auto"/>
+          <w:rtl w:val="0"/>
+          <w:lang w:val="fr-FR"/>
+        </w:rPr>
+        <w:t xml:space="preserve">é </w:t>
+      </w:r>
+      <w:r>
+        <w:rPr>
+          <w:rStyle w:val="Aucun"/>
+          <w:shd w:val="nil" w:color="auto" w:fill="auto"/>
+          <w:rtl w:val="0"/>
+          <w:lang w:val="fr-FR"/>
+        </w:rPr>
+        <w:t>pr</w:t>
+      </w:r>
+      <w:r>
+        <w:rPr>
+          <w:rStyle w:val="Aucun"/>
+          <w:shd w:val="nil" w:color="auto" w:fill="auto"/>
+          <w:rtl w:val="0"/>
+          <w:lang w:val="fr-FR"/>
+        </w:rPr>
+        <w:t>é</w:t>
+      </w:r>
+      <w:r>
+        <w:rPr>
+          <w:rStyle w:val="Aucun"/>
+          <w:shd w:val="nil" w:color="auto" w:fill="auto"/>
+          <w:rtl w:val="0"/>
+          <w:lang w:val="fr-FR"/>
+        </w:rPr>
+        <w:t>alablement l</w:t>
+      </w:r>
+      <w:r>
+        <w:rPr>
+          <w:rStyle w:val="Aucun"/>
+          <w:shd w:val="nil" w:color="auto" w:fill="auto"/>
+          <w:rtl w:val="0"/>
+          <w:lang w:val="fr-FR"/>
+        </w:rPr>
+        <w:t>’</w:t>
+      </w:r>
+      <w:r>
+        <w:rPr>
+          <w:rStyle w:val="Aucun"/>
+          <w:shd w:val="nil" w:color="auto" w:fill="auto"/>
+          <w:rtl w:val="0"/>
+          <w:lang w:val="fr-FR"/>
+        </w:rPr>
+        <w:t>action de communication.</w:t>
+      </w:r>
+    </w:p>
+    <w:p>
+      <w:pPr>
+        <w:pStyle w:val="Corps A"/>
+        <w:spacing w:line="276" w:lineRule="auto"/>
+        <w:rPr>
+          <w:rStyle w:val="Aucun"/>
+          <w:shd w:val="nil" w:color="auto" w:fill="auto"/>
         </w:rPr>
       </w:pPr>
     </w:p>
     <w:p>
       <w:pPr>
         <w:pStyle w:val="Corps A"/>
-        <w:bidi w:val="0"/>
         <w:spacing w:after="120" w:line="276" w:lineRule="auto"/>
-        <w:ind w:left="0" w:right="0" w:firstLine="0"/>
-        <w:jc w:val="both"/>
         <w:rPr>
           <w:rStyle w:val="Aucun"/>
           <w:shd w:val="nil" w:color="auto" w:fill="auto"/>
-          <w:rtl w:val="0"/>
         </w:rPr>
       </w:pPr>
       <w:r>
@@ -10711,6 +10756,23 @@
           <w:lang w:val="fr-FR"/>
         </w:rPr>
         <w:t>vaut acceptation.</w:t>
+      </w:r>
+    </w:p>
+    <w:p>
+      <w:pPr>
+        <w:pStyle w:val="Corps A"/>
+        <w:spacing w:line="276" w:lineRule="auto"/>
+        <w:rPr>
+          <w:lang w:val="en-US"/>
+        </w:rPr>
+      </w:pPr>
+      <w:r>
+        <w:rPr>
+          <w:rStyle w:val="Aucun"/>
+          <w:rtl w:val="0"/>
+          <w:lang w:val="en-US"/>
+        </w:rPr>
+        <w:t>{/}</w:t>
       </w:r>
     </w:p>
     <w:p>
@@ -10720,64 +10782,130 @@
       </w:pPr>
       <w:r>
         <w:rPr>
+          <w:rStyle w:val="Aucun"/>
+          <w:b w:val="1"/>
+          <w:bCs w:val="1"/>
           <w:rtl w:val="0"/>
           <w:lang w:val="en-US"/>
         </w:rPr>
-        <w:t>{/}</w:t>
+        <w:t>{#</w:t>
+      </w:r>
+      <w:r>
+        <w:rPr>
+          <w:rStyle w:val="Aucun A"/>
+          <w:rtl w:val="0"/>
+          <w:lang w:val="fr-FR"/>
+        </w:rPr>
+        <w:t>communicationSty</w:t>
+      </w:r>
+      <w:r>
+        <w:rPr>
+          <w:rStyle w:val="Aucun"/>
+          <w:rtl w:val="0"/>
+          <w:lang w:val="en-US"/>
+        </w:rPr>
+        <w:t xml:space="preserve">le == </w:t>
+      </w:r>
+      <w:r>
+        <w:rPr>
+          <w:rStyle w:val="Aucun A"/>
+          <w:rtl w:val="0"/>
+          <w:lang w:val="fr-FR"/>
+        </w:rPr>
+        <w:t>"</w:t>
+      </w:r>
+      <w:r>
+        <w:rPr>
+          <w:rStyle w:val="Aucun"/>
+          <w:rtl w:val="0"/>
+          <w:lang w:val="en-US"/>
+        </w:rPr>
+        <w:t>I</w:t>
+      </w:r>
+      <w:r>
+        <w:rPr>
+          <w:rStyle w:val="Aucun A"/>
+          <w:rtl w:val="0"/>
+          <w:lang w:val="fr-FR"/>
+        </w:rPr>
+        <w:t>nterdite par l</w:t>
+      </w:r>
+      <w:r>
+        <w:rPr>
+          <w:rStyle w:val="Aucun A"/>
+          <w:rtl w:val="0"/>
+          <w:lang w:val="fr-FR"/>
+        </w:rPr>
+        <w:t>’</w:t>
+      </w:r>
+      <w:r>
+        <w:rPr>
+          <w:rStyle w:val="Aucun A"/>
+          <w:rtl w:val="0"/>
+          <w:lang w:val="fr-FR"/>
+        </w:rPr>
+        <w:t>Administration b</w:t>
+      </w:r>
+      <w:r>
+        <w:rPr>
+          <w:rStyle w:val="Aucun A"/>
+          <w:rtl w:val="0"/>
+          <w:lang w:val="fr-FR"/>
+        </w:rPr>
+        <w:t>é</w:t>
+      </w:r>
+      <w:r>
+        <w:rPr>
+          <w:rStyle w:val="Aucun A"/>
+          <w:rtl w:val="0"/>
+          <w:lang w:val="fr-FR"/>
+        </w:rPr>
+        <w:t>n</w:t>
+      </w:r>
+      <w:r>
+        <w:rPr>
+          <w:rStyle w:val="Aucun A"/>
+          <w:rtl w:val="0"/>
+          <w:lang w:val="fr-FR"/>
+        </w:rPr>
+        <w:t>é</w:t>
+      </w:r>
+      <w:r>
+        <w:rPr>
+          <w:rStyle w:val="Aucun A"/>
+          <w:rtl w:val="0"/>
+          <w:lang w:val="fr-FR"/>
+        </w:rPr>
+        <w:t>ficiaire"</w:t>
+      </w:r>
+      <w:r>
+        <w:rPr>
+          <w:rStyle w:val="Aucun"/>
+          <w:rtl w:val="0"/>
+          <w:lang w:val="en-US"/>
+        </w:rPr>
+        <w:t>}</w:t>
       </w:r>
     </w:p>
     <w:p>
       <w:pPr>
         <w:pStyle w:val="Corps A"/>
         <w:spacing w:line="276" w:lineRule="auto"/>
+        <w:rPr>
+          <w:rStyle w:val="Aucun B"/>
+        </w:rPr>
       </w:pPr>
       <w:r>
         <w:rPr>
-          <w:rStyle w:val="Aucun"/>
-          <w:b w:val="1"/>
-          <w:bCs w:val="1"/>
-          <w:rtl w:val="0"/>
-          <w:lang w:val="en-US"/>
-        </w:rPr>
-        <w:t>{#</w:t>
-      </w:r>
-      <w:r>
-        <w:rPr>
-          <w:rtl w:val="0"/>
-          <w:lang w:val="fr-FR"/>
-        </w:rPr>
-        <w:t>communicationSty</w:t>
-      </w:r>
-      <w:r>
-        <w:rPr>
-          <w:rtl w:val="0"/>
-          <w:lang w:val="en-US"/>
-        </w:rPr>
-        <w:t xml:space="preserve">le == </w:t>
-      </w:r>
-      <w:r>
-        <w:rPr>
-          <w:rtl w:val="0"/>
-          <w:lang w:val="fr-FR"/>
-        </w:rPr>
-        <w:t>"</w:t>
-      </w:r>
-      <w:r>
-        <w:rPr>
-          <w:rtl w:val="0"/>
-          <w:lang w:val="en-US"/>
-        </w:rPr>
-        <w:t>I</w:t>
-      </w:r>
-      <w:r>
-        <w:rPr>
-          <w:rtl w:val="0"/>
-          <w:lang w:val="fr-FR"/>
-        </w:rPr>
-        <w:t>nterdite par l</w:t>
-      </w:r>
-      <w:r>
-        <w:rPr>
+          <w:rStyle w:val="Aucun B"/>
+          <w:rtl w:val="0"/>
+          <w:lang w:val="fr-FR"/>
+        </w:rPr>
+        <w:t>L</w:t>
+      </w:r>
+      <w:r>
+        <w:rPr>
+          <w:rStyle w:val="Aucun B"/>
           <w:rtl w:val="0"/>
           <w:lang w:val="fr-FR"/>
         </w:rPr>
@@ -10785,6 +10913,7 @@
       </w:r>
       <w:r>
         <w:rPr>
+          <w:rStyle w:val="Aucun B"/>
           <w:rtl w:val="0"/>
           <w:lang w:val="fr-FR"/>
         </w:rPr>
@@ -10792,6 +10921,7 @@
       </w:r>
       <w:r>
         <w:rPr>
+          <w:rStyle w:val="Aucun B"/>
           <w:rtl w:val="0"/>
           <w:lang w:val="fr-FR"/>
         </w:rPr>
@@ -10799,6 +10929,7 @@
       </w:r>
       <w:r>
         <w:rPr>
+          <w:rStyle w:val="Aucun B"/>
           <w:rtl w:val="0"/>
           <w:lang w:val="fr-FR"/>
         </w:rPr>
@@ -10806,6 +10937,7 @@
       </w:r>
       <w:r>
         <w:rPr>
+          <w:rStyle w:val="Aucun B"/>
           <w:rtl w:val="0"/>
           <w:lang w:val="fr-FR"/>
         </w:rPr>
@@ -10813,17 +10945,139 @@
       </w:r>
       <w:r>
         <w:rPr>
-          <w:rtl w:val="0"/>
-          <w:lang w:val="fr-FR"/>
-        </w:rPr>
-        <w:t>ficiaire"</w:t>
-      </w:r>
-      <w:r>
-        <w:rPr>
-          <w:rtl w:val="0"/>
-          <w:lang w:val="en-US"/>
-        </w:rPr>
-        <w:t>}</w:t>
+          <w:rStyle w:val="Aucun B"/>
+          <w:rtl w:val="0"/>
+          <w:lang w:val="fr-FR"/>
+        </w:rPr>
+        <w:t xml:space="preserve">ficiaire interdit </w:t>
+      </w:r>
+      <w:r>
+        <w:rPr>
+          <w:rStyle w:val="Aucun B"/>
+          <w:rtl w:val="0"/>
+          <w:lang w:val="fr-FR"/>
+        </w:rPr>
+        <w:t xml:space="preserve">à </w:t>
+      </w:r>
+      <w:r>
+        <w:rPr>
+          <w:rStyle w:val="Aucun B"/>
+          <w:rtl w:val="0"/>
+          <w:lang w:val="fr-FR"/>
+        </w:rPr>
+        <w:t>l</w:t>
+      </w:r>
+      <w:r>
+        <w:rPr>
+          <w:rStyle w:val="Aucun B"/>
+          <w:rtl w:val="0"/>
+          <w:lang w:val="fr-FR"/>
+        </w:rPr>
+        <w:t>’</w:t>
+      </w:r>
+      <w:r>
+        <w:rPr>
+          <w:rStyle w:val="Aucun B"/>
+          <w:rtl w:val="0"/>
+          <w:lang w:val="fr-FR"/>
+        </w:rPr>
+        <w:t>EDS toute communication, qu</w:t>
+      </w:r>
+      <w:r>
+        <w:rPr>
+          <w:rStyle w:val="Aucun B"/>
+          <w:rtl w:val="0"/>
+          <w:lang w:val="fr-FR"/>
+        </w:rPr>
+        <w:t>’</w:t>
+      </w:r>
+      <w:r>
+        <w:rPr>
+          <w:rStyle w:val="Aucun B"/>
+          <w:rtl w:val="0"/>
+          <w:lang w:val="fr-FR"/>
+        </w:rPr>
+        <w:t>elle soit interne aux administrations de l</w:t>
+      </w:r>
+      <w:r>
+        <w:rPr>
+          <w:rStyle w:val="Aucun B"/>
+          <w:rtl w:val="0"/>
+          <w:lang w:val="fr-FR"/>
+        </w:rPr>
+        <w:t>’</w:t>
+      </w:r>
+      <w:r>
+        <w:rPr>
+          <w:rStyle w:val="Aucun B"/>
+          <w:rtl w:val="0"/>
+          <w:lang w:val="fr-FR"/>
+        </w:rPr>
+        <w:t>Etat ou aupr</w:t>
+      </w:r>
+      <w:r>
+        <w:rPr>
+          <w:rStyle w:val="Aucun B"/>
+          <w:rtl w:val="0"/>
+          <w:lang w:val="fr-FR"/>
+        </w:rPr>
+        <w:t>è</w:t>
+      </w:r>
+      <w:r>
+        <w:rPr>
+          <w:rStyle w:val="Aucun B"/>
+          <w:rtl w:val="0"/>
+          <w:lang w:val="fr-FR"/>
+        </w:rPr>
+        <w:t>s du public, concernant le projet pr</w:t>
+      </w:r>
+      <w:r>
+        <w:rPr>
+          <w:rStyle w:val="Aucun B"/>
+          <w:rtl w:val="0"/>
+          <w:lang w:val="fr-FR"/>
+        </w:rPr>
+        <w:t>é</w:t>
+      </w:r>
+      <w:r>
+        <w:rPr>
+          <w:rStyle w:val="Aucun B"/>
+          <w:rtl w:val="0"/>
+          <w:lang w:val="fr-FR"/>
+        </w:rPr>
+        <w:t>sent</w:t>
+      </w:r>
+      <w:r>
+        <w:rPr>
+          <w:rStyle w:val="Aucun B"/>
+          <w:rtl w:val="0"/>
+          <w:lang w:val="fr-FR"/>
+        </w:rPr>
+        <w:t xml:space="preserve">é </w:t>
+      </w:r>
+      <w:r>
+        <w:rPr>
+          <w:rStyle w:val="Aucun B"/>
+          <w:rtl w:val="0"/>
+          <w:lang w:val="fr-FR"/>
+        </w:rPr>
+        <w:t>dans la demande susvis</w:t>
+      </w:r>
+      <w:r>
+        <w:rPr>
+          <w:rStyle w:val="Aucun B"/>
+          <w:rtl w:val="0"/>
+          <w:lang w:val="fr-FR"/>
+        </w:rPr>
+        <w:t>é</w:t>
+      </w:r>
+      <w:r>
+        <w:rPr>
+          <w:rStyle w:val="Aucun B"/>
+          <w:rtl w:val="0"/>
+          <w:lang w:val="fr-FR"/>
+        </w:rPr>
+        <w:t>e.</w:t>
       </w:r>
     </w:p>
     <w:p>
@@ -10831,201 +11085,8 @@
         <w:pStyle w:val="Corps A"/>
         <w:spacing w:line="276" w:lineRule="auto"/>
         <w:rPr>
-          <w:rStyle w:val="Aucun"/>
-          <w:lang w:val="fr-FR"/>
-        </w:rPr>
-      </w:pPr>
-      <w:r>
-        <w:rPr>
-          <w:rStyle w:val="Aucun"/>
-          <w:rtl w:val="0"/>
-          <w:lang w:val="fr-FR"/>
-        </w:rPr>
-        <w:t>L</w:t>
-      </w:r>
-      <w:r>
-        <w:rPr>
-          <w:rStyle w:val="Aucun"/>
-          <w:rtl w:val="0"/>
-          <w:lang w:val="fr-FR"/>
-        </w:rPr>
-        <w:t>’</w:t>
-      </w:r>
-      <w:r>
-        <w:rPr>
-          <w:rStyle w:val="Aucun"/>
-          <w:rtl w:val="0"/>
-          <w:lang w:val="fr-FR"/>
-        </w:rPr>
-        <w:t>Administration b</w:t>
-      </w:r>
-      <w:r>
-        <w:rPr>
-          <w:rStyle w:val="Aucun"/>
-          <w:rtl w:val="0"/>
-          <w:lang w:val="fr-FR"/>
-        </w:rPr>
-        <w:t>é</w:t>
-      </w:r>
-      <w:r>
-        <w:rPr>
-          <w:rStyle w:val="Aucun"/>
-          <w:rtl w:val="0"/>
-          <w:lang w:val="fr-FR"/>
-        </w:rPr>
-        <w:t>n</w:t>
-      </w:r>
-      <w:r>
-        <w:rPr>
-          <w:rStyle w:val="Aucun"/>
-          <w:rtl w:val="0"/>
-          <w:lang w:val="fr-FR"/>
-        </w:rPr>
-        <w:t>é</w:t>
-      </w:r>
-      <w:r>
-        <w:rPr>
-          <w:rStyle w:val="Aucun"/>
-          <w:rtl w:val="0"/>
-          <w:lang w:val="fr-FR"/>
-        </w:rPr>
-        <w:t xml:space="preserve">ficiaire interdit </w:t>
-      </w:r>
-      <w:r>
-        <w:rPr>
-          <w:rStyle w:val="Aucun"/>
-          <w:rtl w:val="0"/>
-          <w:lang w:val="fr-FR"/>
-        </w:rPr>
-        <w:t xml:space="preserve">à </w:t>
-      </w:r>
-      <w:r>
-        <w:rPr>
-          <w:rStyle w:val="Aucun"/>
-          <w:rtl w:val="0"/>
-          <w:lang w:val="fr-FR"/>
-        </w:rPr>
-        <w:t>l</w:t>
-      </w:r>
-      <w:r>
-        <w:rPr>
-          <w:rStyle w:val="Aucun"/>
-          <w:rtl w:val="0"/>
-          <w:lang w:val="fr-FR"/>
-        </w:rPr>
-        <w:t>’</w:t>
-      </w:r>
-      <w:r>
-        <w:rPr>
-          <w:rStyle w:val="Aucun"/>
-          <w:rtl w:val="0"/>
-          <w:lang w:val="fr-FR"/>
-        </w:rPr>
-        <w:t>EDS toute communication, qu</w:t>
-      </w:r>
-      <w:r>
-        <w:rPr>
-          <w:rStyle w:val="Aucun"/>
-          <w:rtl w:val="0"/>
-          <w:lang w:val="fr-FR"/>
-        </w:rPr>
-        <w:t>’</w:t>
-      </w:r>
-      <w:r>
-        <w:rPr>
-          <w:rStyle w:val="Aucun"/>
-          <w:rtl w:val="0"/>
-          <w:lang w:val="fr-FR"/>
-        </w:rPr>
-        <w:t>elle soit interne aux administrations de l</w:t>
-      </w:r>
-      <w:r>
-        <w:rPr>
-          <w:rStyle w:val="Aucun"/>
-          <w:rtl w:val="0"/>
-          <w:lang w:val="fr-FR"/>
-        </w:rPr>
-        <w:t>’</w:t>
-      </w:r>
-      <w:r>
-        <w:rPr>
-          <w:rStyle w:val="Aucun"/>
-          <w:rtl w:val="0"/>
-          <w:lang w:val="fr-FR"/>
-        </w:rPr>
-        <w:t>Etat ou aupr</w:t>
-      </w:r>
-      <w:r>
-        <w:rPr>
-          <w:rStyle w:val="Aucun"/>
-          <w:rtl w:val="0"/>
-          <w:lang w:val="fr-FR"/>
-        </w:rPr>
-        <w:t>è</w:t>
-      </w:r>
-      <w:r>
-        <w:rPr>
-          <w:rStyle w:val="Aucun"/>
-          <w:rtl w:val="0"/>
-          <w:lang w:val="fr-FR"/>
-        </w:rPr>
-        <w:t>s du public, concernant le projet pr</w:t>
-      </w:r>
-      <w:r>
-        <w:rPr>
-          <w:rStyle w:val="Aucun"/>
-          <w:rtl w:val="0"/>
-          <w:lang w:val="fr-FR"/>
-        </w:rPr>
-        <w:t>é</w:t>
-      </w:r>
-      <w:r>
-        <w:rPr>
-          <w:rStyle w:val="Aucun"/>
-          <w:rtl w:val="0"/>
-          <w:lang w:val="fr-FR"/>
-        </w:rPr>
-        <w:t>sent</w:t>
-      </w:r>
-      <w:r>
-        <w:rPr>
-          <w:rStyle w:val="Aucun"/>
-          <w:rtl w:val="0"/>
-          <w:lang w:val="fr-FR"/>
-        </w:rPr>
-        <w:t xml:space="preserve">é </w:t>
-      </w:r>
-      <w:r>
-        <w:rPr>
-          <w:rStyle w:val="Aucun"/>
-          <w:rtl w:val="0"/>
-          <w:lang w:val="fr-FR"/>
-        </w:rPr>
-        <w:t>dans la demande susvis</w:t>
-      </w:r>
-      <w:r>
-        <w:rPr>
-          <w:rStyle w:val="Aucun"/>
-          <w:rtl w:val="0"/>
-          <w:lang w:val="fr-FR"/>
-        </w:rPr>
-        <w:t>é</w:t>
-      </w:r>
-      <w:r>
-        <w:rPr>
-          <w:rStyle w:val="Aucun"/>
-          <w:rtl w:val="0"/>
-          <w:lang w:val="fr-FR"/>
-        </w:rPr>
-        <w:t>e.</w:t>
-      </w:r>
-    </w:p>
-    <w:p>
-      <w:pPr>
-        <w:pStyle w:val="Corps A"/>
-        <w:spacing w:line="276" w:lineRule="auto"/>
-        <w:rPr>
-          <w:rStyle w:val="Aucun"/>
+          <w:rStyle w:val="Aucun B"/>
+          <w:lang w:val="en-US"/>
         </w:rPr>
       </w:pPr>
       <w:r>
@@ -11116,7 +11177,7 @@
         <w:pStyle w:val="Corps A"/>
         <w:spacing w:line="276" w:lineRule="auto"/>
         <w:rPr>
-          <w:rStyle w:val="Aucun A"/>
+          <w:rStyle w:val="Aucun B"/>
         </w:rPr>
       </w:pPr>
       <w:r>
@@ -11129,7 +11190,7 @@
       </w:r>
       <w:r>
         <w:rPr>
-          <w:rStyle w:val="Aucun"/>
+          <w:rStyle w:val="Aucun A"/>
           <w:rtl w:val="0"/>
           <w:lang w:val="fr-FR"/>
         </w:rPr>
@@ -11137,7 +11198,7 @@
       </w:r>
       <w:r>
         <w:rPr>
-          <w:rStyle w:val="Aucun"/>
+          <w:rStyle w:val="Aucun A"/>
           <w:rtl w:val="0"/>
           <w:lang w:val="fr-FR"/>
         </w:rPr>
@@ -11145,7 +11206,7 @@
       </w:r>
       <w:r>
         <w:rPr>
-          <w:rStyle w:val="Aucun"/>
+          <w:rStyle w:val="Aucun A"/>
           <w:rtl w:val="0"/>
           <w:lang w:val="fr-FR"/>
         </w:rPr>
@@ -11161,7 +11222,7 @@
       </w:r>
       <w:r>
         <w:rPr>
-          <w:rStyle w:val="Aucun"/>
+          <w:rStyle w:val="Aucun A"/>
           <w:rtl w:val="0"/>
           <w:lang w:val="fr-FR"/>
         </w:rPr>
@@ -11169,7 +11230,7 @@
       </w:r>
       <w:r>
         <w:rPr>
-          <w:rStyle w:val="Aucun"/>
+          <w:rStyle w:val="Aucun A"/>
           <w:rtl w:val="0"/>
           <w:lang w:val="fr-FR"/>
         </w:rPr>
@@ -11177,7 +11238,7 @@
       </w:r>
       <w:r>
         <w:rPr>
-          <w:rStyle w:val="Aucun"/>
+          <w:rStyle w:val="Aucun A"/>
           <w:rtl w:val="0"/>
           <w:lang w:val="fr-FR"/>
         </w:rPr>
@@ -11185,7 +11246,7 @@
       </w:r>
       <w:r>
         <w:rPr>
-          <w:rStyle w:val="Aucun"/>
+          <w:rStyle w:val="Aucun A"/>
           <w:rtl w:val="0"/>
           <w:lang w:val="fr-FR"/>
         </w:rPr>
@@ -11210,7 +11271,7 @@
       </w:pPr>
       <w:r>
         <w:rPr>
-          <w:rStyle w:val="Aucun A"/>
+          <w:rStyle w:val="Aucun B"/>
           <w:rtl w:val="0"/>
           <w:lang w:val="fr-FR"/>
         </w:rPr>
@@ -11218,7 +11279,7 @@
       </w:r>
       <w:r>
         <w:rPr>
-          <w:rStyle w:val="Aucun A"/>
+          <w:rStyle w:val="Aucun B"/>
           <w:rtl w:val="0"/>
           <w:lang w:val="fr-FR"/>
         </w:rPr>
@@ -11226,7 +11287,7 @@
       </w:r>
       <w:r>
         <w:rPr>
-          <w:rStyle w:val="Aucun A"/>
+          <w:rStyle w:val="Aucun B"/>
           <w:rtl w:val="0"/>
           <w:lang w:val="fr-FR"/>
         </w:rPr>
@@ -11234,7 +11295,7 @@
       </w:r>
       <w:r>
         <w:rPr>
-          <w:rStyle w:val="Aucun A"/>
+          <w:rStyle w:val="Aucun B"/>
           <w:rtl w:val="0"/>
           <w:lang w:val="fr-FR"/>
         </w:rPr>
@@ -11242,7 +11303,7 @@
       </w:r>
       <w:r>
         <w:rPr>
-          <w:rStyle w:val="Aucun A"/>
+          <w:rStyle w:val="Aucun B"/>
           <w:rtl w:val="0"/>
           <w:lang w:val="fr-FR"/>
         </w:rPr>
@@ -11250,7 +11311,7 @@
       </w:r>
       <w:r>
         <w:rPr>
-          <w:rStyle w:val="Aucun A"/>
+          <w:rStyle w:val="Aucun B"/>
           <w:rtl w:val="0"/>
           <w:lang w:val="fr-FR"/>
         </w:rPr>
@@ -11258,7 +11319,7 @@
       </w:r>
       <w:r>
         <w:rPr>
-          <w:rStyle w:val="Aucun A"/>
+          <w:rStyle w:val="Aucun B"/>
           <w:rtl w:val="0"/>
           <w:lang w:val="fr-FR"/>
         </w:rPr>
@@ -11266,7 +11327,7 @@
       </w:r>
       <w:r>
         <w:rPr>
-          <w:rStyle w:val="Aucun A"/>
+          <w:rStyle w:val="Aucun B"/>
           <w:rtl w:val="0"/>
           <w:lang w:val="fr-FR"/>
         </w:rPr>
@@ -11274,7 +11335,7 @@
       </w:r>
       <w:r>
         <w:rPr>
-          <w:rStyle w:val="Aucun A"/>
+          <w:rStyle w:val="Aucun B"/>
           <w:rtl w:val="0"/>
           <w:lang w:val="fr-FR"/>
         </w:rPr>
@@ -11282,7 +11343,7 @@
       </w:r>
       <w:r>
         <w:rPr>
-          <w:rStyle w:val="Aucun A"/>
+          <w:rStyle w:val="Aucun B"/>
           <w:rtl w:val="0"/>
           <w:lang w:val="fr-FR"/>
         </w:rPr>
@@ -11290,7 +11351,7 @@
       </w:r>
       <w:r>
         <w:rPr>
-          <w:rStyle w:val="Aucun A"/>
+          <w:rStyle w:val="Aucun B"/>
           <w:rtl w:val="0"/>
           <w:lang w:val="fr-FR"/>
         </w:rPr>
@@ -11298,7 +11359,7 @@
       </w:r>
       <w:r>
         <w:rPr>
-          <w:rStyle w:val="Aucun A"/>
+          <w:rStyle w:val="Aucun B"/>
           <w:rtl w:val="0"/>
           <w:lang w:val="fr-FR"/>
         </w:rPr>
@@ -11306,7 +11367,7 @@
       </w:r>
       <w:r>
         <w:rPr>
-          <w:rStyle w:val="Aucun A"/>
+          <w:rStyle w:val="Aucun B"/>
           <w:rtl w:val="0"/>
           <w:lang w:val="fr-FR"/>
         </w:rPr>
@@ -11331,7 +11392,7 @@
       </w:pPr>
       <w:r>
         <w:rPr>
-          <w:rStyle w:val="Aucun A"/>
+          <w:rStyle w:val="Aucun B"/>
           <w:rtl w:val="0"/>
           <w:lang w:val="fr-FR"/>
         </w:rPr>
@@ -11339,7 +11400,7 @@
       </w:r>
       <w:r>
         <w:rPr>
-          <w:rStyle w:val="Aucun A"/>
+          <w:rStyle w:val="Aucun B"/>
           <w:rtl w:val="0"/>
           <w:lang w:val="fr-FR"/>
         </w:rPr>
@@ -11347,7 +11408,7 @@
       </w:r>
       <w:r>
         <w:rPr>
-          <w:rStyle w:val="Aucun A"/>
+          <w:rStyle w:val="Aucun B"/>
           <w:rtl w:val="0"/>
           <w:lang w:val="fr-FR"/>
         </w:rPr>
@@ -11355,7 +11416,7 @@
       </w:r>
       <w:r>
         <w:rPr>
-          <w:rStyle w:val="Aucun A"/>
+          <w:rStyle w:val="Aucun B"/>
           <w:rtl w:val="0"/>
           <w:lang w:val="fr-FR"/>
         </w:rPr>
@@ -11363,7 +11424,7 @@
       </w:r>
       <w:r>
         <w:rPr>
-          <w:rStyle w:val="Aucun A"/>
+          <w:rStyle w:val="Aucun B"/>
           <w:rtl w:val="0"/>
           <w:lang w:val="fr-FR"/>
         </w:rPr>
@@ -11371,7 +11432,7 @@
       </w:r>
       <w:r>
         <w:rPr>
-          <w:rStyle w:val="Aucun A"/>
+          <w:rStyle w:val="Aucun B"/>
           <w:rtl w:val="0"/>
           <w:lang w:val="fr-FR"/>
         </w:rPr>
@@ -11379,7 +11440,7 @@
       </w:r>
       <w:r>
         <w:rPr>
-          <w:rStyle w:val="Aucun A"/>
+          <w:rStyle w:val="Aucun B"/>
           <w:rtl w:val="0"/>
           <w:lang w:val="fr-FR"/>
         </w:rPr>
@@ -11387,7 +11448,7 @@
       </w:r>
       <w:r>
         <w:rPr>
-          <w:rStyle w:val="Aucun A"/>
+          <w:rStyle w:val="Aucun B"/>
           <w:rtl w:val="0"/>
           <w:lang w:val="fr-FR"/>
         </w:rPr>
@@ -11395,7 +11456,7 @@
       </w:r>
       <w:r>
         <w:rPr>
-          <w:rStyle w:val="Aucun A"/>
+          <w:rStyle w:val="Aucun B"/>
           <w:rtl w:val="0"/>
           <w:lang w:val="fr-FR"/>
         </w:rPr>
@@ -11403,7 +11464,7 @@
       </w:r>
       <w:r>
         <w:rPr>
-          <w:rStyle w:val="Aucun A"/>
+          <w:rStyle w:val="Aucun B"/>
           <w:rtl w:val="0"/>
           <w:lang w:val="fr-FR"/>
         </w:rPr>
@@ -11411,7 +11472,7 @@
       </w:r>
       <w:r>
         <w:rPr>
-          <w:rStyle w:val="Aucun A"/>
+          <w:rStyle w:val="Aucun B"/>
           <w:rtl w:val="0"/>
           <w:lang w:val="fr-FR"/>
         </w:rPr>
@@ -11419,7 +11480,7 @@
       </w:r>
       <w:r>
         <w:rPr>
-          <w:rStyle w:val="Aucun A"/>
+          <w:rStyle w:val="Aucun B"/>
           <w:rtl w:val="0"/>
           <w:lang w:val="fr-FR"/>
         </w:rPr>
@@ -11427,7 +11488,7 @@
       </w:r>
       <w:r>
         <w:rPr>
-          <w:rStyle w:val="Aucun A"/>
+          <w:rStyle w:val="Aucun B"/>
           <w:rtl w:val="0"/>
           <w:lang w:val="fr-FR"/>
         </w:rPr>
@@ -11452,7 +11513,7 @@
       </w:pPr>
       <w:r>
         <w:rPr>
-          <w:rStyle w:val="Aucun A"/>
+          <w:rStyle w:val="Aucun B"/>
           <w:rtl w:val="0"/>
           <w:lang w:val="fr-FR"/>
         </w:rPr>
@@ -11460,7 +11521,7 @@
       </w:r>
       <w:r>
         <w:rPr>
-          <w:rStyle w:val="Aucun A"/>
+          <w:rStyle w:val="Aucun B"/>
           <w:rtl w:val="0"/>
           <w:lang w:val="fr-FR"/>
         </w:rPr>
@@ -11468,7 +11529,7 @@
       </w:r>
       <w:r>
         <w:rPr>
-          <w:rStyle w:val="Aucun A"/>
+          <w:rStyle w:val="Aucun B"/>
           <w:rtl w:val="0"/>
           <w:lang w:val="fr-FR"/>
         </w:rPr>
@@ -11476,7 +11537,7 @@
       </w:r>
       <w:r>
         <w:rPr>
-          <w:rStyle w:val="Aucun A"/>
+          <w:rStyle w:val="Aucun B"/>
           <w:rtl w:val="0"/>
           <w:lang w:val="fr-FR"/>
         </w:rPr>
@@ -11484,7 +11545,7 @@
       </w:r>
       <w:r>
         <w:rPr>
-          <w:rStyle w:val="Aucun A"/>
+          <w:rStyle w:val="Aucun B"/>
           <w:rtl w:val="0"/>
           <w:lang w:val="fr-FR"/>
         </w:rPr>
@@ -11492,7 +11553,7 @@
       </w:r>
       <w:r>
         <w:rPr>
-          <w:rStyle w:val="Aucun A"/>
+          <w:rStyle w:val="Aucun B"/>
           <w:rtl w:val="0"/>
           <w:lang w:val="fr-FR"/>
         </w:rPr>
@@ -11500,7 +11561,7 @@
       </w:r>
       <w:r>
         <w:rPr>
-          <w:rStyle w:val="Aucun A"/>
+          <w:rStyle w:val="Aucun B"/>
           <w:rtl w:val="0"/>
           <w:lang w:val="fr-FR"/>
         </w:rPr>
@@ -11508,7 +11569,7 @@
       </w:r>
       <w:r>
         <w:rPr>
-          <w:rStyle w:val="Aucun A"/>
+          <w:rStyle w:val="Aucun B"/>
           <w:rtl w:val="0"/>
           <w:lang w:val="fr-FR"/>
         </w:rPr>
@@ -11516,7 +11577,7 @@
       </w:r>
       <w:r>
         <w:rPr>
-          <w:rStyle w:val="Aucun A"/>
+          <w:rStyle w:val="Aucun B"/>
           <w:rtl w:val="0"/>
           <w:lang w:val="fr-FR"/>
         </w:rPr>
@@ -11524,7 +11585,7 @@
       </w:r>
       <w:r>
         <w:rPr>
-          <w:rStyle w:val="Aucun A"/>
+          <w:rStyle w:val="Aucun B"/>
           <w:rtl w:val="0"/>
           <w:lang w:val="fr-FR"/>
         </w:rPr>
@@ -11532,7 +11593,7 @@
       </w:r>
       <w:r>
         <w:rPr>
-          <w:rStyle w:val="Aucun A"/>
+          <w:rStyle w:val="Aucun B"/>
           <w:rtl w:val="0"/>
           <w:lang w:val="fr-FR"/>
         </w:rPr>
@@ -11540,7 +11601,7 @@
       </w:r>
       <w:r>
         <w:rPr>
-          <w:rStyle w:val="Aucun A"/>
+          <w:rStyle w:val="Aucun B"/>
           <w:rtl w:val="0"/>
           <w:lang w:val="fr-FR"/>
         </w:rPr>
@@ -11548,7 +11609,7 @@
       </w:r>
       <w:r>
         <w:rPr>
-          <w:rStyle w:val="Aucun A"/>
+          <w:rStyle w:val="Aucun B"/>
           <w:rtl w:val="0"/>
           <w:lang w:val="fr-FR"/>
         </w:rPr>
@@ -11556,7 +11617,7 @@
       </w:r>
       <w:r>
         <w:rPr>
-          <w:rStyle w:val="Aucun A"/>
+          <w:rStyle w:val="Aucun B"/>
           <w:rtl w:val="0"/>
           <w:lang w:val="fr-FR"/>
         </w:rPr>
@@ -11564,7 +11625,7 @@
       </w:r>
       <w:r>
         <w:rPr>
-          <w:rStyle w:val="Aucun A"/>
+          <w:rStyle w:val="Aucun B"/>
           <w:rtl w:val="0"/>
           <w:lang w:val="fr-FR"/>
         </w:rPr>
@@ -11658,7 +11719,7 @@
         <w:pStyle w:val="Corps A"/>
         <w:spacing w:line="276" w:lineRule="auto"/>
         <w:rPr>
-          <w:rStyle w:val="Aucun A"/>
+          <w:rStyle w:val="Aucun B"/>
         </w:rPr>
       </w:pPr>
     </w:p>
@@ -11667,7 +11728,7 @@
         <w:pStyle w:val="Corps A"/>
         <w:spacing w:line="276" w:lineRule="auto"/>
         <w:rPr>
-          <w:rStyle w:val="Aucun A"/>
+          <w:rStyle w:val="Aucun B"/>
         </w:rPr>
       </w:pPr>
       <w:r>
@@ -11680,7 +11741,7 @@
       </w:r>
       <w:r>
         <w:rPr>
-          <w:rStyle w:val="Aucun"/>
+          <w:rStyle w:val="Aucun A"/>
           <w:rtl w:val="0"/>
           <w:lang w:val="fr-FR"/>
         </w:rPr>
@@ -11688,7 +11749,7 @@
       </w:r>
       <w:r>
         <w:rPr>
-          <w:rStyle w:val="Aucun"/>
+          <w:rStyle w:val="Aucun A"/>
           <w:rtl w:val="0"/>
           <w:lang w:val="fr-FR"/>
         </w:rPr>
@@ -11696,7 +11757,7 @@
       </w:r>
       <w:r>
         <w:rPr>
-          <w:rStyle w:val="Aucun"/>
+          <w:rStyle w:val="Aucun A"/>
           <w:rtl w:val="0"/>
           <w:lang w:val="fr-FR"/>
         </w:rPr>
@@ -11704,7 +11765,7 @@
       </w:r>
       <w:r>
         <w:rPr>
-          <w:rStyle w:val="Aucun"/>
+          <w:rStyle w:val="Aucun A"/>
           <w:rtl w:val="0"/>
           <w:lang w:val="fr-FR"/>
         </w:rPr>
@@ -11712,7 +11773,7 @@
       </w:r>
       <w:r>
         <w:rPr>
-          <w:rStyle w:val="Aucun"/>
+          <w:rStyle w:val="Aucun A"/>
           <w:rtl w:val="0"/>
           <w:lang w:val="fr-FR"/>
         </w:rPr>
@@ -11720,7 +11781,7 @@
       </w:r>
       <w:r>
         <w:rPr>
-          <w:rStyle w:val="Aucun"/>
+          <w:rStyle w:val="Aucun A"/>
           <w:rtl w:val="0"/>
           <w:lang w:val="fr-FR"/>
         </w:rPr>
@@ -11736,7 +11797,7 @@
       </w:r>
       <w:r>
         <w:rPr>
-          <w:rStyle w:val="Aucun"/>
+          <w:rStyle w:val="Aucun A"/>
           <w:rtl w:val="0"/>
           <w:lang w:val="fr-FR"/>
         </w:rPr>
@@ -11744,7 +11805,7 @@
       </w:r>
       <w:r>
         <w:rPr>
-          <w:rStyle w:val="Aucun"/>
+          <w:rStyle w:val="Aucun A"/>
           <w:rtl w:val="0"/>
           <w:lang w:val="fr-FR"/>
         </w:rPr>
@@ -11752,7 +11813,7 @@
       </w:r>
       <w:r>
         <w:rPr>
-          <w:rStyle w:val="Aucun"/>
+          <w:rStyle w:val="Aucun A"/>
           <w:rtl w:val="0"/>
           <w:lang w:val="fr-FR"/>
         </w:rPr>
@@ -11764,7 +11825,7 @@
         <w:pStyle w:val="Corps A"/>
         <w:spacing w:line="276" w:lineRule="auto"/>
         <w:rPr>
-          <w:rStyle w:val="Aucun A"/>
+          <w:rStyle w:val="Aucun B"/>
         </w:rPr>
       </w:pPr>
     </w:p>
@@ -11773,12 +11834,12 @@
         <w:pStyle w:val="Corps A"/>
         <w:spacing w:line="276" w:lineRule="auto"/>
         <w:rPr>
-          <w:rStyle w:val="Aucun A"/>
+          <w:rStyle w:val="Aucun B"/>
         </w:rPr>
       </w:pPr>
       <w:r>
         <w:rPr>
-          <w:rStyle w:val="Aucun"/>
+          <w:rStyle w:val="Aucun A"/>
           <w:rtl w:val="0"/>
           <w:lang w:val="fr-FR"/>
         </w:rPr>
@@ -11786,7 +11847,7 @@
       </w:r>
       <w:r>
         <w:rPr>
-          <w:rStyle w:val="Aucun"/>
+          <w:rStyle w:val="Aucun A"/>
           <w:rtl w:val="0"/>
           <w:lang w:val="fr-FR"/>
         </w:rPr>
@@ -11794,7 +11855,7 @@
       </w:r>
       <w:r>
         <w:rPr>
-          <w:rStyle w:val="Aucun"/>
+          <w:rStyle w:val="Aucun A"/>
           <w:rtl w:val="0"/>
           <w:lang w:val="fr-FR"/>
         </w:rPr>
@@ -11802,7 +11863,7 @@
       </w:r>
       <w:r>
         <w:rPr>
-          <w:rStyle w:val="Aucun"/>
+          <w:rStyle w:val="Aucun A"/>
           <w:rtl w:val="0"/>
           <w:lang w:val="fr-FR"/>
         </w:rPr>
@@ -11810,7 +11871,7 @@
       </w:r>
       <w:r>
         <w:rPr>
-          <w:rStyle w:val="Aucun"/>
+          <w:rStyle w:val="Aucun A"/>
           <w:rtl w:val="0"/>
           <w:lang w:val="fr-FR"/>
         </w:rPr>
@@ -11818,7 +11879,7 @@
       </w:r>
       <w:r>
         <w:rPr>
-          <w:rStyle w:val="Aucun"/>
+          <w:rStyle w:val="Aucun A"/>
           <w:rtl w:val="0"/>
           <w:lang w:val="fr-FR"/>
         </w:rPr>
@@ -11834,7 +11895,7 @@
       </w:r>
       <w:r>
         <w:rPr>
-          <w:rStyle w:val="Aucun"/>
+          <w:rStyle w:val="Aucun A"/>
           <w:rtl w:val="0"/>
           <w:lang w:val="fr-FR"/>
         </w:rPr>
@@ -11842,7 +11903,7 @@
       </w:r>
       <w:r>
         <w:rPr>
-          <w:rStyle w:val="Aucun"/>
+          <w:rStyle w:val="Aucun A"/>
           <w:rtl w:val="0"/>
           <w:lang w:val="fr-FR"/>
         </w:rPr>
@@ -11850,7 +11911,7 @@
       </w:r>
       <w:r>
         <w:rPr>
-          <w:rStyle w:val="Aucun"/>
+          <w:rStyle w:val="Aucun A"/>
           <w:rtl w:val="0"/>
           <w:lang w:val="fr-FR"/>
         </w:rPr>
@@ -11858,7 +11919,7 @@
       </w:r>
       <w:r>
         <w:rPr>
-          <w:rStyle w:val="Aucun"/>
+          <w:rStyle w:val="Aucun A"/>
           <w:rtl w:val="0"/>
           <w:lang w:val="fr-FR"/>
         </w:rPr>
@@ -11866,7 +11927,7 @@
       </w:r>
       <w:r>
         <w:rPr>
-          <w:rStyle w:val="Aucun"/>
+          <w:rStyle w:val="Aucun A"/>
           <w:rtl w:val="0"/>
           <w:lang w:val="fr-FR"/>
         </w:rPr>
@@ -11874,7 +11935,7 @@
       </w:r>
       <w:r>
         <w:rPr>
-          <w:rStyle w:val="Aucun"/>
+          <w:rStyle w:val="Aucun A"/>
           <w:rtl w:val="0"/>
           <w:lang w:val="fr-FR"/>
         </w:rPr>
@@ -11882,7 +11943,7 @@
       </w:r>
       <w:r>
         <w:rPr>
-          <w:rStyle w:val="Aucun"/>
+          <w:rStyle w:val="Aucun A"/>
           <w:rtl w:val="0"/>
           <w:lang w:val="fr-FR"/>
         </w:rPr>
@@ -11890,7 +11951,7 @@
       </w:r>
       <w:r>
         <w:rPr>
-          <w:rStyle w:val="Aucun"/>
+          <w:rStyle w:val="Aucun A"/>
           <w:rtl w:val="0"/>
           <w:lang w:val="fr-FR"/>
         </w:rPr>
@@ -11898,7 +11959,7 @@
       </w:r>
       <w:r>
         <w:rPr>
-          <w:rStyle w:val="Aucun"/>
+          <w:rStyle w:val="Aucun A"/>
           <w:rtl w:val="0"/>
           <w:lang w:val="fr-FR"/>
         </w:rPr>
@@ -11906,7 +11967,7 @@
       </w:r>
       <w:r>
         <w:rPr>
-          <w:rStyle w:val="Aucun"/>
+          <w:rStyle w:val="Aucun A"/>
           <w:rtl w:val="0"/>
           <w:lang w:val="fr-FR"/>
         </w:rPr>
@@ -11914,7 +11975,7 @@
       </w:r>
       <w:r>
         <w:rPr>
-          <w:rStyle w:val="Aucun"/>
+          <w:rStyle w:val="Aucun A"/>
           <w:rtl w:val="0"/>
           <w:lang w:val="fr-FR"/>
         </w:rPr>
@@ -11922,7 +11983,7 @@
       </w:r>
       <w:r>
         <w:rPr>
-          <w:rStyle w:val="Aucun"/>
+          <w:rStyle w:val="Aucun A"/>
           <w:rtl w:val="0"/>
           <w:lang w:val="fr-FR"/>
         </w:rPr>
@@ -11930,7 +11991,7 @@
       </w:r>
       <w:r>
         <w:rPr>
-          <w:rStyle w:val="Aucun"/>
+          <w:rStyle w:val="Aucun A"/>
           <w:rtl w:val="0"/>
           <w:lang w:val="fr-FR"/>
         </w:rPr>
@@ -11938,7 +11999,7 @@
       </w:r>
       <w:r>
         <w:rPr>
-          <w:rStyle w:val="Aucun"/>
+          <w:rStyle w:val="Aucun A"/>
           <w:rtl w:val="0"/>
           <w:lang w:val="fr-FR"/>
         </w:rPr>
@@ -11946,7 +12007,7 @@
       </w:r>
       <w:r>
         <w:rPr>
-          <w:rStyle w:val="Aucun"/>
+          <w:rStyle w:val="Aucun A"/>
           <w:rtl w:val="0"/>
           <w:lang w:val="fr-FR"/>
         </w:rPr>
@@ -11954,7 +12015,7 @@
       </w:r>
       <w:r>
         <w:rPr>
-          <w:rStyle w:val="Aucun"/>
+          <w:rStyle w:val="Aucun A"/>
           <w:rtl w:val="0"/>
           <w:lang w:val="fr-FR"/>
         </w:rPr>
@@ -11966,7 +12027,7 @@
         <w:pStyle w:val="Corps A"/>
         <w:spacing w:line="276" w:lineRule="auto"/>
         <w:rPr>
-          <w:rStyle w:val="Aucun A"/>
+          <w:rStyle w:val="Aucun B"/>
         </w:rPr>
       </w:pPr>
     </w:p>
@@ -11975,12 +12036,12 @@
         <w:pStyle w:val="Corps A"/>
         <w:spacing w:line="276" w:lineRule="auto"/>
         <w:rPr>
-          <w:rStyle w:val="Aucun A"/>
+          <w:rStyle w:val="Aucun B"/>
         </w:rPr>
       </w:pPr>
       <w:r>
         <w:rPr>
-          <w:rStyle w:val="Aucun"/>
+          <w:rStyle w:val="Aucun A"/>
           <w:rtl w:val="0"/>
           <w:lang w:val="fr-FR"/>
         </w:rPr>
@@ -11988,7 +12049,7 @@
       </w:r>
       <w:r>
         <w:rPr>
-          <w:rStyle w:val="Aucun"/>
+          <w:rStyle w:val="Aucun A"/>
           <w:rtl w:val="0"/>
           <w:lang w:val="fr-FR"/>
         </w:rPr>
@@ -11996,7 +12057,7 @@
       </w:r>
       <w:r>
         <w:rPr>
-          <w:rStyle w:val="Aucun"/>
+          <w:rStyle w:val="Aucun A"/>
           <w:rtl w:val="0"/>
           <w:lang w:val="fr-FR"/>
         </w:rPr>
@@ -12004,7 +12065,7 @@
       </w:r>
       <w:r>
         <w:rPr>
-          <w:rStyle w:val="Aucun"/>
+          <w:rStyle w:val="Aucun A"/>
           <w:rtl w:val="0"/>
           <w:lang w:val="fr-FR"/>
         </w:rPr>
@@ -12012,7 +12073,7 @@
       </w:r>
       <w:r>
         <w:rPr>
-          <w:rStyle w:val="Aucun"/>
+          <w:rStyle w:val="Aucun A"/>
           <w:rtl w:val="0"/>
           <w:lang w:val="fr-FR"/>
         </w:rPr>
@@ -12020,7 +12081,7 @@
       </w:r>
       <w:r>
         <w:rPr>
-          <w:rStyle w:val="Aucun"/>
+          <w:rStyle w:val="Aucun A"/>
           <w:rtl w:val="0"/>
           <w:lang w:val="fr-FR"/>
         </w:rPr>
@@ -12028,7 +12089,7 @@
       </w:r>
       <w:r>
         <w:rPr>
-          <w:rStyle w:val="Aucun"/>
+          <w:rStyle w:val="Aucun A"/>
           <w:rtl w:val="0"/>
           <w:lang w:val="fr-FR"/>
         </w:rPr>
@@ -12036,7 +12097,7 @@
       </w:r>
       <w:r>
         <w:rPr>
-          <w:rStyle w:val="Aucun"/>
+          <w:rStyle w:val="Aucun A"/>
           <w:rtl w:val="0"/>
           <w:lang w:val="fr-FR"/>
         </w:rPr>
@@ -12044,7 +12105,7 @@
       </w:r>
       <w:r>
         <w:rPr>
-          <w:rStyle w:val="Aucun"/>
+          <w:rStyle w:val="Aucun A"/>
           <w:rtl w:val="0"/>
           <w:lang w:val="fr-FR"/>
         </w:rPr>
@@ -12052,7 +12113,7 @@
       </w:r>
       <w:r>
         <w:rPr>
-          <w:rStyle w:val="Aucun"/>
+          <w:rStyle w:val="Aucun A"/>
           <w:rtl w:val="0"/>
           <w:lang w:val="fr-FR"/>
         </w:rPr>
@@ -12060,7 +12121,7 @@
       </w:r>
       <w:r>
         <w:rPr>
-          <w:rStyle w:val="Aucun"/>
+          <w:rStyle w:val="Aucun A"/>
           <w:rtl w:val="0"/>
           <w:lang w:val="fr-FR"/>
         </w:rPr>
@@ -12068,7 +12129,7 @@
       </w:r>
       <w:r>
         <w:rPr>
-          <w:rStyle w:val="Aucun"/>
+          <w:rStyle w:val="Aucun A"/>
           <w:rtl w:val="0"/>
           <w:lang w:val="fr-FR"/>
         </w:rPr>
@@ -12076,7 +12137,7 @@
       </w:r>
       <w:r>
         <w:rPr>
-          <w:rStyle w:val="Aucun"/>
+          <w:rStyle w:val="Aucun A"/>
           <w:rtl w:val="0"/>
           <w:lang w:val="fr-FR"/>
         </w:rPr>
@@ -12084,7 +12145,7 @@
       </w:r>
       <w:r>
         <w:rPr>
-          <w:rStyle w:val="Aucun"/>
+          <w:rStyle w:val="Aucun A"/>
           <w:rtl w:val="0"/>
           <w:lang w:val="fr-FR"/>
         </w:rPr>
@@ -12100,7 +12161,7 @@
       </w:r>
       <w:r>
         <w:rPr>
-          <w:rStyle w:val="Aucun"/>
+          <w:rStyle w:val="Aucun A"/>
           <w:rtl w:val="0"/>
           <w:lang w:val="fr-FR"/>
         </w:rPr>
@@ -12108,7 +12169,7 @@
       </w:r>
       <w:r>
         <w:rPr>
-          <w:rStyle w:val="Aucun"/>
+          <w:rStyle w:val="Aucun A"/>
           <w:rtl w:val="0"/>
           <w:lang w:val="fr-FR"/>
         </w:rPr>
@@ -12116,7 +12177,7 @@
       </w:r>
       <w:r>
         <w:rPr>
-          <w:rStyle w:val="Aucun"/>
+          <w:rStyle w:val="Aucun A"/>
           <w:rtl w:val="0"/>
           <w:lang w:val="fr-FR"/>
         </w:rPr>
@@ -12124,7 +12185,7 @@
       </w:r>
       <w:r>
         <w:rPr>
-          <w:rStyle w:val="Aucun"/>
+          <w:rStyle w:val="Aucun A"/>
           <w:rtl w:val="0"/>
           <w:lang w:val="fr-FR"/>
         </w:rPr>
@@ -12132,7 +12193,7 @@
       </w:r>
       <w:r>
         <w:rPr>
-          <w:rStyle w:val="Aucun"/>
+          <w:rStyle w:val="Aucun A"/>
           <w:rtl w:val="0"/>
           <w:lang w:val="fr-FR"/>
         </w:rPr>
@@ -12140,7 +12201,7 @@
       </w:r>
       <w:r>
         <w:rPr>
-          <w:rStyle w:val="Aucun"/>
+          <w:rStyle w:val="Aucun A"/>
           <w:rtl w:val="0"/>
           <w:lang w:val="fr-FR"/>
         </w:rPr>
@@ -12148,7 +12209,7 @@
       </w:r>
       <w:r>
         <w:rPr>
-          <w:rStyle w:val="Aucun"/>
+          <w:rStyle w:val="Aucun A"/>
           <w:rtl w:val="0"/>
           <w:lang w:val="fr-FR"/>
         </w:rPr>
@@ -12156,7 +12217,7 @@
       </w:r>
       <w:r>
         <w:rPr>
-          <w:rStyle w:val="Aucun"/>
+          <w:rStyle w:val="Aucun A"/>
           <w:rtl w:val="0"/>
           <w:lang w:val="fr-FR"/>
         </w:rPr>
@@ -12168,7 +12229,7 @@
         <w:pStyle w:val="Corps A"/>
         <w:spacing w:line="276" w:lineRule="auto"/>
         <w:rPr>
-          <w:rStyle w:val="Aucun A"/>
+          <w:rStyle w:val="Aucun B"/>
         </w:rPr>
       </w:pPr>
     </w:p>
@@ -12177,12 +12238,12 @@
         <w:pStyle w:val="Corps A"/>
         <w:spacing w:line="276" w:lineRule="auto"/>
         <w:rPr>
-          <w:rStyle w:val="Aucun A"/>
+          <w:rStyle w:val="Aucun B"/>
         </w:rPr>
       </w:pPr>
       <w:r>
         <w:rPr>
-          <w:rStyle w:val="Aucun"/>
+          <w:rStyle w:val="Aucun A"/>
           <w:rtl w:val="0"/>
           <w:lang w:val="fr-FR"/>
         </w:rPr>
@@ -12190,7 +12251,7 @@
       </w:r>
       <w:r>
         <w:rPr>
-          <w:rStyle w:val="Aucun"/>
+          <w:rStyle w:val="Aucun A"/>
           <w:rtl w:val="0"/>
           <w:lang w:val="fr-FR"/>
         </w:rPr>
@@ -12198,7 +12259,7 @@
       </w:r>
       <w:r>
         <w:rPr>
-          <w:rStyle w:val="Aucun"/>
+          <w:rStyle w:val="Aucun A"/>
           <w:rtl w:val="0"/>
           <w:lang w:val="fr-FR"/>
         </w:rPr>
@@ -12214,7 +12275,7 @@
       </w:r>
       <w:r>
         <w:rPr>
-          <w:rStyle w:val="Aucun"/>
+          <w:rStyle w:val="Aucun A"/>
           <w:rtl w:val="0"/>
           <w:lang w:val="fr-FR"/>
         </w:rPr>
@@ -12222,7 +12283,7 @@
       </w:r>
       <w:r>
         <w:rPr>
-          <w:rStyle w:val="Aucun"/>
+          <w:rStyle w:val="Aucun A"/>
           <w:rtl w:val="0"/>
           <w:lang w:val="fr-FR"/>
         </w:rPr>
@@ -12230,7 +12291,7 @@
       </w:r>
       <w:r>
         <w:rPr>
-          <w:rStyle w:val="Aucun"/>
+          <w:rStyle w:val="Aucun A"/>
           <w:rtl w:val="0"/>
           <w:lang w:val="fr-FR"/>
         </w:rPr>
@@ -12238,7 +12299,7 @@
       </w:r>
       <w:r>
         <w:rPr>
-          <w:rStyle w:val="Aucun"/>
+          <w:rStyle w:val="Aucun A"/>
           <w:rtl w:val="0"/>
           <w:lang w:val="fr-FR"/>
         </w:rPr>
@@ -12254,7 +12315,7 @@
       </w:r>
       <w:r>
         <w:rPr>
-          <w:rStyle w:val="Aucun"/>
+          <w:rStyle w:val="Aucun A"/>
           <w:rtl w:val="0"/>
           <w:lang w:val="fr-FR"/>
         </w:rPr>
@@ -12262,7 +12323,7 @@
       </w:r>
       <w:r>
         <w:rPr>
-          <w:rStyle w:val="Aucun"/>
+          <w:rStyle w:val="Aucun A"/>
           <w:rtl w:val="0"/>
           <w:lang w:val="fr-FR"/>
         </w:rPr>
@@ -12270,7 +12331,7 @@
       </w:r>
       <w:r>
         <w:rPr>
-          <w:rStyle w:val="Aucun"/>
+          <w:rStyle w:val="Aucun A"/>
           <w:rtl w:val="0"/>
           <w:lang w:val="fr-FR"/>
         </w:rPr>
@@ -12278,7 +12339,7 @@
       </w:r>
       <w:r>
         <w:rPr>
-          <w:rStyle w:val="Aucun"/>
+          <w:rStyle w:val="Aucun A"/>
           <w:rtl w:val="0"/>
           <w:lang w:val="fr-FR"/>
         </w:rPr>
@@ -12286,7 +12347,7 @@
       </w:r>
       <w:r>
         <w:rPr>
-          <w:rStyle w:val="Aucun"/>
+          <w:rStyle w:val="Aucun A"/>
           <w:rtl w:val="0"/>
           <w:lang w:val="fr-FR"/>
         </w:rPr>
@@ -12294,7 +12355,7 @@
       </w:r>
       <w:r>
         <w:rPr>
-          <w:rStyle w:val="Aucun"/>
+          <w:rStyle w:val="Aucun A"/>
           <w:rtl w:val="0"/>
           <w:lang w:val="fr-FR"/>
         </w:rPr>
@@ -12302,7 +12363,7 @@
       </w:r>
       <w:r>
         <w:rPr>
-          <w:rStyle w:val="Aucun"/>
+          <w:rStyle w:val="Aucun A"/>
           <w:rtl w:val="0"/>
           <w:lang w:val="fr-FR"/>
         </w:rPr>
@@ -12310,7 +12371,7 @@
       </w:r>
       <w:r>
         <w:rPr>
-          <w:rStyle w:val="Aucun"/>
+          <w:rStyle w:val="Aucun A"/>
           <w:rtl w:val="0"/>
           <w:lang w:val="fr-FR"/>
         </w:rPr>
@@ -12322,7 +12383,7 @@
         <w:pStyle w:val="Corps A"/>
         <w:spacing w:line="276" w:lineRule="auto"/>
         <w:rPr>
-          <w:rStyle w:val="Aucun A"/>
+          <w:rStyle w:val="Aucun B"/>
         </w:rPr>
       </w:pPr>
     </w:p>
@@ -12331,12 +12392,12 @@
         <w:pStyle w:val="Corps A"/>
         <w:spacing w:line="276" w:lineRule="auto"/>
         <w:rPr>
-          <w:rStyle w:val="Aucun A"/>
+          <w:rStyle w:val="Aucun B"/>
         </w:rPr>
       </w:pPr>
       <w:r>
         <w:rPr>
-          <w:rStyle w:val="Aucun A"/>
+          <w:rStyle w:val="Aucun B"/>
           <w:rtl w:val="0"/>
           <w:lang w:val="fr-FR"/>
         </w:rPr>
@@ -12344,7 +12405,7 @@
       </w:r>
       <w:r>
         <w:rPr>
-          <w:rStyle w:val="Aucun A"/>
+          <w:rStyle w:val="Aucun B"/>
           <w:rtl w:val="0"/>
           <w:lang w:val="fr-FR"/>
         </w:rPr>
@@ -12352,7 +12413,7 @@
       </w:r>
       <w:r>
         <w:rPr>
-          <w:rStyle w:val="Aucun A"/>
+          <w:rStyle w:val="Aucun B"/>
           <w:rtl w:val="0"/>
           <w:lang w:val="fr-FR"/>
         </w:rPr>
@@ -12364,7 +12425,7 @@
         <w:pStyle w:val="Corps A"/>
         <w:spacing w:line="276" w:lineRule="auto"/>
         <w:rPr>
-          <w:rStyle w:val="Aucun A"/>
+          <w:rStyle w:val="Aucun B"/>
         </w:rPr>
       </w:pPr>
     </w:p>
@@ -12372,7 +12433,7 @@
       <w:tblPr>
         <w:tblW w:w="9062" w:type="dxa"/>
         <w:jc w:val="left"/>
-        <w:tblInd w:w="216" w:type="dxa"/>
+        <w:tblInd w:w="324" w:type="dxa"/>
         <w:tblBorders>
           <w:top w:val="single" w:color="ffffff" w:sz="8" w:space="0" w:shadow="0" w:frame="0"/>
           <w:left w:val="single" w:color="ffffff" w:sz="8" w:space="0" w:shadow="0" w:frame="0"/>
@@ -12393,7 +12454,7 @@
           <w:shd w:val="clear" w:color="auto" w:fill="cad1d7"/>
         </w:tblPrEx>
         <w:trPr>
-          <w:trHeight w:val="977" w:hRule="atLeast"/>
+          <w:trHeight w:val="997" w:hRule="atLeast"/>
         </w:trPr>
         <w:tc>
           <w:tcPr>
@@ -12495,6 +12556,7 @@
                 <w:outline w:val="0"/>
                 <w:color w:val="000000"/>
                 <w:u w:color="ee0000"/>
+                <w:shd w:val="nil" w:color="auto" w:fill="auto"/>
                 <w:rtl w:val="0"/>
                 <w:lang w:val="en-US"/>
                 <w14:textFill>
@@ -12507,9 +12569,11 @@
             </w:r>
             <w:r>
               <w:rPr>
+                <w:rStyle w:val="Aucun"/>
                 <w:outline w:val="0"/>
                 <w:color w:val="ee0000"/>
                 <w:u w:color="ee0000"/>
+                <w:shd w:val="nil" w:color="auto" w:fill="auto"/>
                 <w:rtl w:val="0"/>
                 <w:lang w:val="en-US"/>
                 <w14:textFill>
@@ -12526,6 +12590,7 @@
                 <w:outline w:val="0"/>
                 <w:color w:val="000000"/>
                 <w:u w:color="ee0000"/>
+                <w:shd w:val="nil" w:color="auto" w:fill="auto"/>
                 <w:rtl w:val="0"/>
                 <w:lang w:val="en-US"/>
                 <w14:textFill>
@@ -12561,6 +12626,7 @@
               <w:rPr>
                 <w:rStyle w:val="Aucun"/>
                 <w:u w:color="ee0000"/>
+                <w:shd w:val="nil" w:color="auto" w:fill="auto"/>
                 <w:rtl w:val="0"/>
                 <w:lang w:val="fr-FR"/>
               </w:rPr>
@@ -12769,10 +12835,10 @@
         <w:pStyle w:val="Corps A"/>
         <w:widowControl w:val="0"/>
         <w:spacing w:line="240" w:lineRule="auto"/>
-        <w:ind w:left="108" w:hanging="108"/>
+        <w:ind w:left="216" w:hanging="216"/>
         <w:jc w:val="left"/>
         <w:rPr>
-          <w:rStyle w:val="Aucun A"/>
+          <w:rStyle w:val="Aucun B"/>
         </w:rPr>
       </w:pPr>
     </w:p>
@@ -12781,8 +12847,20 @@
         <w:pStyle w:val="Corps A"/>
         <w:widowControl w:val="0"/>
         <w:spacing w:line="240" w:lineRule="auto"/>
-        <w:rPr>
-          <w:rStyle w:val="Aucun A"/>
+        <w:ind w:left="108" w:hanging="108"/>
+        <w:jc w:val="left"/>
+        <w:rPr>
+          <w:rStyle w:val="Aucun B"/>
+        </w:rPr>
+      </w:pPr>
+    </w:p>
+    <w:p>
+      <w:pPr>
+        <w:pStyle w:val="Corps A"/>
+        <w:widowControl w:val="0"/>
+        <w:spacing w:line="240" w:lineRule="auto"/>
+        <w:rPr>
+          <w:rStyle w:val="Aucun B"/>
         </w:rPr>
       </w:pPr>
     </w:p>
@@ -12791,7 +12869,7 @@
         <w:pStyle w:val="Corps A"/>
         <w:spacing w:line="276" w:lineRule="auto"/>
         <w:rPr>
-          <w:rStyle w:val="Aucun A"/>
+          <w:rStyle w:val="Aucun B"/>
         </w:rPr>
       </w:pPr>
     </w:p>
@@ -12800,7 +12878,7 @@
         <w:pStyle w:val="Corps A"/>
         <w:spacing w:line="276" w:lineRule="auto"/>
         <w:rPr>
-          <w:rStyle w:val="Aucun A"/>
+          <w:rStyle w:val="Aucun B"/>
         </w:rPr>
       </w:pPr>
     </w:p>
@@ -12808,6 +12886,7 @@
       <w:pPr>
         <w:pStyle w:val="Corps A"/>
         <w:rPr>
+          <w:rStyle w:val="Aucun"/>
           <w:lang w:val="nl-NL"/>
         </w:rPr>
       </w:pPr>
@@ -12824,7 +12903,7 @@
       <w:tblPr>
         <w:tblW w:w="9060" w:type="dxa"/>
         <w:jc w:val="left"/>
-        <w:tblInd w:w="216" w:type="dxa"/>
+        <w:tblInd w:w="324" w:type="dxa"/>
         <w:tblBorders>
           <w:top w:val="single" w:color="ffffff" w:sz="8" w:space="0" w:shadow="0" w:frame="0"/>
           <w:left w:val="single" w:color="ffffff" w:sz="8" w:space="0" w:shadow="0" w:frame="0"/>
@@ -23303,9 +23382,23 @@
         <w:pStyle w:val="Corps A"/>
         <w:widowControl w:val="0"/>
         <w:spacing w:line="240" w:lineRule="auto"/>
+        <w:ind w:left="216" w:hanging="216"/>
+        <w:jc w:val="left"/>
+        <w:rPr>
+          <w:rStyle w:val="Aucun"/>
+          <w:lang w:val="nl-NL"/>
+        </w:rPr>
+      </w:pPr>
+    </w:p>
+    <w:p>
+      <w:pPr>
+        <w:pStyle w:val="Corps A"/>
+        <w:widowControl w:val="0"/>
+        <w:spacing w:line="240" w:lineRule="auto"/>
         <w:ind w:left="108" w:hanging="108"/>
         <w:jc w:val="left"/>
         <w:rPr>
+          <w:rStyle w:val="Aucun B"/>
           <w:lang w:val="nl-NL"/>
         </w:rPr>
       </w:pPr>
@@ -23347,13 +23440,11 @@
     <w:p>
       <w:pPr>
         <w:pStyle w:val="Par défaut"/>
-        <w:bidi w:val="0"/>
       </w:pPr>
     </w:p>
     <w:p>
       <w:pPr>
         <w:pStyle w:val="Par défaut"/>
-        <w:bidi w:val="0"/>
       </w:pPr>
       <w:r>
         <w:rPr>
@@ -23366,13 +23457,11 @@
     <w:p>
       <w:pPr>
         <w:pStyle w:val="Par défaut"/>
-        <w:bidi w:val="0"/>
       </w:pPr>
     </w:p>
     <w:p>
       <w:pPr>
         <w:pStyle w:val="Par défaut"/>
-        <w:bidi w:val="0"/>
       </w:pPr>
       <w:r>
         <w:rPr>
@@ -23385,7 +23474,6 @@
     <w:p>
       <w:pPr>
         <w:pStyle w:val="Par défaut"/>
-        <w:bidi w:val="0"/>
       </w:pPr>
       <w:r>
         <w:rPr>
@@ -23398,13 +23486,11 @@
     <w:p>
       <w:pPr>
         <w:pStyle w:val="Par défaut"/>
-        <w:bidi w:val="0"/>
       </w:pPr>
     </w:p>
     <w:p>
       <w:pPr>
         <w:pStyle w:val="Par défaut"/>
-        <w:bidi w:val="0"/>
       </w:pPr>
       <w:r>
         <w:rPr>
@@ -23417,7 +23503,6 @@
     <w:p>
       <w:pPr>
         <w:pStyle w:val="Par défaut"/>
-        <w:bidi w:val="0"/>
       </w:pPr>
       <w:r>
         <w:rPr>
@@ -23444,13 +23529,11 @@
     <w:p>
       <w:pPr>
         <w:pStyle w:val="Par défaut"/>
-        <w:bidi w:val="0"/>
       </w:pPr>
     </w:p>
     <w:p>
       <w:pPr>
         <w:pStyle w:val="Par défaut"/>
-        <w:bidi w:val="0"/>
       </w:pPr>
       <w:r>
         <w:rPr>
@@ -23463,7 +23546,6 @@
     <w:p>
       <w:pPr>
         <w:pStyle w:val="Par défaut"/>
-        <w:bidi w:val="0"/>
       </w:pPr>
       <w:r>
         <w:rPr>
@@ -23560,13 +23642,11 @@
     <w:p>
       <w:pPr>
         <w:pStyle w:val="Par défaut"/>
-        <w:bidi w:val="0"/>
       </w:pPr>
     </w:p>
     <w:p>
       <w:pPr>
         <w:pStyle w:val="Par défaut"/>
-        <w:bidi w:val="0"/>
       </w:pPr>
       <w:r>
         <w:rPr>
@@ -23579,7 +23659,6 @@
     <w:p>
       <w:pPr>
         <w:pStyle w:val="Par défaut"/>
-        <w:bidi w:val="0"/>
       </w:pPr>
       <w:r>
         <w:rPr>
@@ -23634,35 +23713,30 @@
     </w:pPr>
     <w:r>
       <w:rPr>
-        <w:rStyle w:val="Aucun"/>
-        <w:rtl w:val="0"/>
+        <w:rStyle w:val="Aucun B"/>
       </w:rPr>
       <w:fldChar w:fldCharType="begin" w:fldLock="0"/>
     </w:r>
     <w:r>
       <w:rPr>
-        <w:rStyle w:val="Aucun"/>
-        <w:rtl w:val="0"/>
+        <w:rStyle w:val="Aucun B"/>
       </w:rPr>
       <w:instrText xml:space="preserve"> PAGE </w:instrText>
     </w:r>
     <w:r>
       <w:rPr>
-        <w:rStyle w:val="Aucun"/>
-        <w:rtl w:val="0"/>
+        <w:rStyle w:val="Aucun B"/>
       </w:rPr>
       <w:fldChar w:fldCharType="separate" w:fldLock="0"/>
     </w:r>
     <w:r>
       <w:rPr>
-        <w:rStyle w:val="Aucun"/>
-        <w:rtl w:val="0"/>
+        <w:rStyle w:val="Aucun B"/>
       </w:rPr>
     </w:r>
     <w:r>
       <w:rPr>
-        <w:rStyle w:val="Aucun"/>
-        <w:rtl w:val="0"/>
+        <w:rStyle w:val="Aucun B"/>
       </w:rPr>
       <w:fldChar w:fldCharType="end" w:fldLock="0"/>
     </w:r>
@@ -23674,12 +23748,8 @@
 <w:hdr xmlns:r="http://schemas.openxmlformats.org/officeDocument/2006/relationships" xmlns:wp="http://schemas.openxmlformats.org/drawingml/2006/wordprocessingDrawing" xmlns:w="http://schemas.openxmlformats.org/wordprocessingml/2006/main" xmlns:w10="urn:schemas-microsoft-com:office:word" xmlns:w14="http://schemas.microsoft.com/office/word/2010/wordml" xmlns:wps="http://schemas.microsoft.com/office/word/2010/wordprocessingShape" xmlns:wpg="http://schemas.microsoft.com/office/word/2010/wordprocessingGroup" xmlns:mc="http://schemas.openxmlformats.org/markup-compatibility/2006" xmlns:v="urn:schemas-microsoft-com:vml" xmlns:o="urn:schemas-microsoft-com:office:office" xmlns:m="http://schemas.openxmlformats.org/officeDocument/2006/math" mc:Ignorable="w14">
   <w:p>
     <w:pPr>
-      <w:pStyle w:val="header"/>
-      <w:tabs>
-        <w:tab w:val="right" w:pos="9046"/>
-        <w:tab w:val="clear" w:pos="9360"/>
-      </w:tabs>
-      <w:jc w:val="left"/>
+      <w:pStyle w:val="En-tête, pied de page"/>
+      <w:bidi w:val="0"/>
     </w:pPr>
     <w:r/>
   </w:p>
@@ -25842,9 +25912,9 @@
     <w:next w:val="No List"/>
     <w:pPr/>
   </w:style>
-  <w:style w:type="paragraph" w:styleId="header">
-    <w:name w:val="header"/>
-    <w:next w:val="header"/>
+  <w:style w:type="paragraph" w:styleId="En-tête, pied de page">
+    <w:name w:val="En-tête"/>
+    <w:next w:val="En-tête, pied de page"/>
     <w:pPr>
       <w:keepNext w:val="0"/>
       <w:keepLines w:val="0"/>
@@ -25852,18 +25922,17 @@
       <w:widowControl w:val="1"/>
       <w:shd w:val="clear" w:color="auto" w:fill="auto"/>
       <w:tabs>
-        <w:tab w:val="center" w:pos="4680"/>
-        <w:tab w:val="right" w:pos="9360"/>
+        <w:tab w:val="right" w:pos="9020"/>
       </w:tabs>
       <w:suppressAutoHyphens w:val="0"/>
       <w:bidi w:val="0"/>
       <w:spacing w:before="0" w:after="0" w:line="240" w:lineRule="auto"/>
       <w:ind w:left="0" w:right="0" w:firstLine="0"/>
-      <w:jc w:val="both"/>
+      <w:jc w:val="left"/>
       <w:outlineLvl w:val="9"/>
     </w:pPr>
     <w:rPr>
-      <w:rFonts w:ascii="Times New Roman" w:cs="Arial Unicode MS" w:hAnsi="Times New Roman" w:eastAsia="Arial Unicode MS"/>
+      <w:rFonts w:ascii="Helvetica Neue" w:cs="Arial Unicode MS" w:hAnsi="Helvetica Neue" w:eastAsia="Arial Unicode MS"/>
       <w:b w:val="0"/>
       <w:bCs w:val="0"/>
       <w:i w:val="0"/>
@@ -25875,14 +25944,16 @@
       <w:outline w:val="0"/>
       <w:color w:val="000000"/>
       <w:spacing w:val="0"/>
-      <w:kern w:val="2"/>
+      <w:kern w:val="0"/>
       <w:position w:val="0"/>
       <w:sz w:val="24"/>
       <w:szCs w:val="24"/>
-      <w:u w:val="none" w:color="000000"/>
+      <w:u w:val="none"/>
       <w:shd w:val="nil" w:color="auto" w:fill="auto"/>
       <w:vertAlign w:val="baseline"/>
-      <w:lang w:val="fr-FR"/>
+      <w14:textOutline>
+        <w14:noFill/>
+      </w14:textOutline>
       <w14:textFill>
         <w14:solidFill>
           <w14:srgbClr w14:val="000000"/>
@@ -25941,6 +26012,10 @@
   <w:style w:type="character" w:styleId="Aucun">
     <w:name w:val="Aucun"/>
   </w:style>
+  <w:style w:type="character" w:styleId="Aucun B">
+    <w:name w:val="Aucun B"/>
+    <w:basedOn w:val="Aucun"/>
+  </w:style>
   <w:style w:type="paragraph" w:styleId="Corps A">
     <w:name w:val="Corps A"/>
     <w:next w:val="Corps A"/>
@@ -25994,6 +26069,53 @@
     <w:basedOn w:val="Aucun"/>
     <w:rPr>
       <w:lang w:val="fr-FR"/>
+    </w:rPr>
+  </w:style>
+  <w:style w:type="paragraph" w:styleId="Corps">
+    <w:name w:val="Corps"/>
+    <w:next w:val="Corps"/>
+    <w:pPr>
+      <w:keepNext w:val="0"/>
+      <w:keepLines w:val="0"/>
+      <w:pageBreakBefore w:val="0"/>
+      <w:widowControl w:val="1"/>
+      <w:shd w:val="clear" w:color="auto" w:fill="auto"/>
+      <w:suppressAutoHyphens w:val="0"/>
+      <w:bidi w:val="0"/>
+      <w:spacing w:before="0" w:after="0" w:line="240" w:lineRule="auto"/>
+      <w:ind w:left="0" w:right="0" w:firstLine="0"/>
+      <w:jc w:val="left"/>
+      <w:outlineLvl w:val="9"/>
+    </w:pPr>
+    <w:rPr>
+      <w:rFonts w:ascii="Times New Roman" w:cs="Arial Unicode MS" w:hAnsi="Times New Roman" w:eastAsia="Arial Unicode MS"/>
+      <w:b w:val="0"/>
+      <w:bCs w:val="0"/>
+      <w:i w:val="0"/>
+      <w:iCs w:val="0"/>
+      <w:caps w:val="0"/>
+      <w:smallCaps w:val="0"/>
+      <w:strike w:val="0"/>
+      <w:dstrike w:val="0"/>
+      <w:outline w:val="0"/>
+      <w:color w:val="000000"/>
+      <w:spacing w:val="0"/>
+      <w:kern w:val="0"/>
+      <w:position w:val="0"/>
+      <w:sz w:val="24"/>
+      <w:szCs w:val="24"/>
+      <w:u w:val="none" w:color="000000"/>
+      <w:shd w:val="nil" w:color="auto" w:fill="auto"/>
+      <w:vertAlign w:val="baseline"/>
+      <w:lang w:val="en-US"/>
+      <w14:textOutline>
+        <w14:noFill/>
+      </w14:textOutline>
+      <w14:textFill>
+        <w14:solidFill>
+          <w14:srgbClr w14:val="000000"/>
+        </w14:solidFill>
+      </w14:textFill>
     </w:rPr>
   </w:style>
   <w:style w:type="paragraph" w:styleId="List Paragraph">
@@ -26089,11 +26211,12 @@
       <w:position w:val="0"/>
       <w:sz w:val="24"/>
       <w:szCs w:val="24"/>
-      <w:u w:val="none"/>
+      <w:u w:val="none" w:color="000000"/>
       <w:shd w:val="nil" w:color="auto" w:fill="auto"/>
       <w:vertAlign w:val="baseline"/>
-      <w14:textOutline>
+      <w14:textOutline w14:w="12700" w14:cap="flat">
         <w14:noFill/>
+        <w14:miter w14:lim="400000"/>
       </w14:textOutline>
       <w14:textFill>
         <w14:solidFill>
@@ -26298,9 +26421,12 @@
         <a:solidFill>
           <a:srgbClr val="FFFFFF"/>
         </a:solidFill>
-        <a:ln w="12700" cap="flat">
-          <a:noFill/>
-          <a:miter lim="400000"/>
+        <a:ln w="25400" cap="flat">
+          <a:solidFill>
+            <a:schemeClr val="accent1"/>
+          </a:solidFill>
+          <a:prstDash val="solid"/>
+          <a:round/>
         </a:ln>
         <a:effectLst/>
         <a:sp3d/>
@@ -26584,9 +26710,12 @@
     <a:lnDef>
       <a:spPr>
         <a:noFill/>
-        <a:ln w="12700" cap="flat">
-          <a:noFill/>
-          <a:miter lim="400000"/>
+        <a:ln w="25400" cap="flat">
+          <a:solidFill>
+            <a:schemeClr val="accent1"/>
+          </a:solidFill>
+          <a:prstDash val="solid"/>
+          <a:round/>
         </a:ln>
         <a:effectLst/>
         <a:sp3d/>
